--- a/public/templates/anjab.docx
+++ b/public/templates/anjab.docx
@@ -1,6 +1,6 @@
 
 <file path=word/document.xml><?xml version="1.0" encoding="utf-8"?>
-<w:document xmlns:wpc="http://schemas.microsoft.com/office/word/2010/wordprocessingCanvas" xmlns:cx="http://schemas.microsoft.com/office/drawing/2014/chartex" xmlns:cx1="http://schemas.microsoft.com/office/drawing/2015/9/8/chartex" xmlns:cx2="http://schemas.microsoft.com/office/drawing/2015/10/21/chartex" xmlns:cx3="http://schemas.microsoft.com/office/drawing/2016/5/9/chartex" xmlns:cx4="http://schemas.microsoft.com/office/drawing/2016/5/10/chartex" xmlns:cx5="http://schemas.microsoft.com/office/drawing/2016/5/11/chartex" xmlns:cx6="http://schemas.microsoft.com/office/drawing/2016/5/12/chartex" xmlns:cx7="http://schemas.microsoft.com/office/drawing/2016/5/13/chartex" xmlns:cx8="http://schemas.microsoft.com/office/drawing/2016/5/14/chartex" xmlns:mc="http://schemas.openxmlformats.org/markup-compatibility/2006" xmlns:aink="http://schemas.microsoft.com/office/drawing/2016/ink" xmlns:am3d="http://schemas.microsoft.com/office/drawing/2017/model3d" xmlns:o="urn:schemas-microsoft-com:office:office" xmlns:oel="http://schemas.microsoft.com/office/2019/extlst" xmlns:r="http://schemas.openxmlformats.org/officeDocument/2006/relationships" xmlns:m="http://schemas.openxmlformats.org/officeDocument/2006/math" xmlns:v="urn:schemas-microsoft-com:vml" xmlns:wp14="http://schemas.microsoft.com/office/word/2010/wordprocessingDrawing" xmlns:wp="http://schemas.openxmlformats.org/drawingml/2006/wordprocessingDrawing" xmlns:w10="urn:schemas-microsoft-com:office:word" xmlns:w="http://schemas.openxmlformats.org/wordprocessingml/2006/main" xmlns:w14="http://schemas.microsoft.com/office/word/2010/wordml" xmlns:w15="http://schemas.microsoft.com/office/word/2012/wordml" xmlns:w16cei="http://schemas.microsoft.com/office/word/2026/wordml/cei" xmlns:w16cex="http://schemas.microsoft.com/office/word/2018/wordml/cex" xmlns:w16cid="http://schemas.microsoft.com/office/word/2016/wordml/cid" xmlns:w16="http://schemas.microsoft.com/office/word/2018/wordml" xmlns:w16du="http://schemas.microsoft.com/office/word/2023/wordml/word16du" xmlns:w16sdtdh="http://schemas.microsoft.com/office/word/2020/wordml/sdtdatahash" xmlns:w16sdtfl="http://schemas.microsoft.com/office/word/2024/wordml/sdtformatlock" xmlns:w16se="http://schemas.microsoft.com/office/word/2015/wordml/symex" xmlns:wpg="http://schemas.microsoft.com/office/word/2010/wordprocessingGroup" xmlns:wpi="http://schemas.microsoft.com/office/word/2010/wordprocessingInk" xmlns:wne="http://schemas.microsoft.com/office/word/2006/wordml" xmlns:wps="http://schemas.microsoft.com/office/word/2010/wordprocessingShape" mc:Ignorable="w14 w15 w16se w16cid w16 w16cex w16sdtdh w16sdtfl w16du wp14">
+<w:document xmlns:wpc="http://schemas.microsoft.com/office/word/2010/wordprocessingCanvas" xmlns:cx="http://schemas.microsoft.com/office/drawing/2014/chartex" xmlns:cx1="http://schemas.microsoft.com/office/drawing/2015/9/8/chartex" xmlns:cx2="http://schemas.microsoft.com/office/drawing/2015/10/21/chartex" xmlns:cx3="http://schemas.microsoft.com/office/drawing/2016/5/9/chartex" xmlns:cx4="http://schemas.microsoft.com/office/drawing/2016/5/10/chartex" xmlns:cx5="http://schemas.microsoft.com/office/drawing/2016/5/11/chartex" xmlns:cx6="http://schemas.microsoft.com/office/drawing/2016/5/12/chartex" xmlns:cx7="http://schemas.microsoft.com/office/drawing/2016/5/13/chartex" xmlns:cx8="http://schemas.microsoft.com/office/drawing/2016/5/14/chartex" xmlns:mc="http://schemas.openxmlformats.org/markup-compatibility/2006" xmlns:aink="http://schemas.microsoft.com/office/drawing/2016/ink" xmlns:am3d="http://schemas.microsoft.com/office/drawing/2017/model3d" xmlns:o="urn:schemas-microsoft-com:office:office" xmlns:oel="http://schemas.microsoft.com/office/2019/extlst" xmlns:r="http://schemas.openxmlformats.org/officeDocument/2006/relationships" xmlns:m="http://schemas.openxmlformats.org/officeDocument/2006/math" xmlns:v="urn:schemas-microsoft-com:vml" xmlns:wp14="http://schemas.microsoft.com/office/word/2010/wordprocessingDrawing" xmlns:wp="http://schemas.openxmlformats.org/drawingml/2006/wordprocessingDrawing" xmlns:w10="urn:schemas-microsoft-com:office:word" xmlns:w="http://schemas.openxmlformats.org/wordprocessingml/2006/main" xmlns:w14="http://schemas.microsoft.com/office/word/2010/wordml" xmlns:w15="http://schemas.microsoft.com/office/word/2012/wordml" xmlns:w16cex="http://schemas.microsoft.com/office/word/2018/wordml/cex" xmlns:w16cid="http://schemas.microsoft.com/office/word/2016/wordml/cid" xmlns:w16="http://schemas.microsoft.com/office/word/2018/wordml" xmlns:w16du="http://schemas.microsoft.com/office/word/2023/wordml/word16du" xmlns:w16sdtdh="http://schemas.microsoft.com/office/word/2020/wordml/sdtdatahash" xmlns:w16sdtfl="http://schemas.microsoft.com/office/word/2024/wordml/sdtformatlock" xmlns:w16se="http://schemas.microsoft.com/office/word/2015/wordml/symex" xmlns:wpg="http://schemas.microsoft.com/office/word/2010/wordprocessingGroup" xmlns:wpi="http://schemas.microsoft.com/office/word/2010/wordprocessingInk" xmlns:wne="http://schemas.microsoft.com/office/word/2006/wordml" xmlns:wps="http://schemas.microsoft.com/office/word/2010/wordprocessingShape" mc:Ignorable="w14 w15 w16se w16cid w16 w16cex w16sdtdh w16sdtfl w16du wp14">
   <w:body>
     <w:p>
       <w:pPr>
@@ -181,7 +181,29 @@
                 <w:sz w:val="22"/>
                 <w:szCs w:val="22"/>
               </w:rPr>
-              <w:t>{nama_jabatan}</w:t>
+              <w:t>{</w:t>
+            </w:r>
+            <w:proofErr w:type="spellStart"/>
+            <w:r>
+              <w:rPr>
+                <w:rFonts w:ascii="Tahoma" w:hAnsi="Tahoma" w:cs="Tahoma"/>
+                <w:b w:val="0"/>
+                <w:bCs/>
+                <w:sz w:val="22"/>
+                <w:szCs w:val="22"/>
+              </w:rPr>
+              <w:t>nama_jabatan</w:t>
+            </w:r>
+            <w:proofErr w:type="spellEnd"/>
+            <w:r>
+              <w:rPr>
+                <w:rFonts w:ascii="Tahoma" w:hAnsi="Tahoma" w:cs="Tahoma"/>
+                <w:b w:val="0"/>
+                <w:bCs/>
+                <w:sz w:val="22"/>
+                <w:szCs w:val="22"/>
+              </w:rPr>
+              <w:t>}</w:t>
             </w:r>
           </w:p>
         </w:tc>
@@ -268,7 +290,29 @@
                 <w:sz w:val="22"/>
                 <w:szCs w:val="22"/>
               </w:rPr>
-              <w:t>{kode_jabatan}</w:t>
+              <w:t>{</w:t>
+            </w:r>
+            <w:proofErr w:type="spellStart"/>
+            <w:r>
+              <w:rPr>
+                <w:rFonts w:ascii="Tahoma" w:hAnsi="Tahoma" w:cs="Tahoma"/>
+                <w:b w:val="0"/>
+                <w:bCs/>
+                <w:sz w:val="22"/>
+                <w:szCs w:val="22"/>
+              </w:rPr>
+              <w:t>kode_jabatan</w:t>
+            </w:r>
+            <w:proofErr w:type="spellEnd"/>
+            <w:r>
+              <w:rPr>
+                <w:rFonts w:ascii="Tahoma" w:hAnsi="Tahoma" w:cs="Tahoma"/>
+                <w:b w:val="0"/>
+                <w:bCs/>
+                <w:sz w:val="22"/>
+                <w:szCs w:val="22"/>
+              </w:rPr>
+              <w:t>}</w:t>
             </w:r>
           </w:p>
         </w:tc>
@@ -494,7 +538,35 @@
                 <w:szCs w:val="22"/>
                 <w:lang w:eastAsia="id-ID"/>
               </w:rPr>
-              <w:t>{jpt_utama}</w:t>
+              <w:t>{</w:t>
+            </w:r>
+            <w:proofErr w:type="spellStart"/>
+            <w:r>
+              <w:rPr>
+                <w:rFonts w:ascii="Tahoma" w:eastAsia="Times New Roman" w:hAnsi="Tahoma" w:cs="Tahoma"/>
+                <w:b w:val="0"/>
+                <w:bCs/>
+                <w:iCs/>
+                <w:color w:val="auto"/>
+                <w:sz w:val="22"/>
+                <w:szCs w:val="22"/>
+                <w:lang w:eastAsia="id-ID"/>
+              </w:rPr>
+              <w:t>jpt_utama</w:t>
+            </w:r>
+            <w:proofErr w:type="spellEnd"/>
+            <w:r>
+              <w:rPr>
+                <w:rFonts w:ascii="Tahoma" w:eastAsia="Times New Roman" w:hAnsi="Tahoma" w:cs="Tahoma"/>
+                <w:b w:val="0"/>
+                <w:bCs/>
+                <w:iCs/>
+                <w:color w:val="auto"/>
+                <w:sz w:val="22"/>
+                <w:szCs w:val="22"/>
+                <w:lang w:eastAsia="id-ID"/>
+              </w:rPr>
+              <w:t>}</w:t>
             </w:r>
           </w:p>
         </w:tc>
@@ -636,7 +708,35 @@
                 <w:szCs w:val="22"/>
                 <w:lang w:eastAsia="id-ID"/>
               </w:rPr>
-              <w:t>{jpt_madya}</w:t>
+              <w:t>{</w:t>
+            </w:r>
+            <w:proofErr w:type="spellStart"/>
+            <w:r>
+              <w:rPr>
+                <w:rFonts w:ascii="Tahoma" w:eastAsia="Times New Roman" w:hAnsi="Tahoma" w:cs="Tahoma"/>
+                <w:b w:val="0"/>
+                <w:bCs/>
+                <w:iCs/>
+                <w:color w:val="auto"/>
+                <w:sz w:val="22"/>
+                <w:szCs w:val="22"/>
+                <w:lang w:eastAsia="id-ID"/>
+              </w:rPr>
+              <w:t>jpt_madya</w:t>
+            </w:r>
+            <w:proofErr w:type="spellEnd"/>
+            <w:r>
+              <w:rPr>
+                <w:rFonts w:ascii="Tahoma" w:eastAsia="Times New Roman" w:hAnsi="Tahoma" w:cs="Tahoma"/>
+                <w:b w:val="0"/>
+                <w:bCs/>
+                <w:iCs/>
+                <w:color w:val="auto"/>
+                <w:sz w:val="22"/>
+                <w:szCs w:val="22"/>
+                <w:lang w:eastAsia="id-ID"/>
+              </w:rPr>
+              <w:t>}</w:t>
             </w:r>
           </w:p>
         </w:tc>
@@ -788,7 +888,35 @@
                 <w:szCs w:val="22"/>
                 <w:lang w:eastAsia="id-ID"/>
               </w:rPr>
-              <w:t>{jpt_pratama}</w:t>
+              <w:t>{</w:t>
+            </w:r>
+            <w:proofErr w:type="spellStart"/>
+            <w:r>
+              <w:rPr>
+                <w:rFonts w:ascii="Tahoma" w:eastAsia="Times New Roman" w:hAnsi="Tahoma" w:cs="Tahoma"/>
+                <w:b w:val="0"/>
+                <w:bCs/>
+                <w:iCs/>
+                <w:color w:val="auto"/>
+                <w:sz w:val="22"/>
+                <w:szCs w:val="22"/>
+                <w:lang w:eastAsia="id-ID"/>
+              </w:rPr>
+              <w:t>jpt_pratama</w:t>
+            </w:r>
+            <w:proofErr w:type="spellEnd"/>
+            <w:r>
+              <w:rPr>
+                <w:rFonts w:ascii="Tahoma" w:eastAsia="Times New Roman" w:hAnsi="Tahoma" w:cs="Tahoma"/>
+                <w:b w:val="0"/>
+                <w:bCs/>
+                <w:iCs/>
+                <w:color w:val="auto"/>
+                <w:sz w:val="22"/>
+                <w:szCs w:val="22"/>
+                <w:lang w:eastAsia="id-ID"/>
+              </w:rPr>
+              <w:t>}</w:t>
             </w:r>
           </w:p>
         </w:tc>
@@ -1018,6 +1146,7 @@
               </w:rPr>
               <w:tab/>
             </w:r>
+            <w:proofErr w:type="spellStart"/>
             <w:r>
               <w:rPr>
                 <w:rFonts w:ascii="Tahoma" w:hAnsi="Tahoma" w:cs="Tahoma"/>
@@ -1027,6 +1156,7 @@
               </w:rPr>
               <w:t>Pengawas</w:t>
             </w:r>
+            <w:proofErr w:type="spellEnd"/>
           </w:p>
         </w:tc>
         <w:tc>
@@ -1088,7 +1218,35 @@
                 <w:szCs w:val="22"/>
                 <w:lang w:eastAsia="id-ID"/>
               </w:rPr>
-              <w:t>{pengawas}</w:t>
+              <w:t>{</w:t>
+            </w:r>
+            <w:proofErr w:type="spellStart"/>
+            <w:r>
+              <w:rPr>
+                <w:rFonts w:ascii="Tahoma" w:eastAsia="Times New Roman" w:hAnsi="Tahoma" w:cs="Tahoma"/>
+                <w:b w:val="0"/>
+                <w:bCs/>
+                <w:iCs/>
+                <w:color w:val="auto"/>
+                <w:sz w:val="22"/>
+                <w:szCs w:val="22"/>
+                <w:lang w:eastAsia="id-ID"/>
+              </w:rPr>
+              <w:t>pengawas</w:t>
+            </w:r>
+            <w:proofErr w:type="spellEnd"/>
+            <w:r>
+              <w:rPr>
+                <w:rFonts w:ascii="Tahoma" w:eastAsia="Times New Roman" w:hAnsi="Tahoma" w:cs="Tahoma"/>
+                <w:b w:val="0"/>
+                <w:bCs/>
+                <w:iCs/>
+                <w:color w:val="auto"/>
+                <w:sz w:val="22"/>
+                <w:szCs w:val="22"/>
+                <w:lang w:eastAsia="id-ID"/>
+              </w:rPr>
+              <w:t>}</w:t>
             </w:r>
           </w:p>
         </w:tc>
@@ -1168,6 +1326,7 @@
               </w:rPr>
               <w:tab/>
             </w:r>
+            <w:proofErr w:type="spellStart"/>
             <w:r>
               <w:rPr>
                 <w:rFonts w:ascii="Tahoma" w:hAnsi="Tahoma" w:cs="Tahoma"/>
@@ -1177,6 +1336,7 @@
               </w:rPr>
               <w:t>Pelaksana</w:t>
             </w:r>
+            <w:proofErr w:type="spellEnd"/>
           </w:p>
         </w:tc>
         <w:tc>
@@ -1238,7 +1398,35 @@
                 <w:szCs w:val="22"/>
                 <w:lang w:eastAsia="id-ID"/>
               </w:rPr>
-              <w:t>{pelaksana}</w:t>
+              <w:t>{</w:t>
+            </w:r>
+            <w:proofErr w:type="spellStart"/>
+            <w:r>
+              <w:rPr>
+                <w:rFonts w:ascii="Tahoma" w:eastAsia="Times New Roman" w:hAnsi="Tahoma" w:cs="Tahoma"/>
+                <w:b w:val="0"/>
+                <w:bCs/>
+                <w:iCs/>
+                <w:color w:val="auto"/>
+                <w:sz w:val="22"/>
+                <w:szCs w:val="22"/>
+                <w:lang w:eastAsia="id-ID"/>
+              </w:rPr>
+              <w:t>pelaksana</w:t>
+            </w:r>
+            <w:proofErr w:type="spellEnd"/>
+            <w:r>
+              <w:rPr>
+                <w:rFonts w:ascii="Tahoma" w:eastAsia="Times New Roman" w:hAnsi="Tahoma" w:cs="Tahoma"/>
+                <w:b w:val="0"/>
+                <w:bCs/>
+                <w:iCs/>
+                <w:color w:val="auto"/>
+                <w:sz w:val="22"/>
+                <w:szCs w:val="22"/>
+                <w:lang w:eastAsia="id-ID"/>
+              </w:rPr>
+              <w:t>}</w:t>
             </w:r>
           </w:p>
         </w:tc>
@@ -1309,6 +1497,7 @@
               </w:rPr>
               <w:tab/>
             </w:r>
+            <w:proofErr w:type="spellStart"/>
             <w:r>
               <w:rPr>
                 <w:rFonts w:ascii="Tahoma" w:hAnsi="Tahoma" w:cs="Tahoma"/>
@@ -1318,6 +1507,7 @@
               </w:rPr>
               <w:t>Pelaksana</w:t>
             </w:r>
+            <w:proofErr w:type="spellEnd"/>
           </w:p>
         </w:tc>
         <w:tc>
@@ -1379,7 +1569,35 @@
                 <w:szCs w:val="22"/>
                 <w:lang w:eastAsia="id-ID"/>
               </w:rPr>
-              <w:t>{jabatan_fungsional}</w:t>
+              <w:t>{</w:t>
+            </w:r>
+            <w:proofErr w:type="spellStart"/>
+            <w:r>
+              <w:rPr>
+                <w:rFonts w:ascii="Tahoma" w:eastAsia="Times New Roman" w:hAnsi="Tahoma" w:cs="Tahoma"/>
+                <w:b w:val="0"/>
+                <w:bCs/>
+                <w:iCs/>
+                <w:color w:val="auto"/>
+                <w:sz w:val="22"/>
+                <w:szCs w:val="22"/>
+                <w:lang w:eastAsia="id-ID"/>
+              </w:rPr>
+              <w:t>jabatan_fungsional</w:t>
+            </w:r>
+            <w:proofErr w:type="spellEnd"/>
+            <w:r>
+              <w:rPr>
+                <w:rFonts w:ascii="Tahoma" w:eastAsia="Times New Roman" w:hAnsi="Tahoma" w:cs="Tahoma"/>
+                <w:b w:val="0"/>
+                <w:bCs/>
+                <w:iCs/>
+                <w:color w:val="auto"/>
+                <w:sz w:val="22"/>
+                <w:szCs w:val="22"/>
+                <w:lang w:eastAsia="id-ID"/>
+              </w:rPr>
+              <w:t>}</w:t>
             </w:r>
           </w:p>
         </w:tc>
@@ -1494,7 +1712,33 @@
           <w:szCs w:val="22"/>
           <w:lang w:val="en-US"/>
         </w:rPr>
-        <w:t>{ikhtisar_jabatan}</w:t>
+        <w:t>{</w:t>
+      </w:r>
+      <w:proofErr w:type="spellStart"/>
+      <w:r>
+        <w:rPr>
+          <w:rFonts w:ascii="Tahoma" w:hAnsi="Tahoma" w:cs="Tahoma"/>
+          <w:bCs/>
+          <w:iCs/>
+          <w:color w:val="auto"/>
+          <w:sz w:val="22"/>
+          <w:szCs w:val="22"/>
+          <w:lang w:val="en-US"/>
+        </w:rPr>
+        <w:t>ikhtisar_jabatan</w:t>
+      </w:r>
+      <w:proofErr w:type="spellEnd"/>
+      <w:r>
+        <w:rPr>
+          <w:rFonts w:ascii="Tahoma" w:hAnsi="Tahoma" w:cs="Tahoma"/>
+          <w:bCs/>
+          <w:iCs/>
+          <w:color w:val="auto"/>
+          <w:sz w:val="22"/>
+          <w:szCs w:val="22"/>
+          <w:lang w:val="en-US"/>
+        </w:rPr>
+        <w:t>}</w:t>
       </w:r>
     </w:p>
     <w:p>
@@ -1563,6 +1807,7 @@
         </w:rPr>
         <w:t xml:space="preserve">KUALIFIKASI </w:t>
       </w:r>
+      <w:proofErr w:type="gramStart"/>
       <w:r>
         <w:rPr>
           <w:rFonts w:ascii="Tahoma" w:hAnsi="Tahoma" w:cs="Tahoma"/>
@@ -1585,6 +1830,7 @@
         </w:rPr>
         <w:t xml:space="preserve"> :</w:t>
       </w:r>
+      <w:proofErr w:type="gramEnd"/>
     </w:p>
     <w:tbl>
       <w:tblPr>
@@ -1662,17 +1908,41 @@
                 <w:szCs w:val="22"/>
                 <w:lang w:eastAsia="id-ID"/>
               </w:rPr>
-              <w:t>{#kualifikasi}</w:t>
-            </w:r>
-            <w:r>
-              <w:rPr>
-                <w:rFonts w:ascii="Tahoma" w:hAnsi="Tahoma" w:cs="Tahoma"/>
-                <w:b w:val="0"/>
-                <w:bCs/>
-                <w:sz w:val="22"/>
-                <w:szCs w:val="22"/>
-              </w:rPr>
-              <w:t>Pendidikan Formal</w:t>
+              <w:t>{#</w:t>
+            </w:r>
+            <w:proofErr w:type="gramStart"/>
+            <w:r>
+              <w:rPr>
+                <w:rFonts w:ascii="Tahoma" w:eastAsia="Times New Roman" w:hAnsi="Tahoma" w:cs="Tahoma"/>
+                <w:b w:val="0"/>
+                <w:iCs/>
+                <w:color w:val="auto"/>
+                <w:sz w:val="22"/>
+                <w:szCs w:val="22"/>
+                <w:lang w:eastAsia="id-ID"/>
+              </w:rPr>
+              <w:t>kualifikasi}</w:t>
+            </w:r>
+            <w:r>
+              <w:rPr>
+                <w:rFonts w:ascii="Tahoma" w:hAnsi="Tahoma" w:cs="Tahoma"/>
+                <w:b w:val="0"/>
+                <w:bCs/>
+                <w:sz w:val="22"/>
+                <w:szCs w:val="22"/>
+              </w:rPr>
+              <w:t>Pendidikan</w:t>
+            </w:r>
+            <w:proofErr w:type="gramEnd"/>
+            <w:r>
+              <w:rPr>
+                <w:rFonts w:ascii="Tahoma" w:hAnsi="Tahoma" w:cs="Tahoma"/>
+                <w:b w:val="0"/>
+                <w:bCs/>
+                <w:sz w:val="22"/>
+                <w:szCs w:val="22"/>
+              </w:rPr>
+              <w:t xml:space="preserve"> Formal</w:t>
             </w:r>
           </w:p>
         </w:tc>
@@ -1753,7 +2023,31 @@
                 <w:szCs w:val="22"/>
                 <w:lang w:val="en-ID"/>
               </w:rPr>
-              <w:t>{teks}</w:t>
+              <w:t>{</w:t>
+            </w:r>
+            <w:proofErr w:type="spellStart"/>
+            <w:r>
+              <w:rPr>
+                <w:rFonts w:ascii="Tahoma" w:hAnsi="Tahoma" w:cs="Tahoma"/>
+                <w:b w:val="0"/>
+                <w:color w:val="auto"/>
+                <w:sz w:val="22"/>
+                <w:szCs w:val="22"/>
+                <w:lang w:val="en-ID"/>
+              </w:rPr>
+              <w:t>teks</w:t>
+            </w:r>
+            <w:proofErr w:type="spellEnd"/>
+            <w:r>
+              <w:rPr>
+                <w:rFonts w:ascii="Tahoma" w:hAnsi="Tahoma" w:cs="Tahoma"/>
+                <w:b w:val="0"/>
+                <w:color w:val="auto"/>
+                <w:sz w:val="22"/>
+                <w:szCs w:val="22"/>
+                <w:lang w:val="en-ID"/>
+              </w:rPr>
+              <w:t>}</w:t>
             </w:r>
           </w:p>
           <w:p>
@@ -1778,7 +2072,31 @@
                 <w:szCs w:val="22"/>
                 <w:lang w:val="en-ID"/>
               </w:rPr>
-              <w:t>{/pendidikan_single}</w:t>
+              <w:t>{/</w:t>
+            </w:r>
+            <w:proofErr w:type="spellStart"/>
+            <w:r>
+              <w:rPr>
+                <w:rFonts w:ascii="Tahoma" w:hAnsi="Tahoma" w:cs="Tahoma"/>
+                <w:b w:val="0"/>
+                <w:color w:val="auto"/>
+                <w:sz w:val="22"/>
+                <w:szCs w:val="22"/>
+                <w:lang w:val="en-ID"/>
+              </w:rPr>
+              <w:t>pendidikan_single</w:t>
+            </w:r>
+            <w:proofErr w:type="spellEnd"/>
+            <w:r>
+              <w:rPr>
+                <w:rFonts w:ascii="Tahoma" w:hAnsi="Tahoma" w:cs="Tahoma"/>
+                <w:b w:val="0"/>
+                <w:color w:val="auto"/>
+                <w:sz w:val="22"/>
+                <w:szCs w:val="22"/>
+                <w:lang w:val="en-ID"/>
+              </w:rPr>
+              <w:t>}</w:t>
             </w:r>
           </w:p>
           <w:p>
@@ -1829,7 +2147,31 @@
                 <w:szCs w:val="22"/>
                 <w:lang w:val="en-ID"/>
               </w:rPr>
-              <w:t>{teks_utama}</w:t>
+              <w:t>{</w:t>
+            </w:r>
+            <w:proofErr w:type="spellStart"/>
+            <w:r>
+              <w:rPr>
+                <w:rFonts w:ascii="Tahoma" w:hAnsi="Tahoma" w:cs="Tahoma"/>
+                <w:b w:val="0"/>
+                <w:color w:val="auto"/>
+                <w:sz w:val="22"/>
+                <w:szCs w:val="22"/>
+                <w:lang w:val="en-ID"/>
+              </w:rPr>
+              <w:t>teks_utama</w:t>
+            </w:r>
+            <w:proofErr w:type="spellEnd"/>
+            <w:r>
+              <w:rPr>
+                <w:rFonts w:ascii="Tahoma" w:hAnsi="Tahoma" w:cs="Tahoma"/>
+                <w:b w:val="0"/>
+                <w:color w:val="auto"/>
+                <w:sz w:val="22"/>
+                <w:szCs w:val="22"/>
+                <w:lang w:val="en-ID"/>
+              </w:rPr>
+              <w:t>}</w:t>
             </w:r>
           </w:p>
           <w:p>
@@ -1880,7 +2222,31 @@
                 <w:szCs w:val="22"/>
                 <w:lang w:val="en-ID"/>
               </w:rPr>
-              <w:t>{teks_sub}</w:t>
+              <w:t>{</w:t>
+            </w:r>
+            <w:proofErr w:type="spellStart"/>
+            <w:r>
+              <w:rPr>
+                <w:rFonts w:ascii="Tahoma" w:hAnsi="Tahoma" w:cs="Tahoma"/>
+                <w:b w:val="0"/>
+                <w:color w:val="auto"/>
+                <w:sz w:val="22"/>
+                <w:szCs w:val="22"/>
+                <w:lang w:val="en-ID"/>
+              </w:rPr>
+              <w:t>teks_sub</w:t>
+            </w:r>
+            <w:proofErr w:type="spellEnd"/>
+            <w:r>
+              <w:rPr>
+                <w:rFonts w:ascii="Tahoma" w:hAnsi="Tahoma" w:cs="Tahoma"/>
+                <w:b w:val="0"/>
+                <w:color w:val="auto"/>
+                <w:sz w:val="22"/>
+                <w:szCs w:val="22"/>
+                <w:lang w:val="en-ID"/>
+              </w:rPr>
+              <w:t>}</w:t>
             </w:r>
           </w:p>
           <w:p>
@@ -1930,7 +2296,31 @@
                 <w:szCs w:val="22"/>
                 <w:lang w:val="en-ID"/>
               </w:rPr>
-              <w:t>{/pendidikan}</w:t>
+              <w:t>{/</w:t>
+            </w:r>
+            <w:proofErr w:type="spellStart"/>
+            <w:r>
+              <w:rPr>
+                <w:rFonts w:ascii="Tahoma" w:hAnsi="Tahoma" w:cs="Tahoma"/>
+                <w:b w:val="0"/>
+                <w:color w:val="auto"/>
+                <w:sz w:val="22"/>
+                <w:szCs w:val="22"/>
+                <w:lang w:val="en-ID"/>
+              </w:rPr>
+              <w:t>pendidikan</w:t>
+            </w:r>
+            <w:proofErr w:type="spellEnd"/>
+            <w:r>
+              <w:rPr>
+                <w:rFonts w:ascii="Tahoma" w:hAnsi="Tahoma" w:cs="Tahoma"/>
+                <w:b w:val="0"/>
+                <w:color w:val="auto"/>
+                <w:sz w:val="22"/>
+                <w:szCs w:val="22"/>
+                <w:lang w:val="en-ID"/>
+              </w:rPr>
+              <w:t>}</w:t>
             </w:r>
           </w:p>
           <w:p>
@@ -1980,7 +2370,31 @@
                 <w:szCs w:val="22"/>
                 <w:lang w:val="en-ID"/>
               </w:rPr>
-              <w:t>{teks}</w:t>
+              <w:t>{</w:t>
+            </w:r>
+            <w:proofErr w:type="spellStart"/>
+            <w:r>
+              <w:rPr>
+                <w:rFonts w:ascii="Tahoma" w:hAnsi="Tahoma" w:cs="Tahoma"/>
+                <w:b w:val="0"/>
+                <w:color w:val="auto"/>
+                <w:sz w:val="22"/>
+                <w:szCs w:val="22"/>
+                <w:lang w:val="en-ID"/>
+              </w:rPr>
+              <w:t>teks</w:t>
+            </w:r>
+            <w:proofErr w:type="spellEnd"/>
+            <w:r>
+              <w:rPr>
+                <w:rFonts w:ascii="Tahoma" w:hAnsi="Tahoma" w:cs="Tahoma"/>
+                <w:b w:val="0"/>
+                <w:color w:val="auto"/>
+                <w:sz w:val="22"/>
+                <w:szCs w:val="22"/>
+                <w:lang w:val="en-ID"/>
+              </w:rPr>
+              <w:t>}</w:t>
             </w:r>
           </w:p>
           <w:p>
@@ -2005,7 +2419,31 @@
                 <w:szCs w:val="22"/>
                 <w:lang w:val="en-ID"/>
               </w:rPr>
-              <w:t>{/pendidikan_diutamakan}</w:t>
+              <w:t>{/</w:t>
+            </w:r>
+            <w:proofErr w:type="spellStart"/>
+            <w:r>
+              <w:rPr>
+                <w:rFonts w:ascii="Tahoma" w:hAnsi="Tahoma" w:cs="Tahoma"/>
+                <w:b w:val="0"/>
+                <w:color w:val="auto"/>
+                <w:sz w:val="22"/>
+                <w:szCs w:val="22"/>
+                <w:lang w:val="en-ID"/>
+              </w:rPr>
+              <w:t>pendidikan_diutamakan</w:t>
+            </w:r>
+            <w:proofErr w:type="spellEnd"/>
+            <w:r>
+              <w:rPr>
+                <w:rFonts w:ascii="Tahoma" w:hAnsi="Tahoma" w:cs="Tahoma"/>
+                <w:b w:val="0"/>
+                <w:color w:val="auto"/>
+                <w:sz w:val="22"/>
+                <w:szCs w:val="22"/>
+                <w:lang w:val="en-ID"/>
+              </w:rPr>
+              <w:t>}</w:t>
             </w:r>
           </w:p>
         </w:tc>
@@ -2065,8 +2503,20 @@
                 <w:sz w:val="22"/>
                 <w:szCs w:val="22"/>
               </w:rPr>
-              <w:t>Pendidikan dan Pelatihan</w:t>
-            </w:r>
+              <w:t xml:space="preserve">Pendidikan dan </w:t>
+            </w:r>
+            <w:proofErr w:type="spellStart"/>
+            <w:r>
+              <w:rPr>
+                <w:rFonts w:ascii="Tahoma" w:hAnsi="Tahoma" w:cs="Tahoma"/>
+                <w:b w:val="0"/>
+                <w:bCs/>
+                <w:sz w:val="22"/>
+                <w:szCs w:val="22"/>
+              </w:rPr>
+              <w:t>Pelatihan</w:t>
+            </w:r>
+            <w:proofErr w:type="spellEnd"/>
           </w:p>
         </w:tc>
         <w:tc>
@@ -2157,7 +2607,27 @@
                 <w:sz w:val="22"/>
                 <w:szCs w:val="22"/>
               </w:rPr>
-              <w:t>{label_diklat_penjenjangan}</w:t>
+              <w:t>{</w:t>
+            </w:r>
+            <w:proofErr w:type="spellStart"/>
+            <w:r>
+              <w:rPr>
+                <w:rFonts w:ascii="Tahoma" w:hAnsi="Tahoma" w:cs="Tahoma"/>
+                <w:b w:val="0"/>
+                <w:sz w:val="22"/>
+                <w:szCs w:val="22"/>
+              </w:rPr>
+              <w:t>label_diklat_penjenjangan</w:t>
+            </w:r>
+            <w:proofErr w:type="spellEnd"/>
+            <w:r>
+              <w:rPr>
+                <w:rFonts w:ascii="Tahoma" w:hAnsi="Tahoma" w:cs="Tahoma"/>
+                <w:b w:val="0"/>
+                <w:sz w:val="22"/>
+                <w:szCs w:val="22"/>
+              </w:rPr>
+              <w:t>}</w:t>
             </w:r>
           </w:p>
         </w:tc>
@@ -2261,7 +2731,31 @@
                 <w:szCs w:val="22"/>
                 <w:lang w:val="en-ID"/>
               </w:rPr>
-              <w:t>{teks}</w:t>
+              <w:t>{</w:t>
+            </w:r>
+            <w:proofErr w:type="spellStart"/>
+            <w:r>
+              <w:rPr>
+                <w:rFonts w:ascii="Tahoma" w:hAnsi="Tahoma" w:cs="Tahoma"/>
+                <w:b w:val="0"/>
+                <w:color w:val="auto"/>
+                <w:sz w:val="22"/>
+                <w:szCs w:val="22"/>
+                <w:lang w:val="en-ID"/>
+              </w:rPr>
+              <w:t>teks</w:t>
+            </w:r>
+            <w:proofErr w:type="spellEnd"/>
+            <w:r>
+              <w:rPr>
+                <w:rFonts w:ascii="Tahoma" w:hAnsi="Tahoma" w:cs="Tahoma"/>
+                <w:b w:val="0"/>
+                <w:color w:val="auto"/>
+                <w:sz w:val="22"/>
+                <w:szCs w:val="22"/>
+                <w:lang w:val="en-ID"/>
+              </w:rPr>
+              <w:t>}</w:t>
             </w:r>
           </w:p>
           <w:p>
@@ -2286,7 +2780,19 @@
                 <w:szCs w:val="22"/>
                 <w:lang w:val="en-ID"/>
               </w:rPr>
-              <w:t>{/diklat_</w:t>
+              <w:t>{/</w:t>
+            </w:r>
+            <w:proofErr w:type="spellStart"/>
+            <w:r>
+              <w:rPr>
+                <w:rFonts w:ascii="Tahoma" w:hAnsi="Tahoma" w:cs="Tahoma"/>
+                <w:b w:val="0"/>
+                <w:color w:val="auto"/>
+                <w:sz w:val="22"/>
+                <w:szCs w:val="22"/>
+                <w:lang w:val="en-ID"/>
+              </w:rPr>
+              <w:t>diklat_</w:t>
             </w:r>
             <w:r>
               <w:rPr>
@@ -2308,7 +2814,19 @@
                 <w:szCs w:val="22"/>
                 <w:lang w:val="en-ID"/>
               </w:rPr>
-              <w:t>_single}</w:t>
+              <w:t>_single</w:t>
+            </w:r>
+            <w:proofErr w:type="spellEnd"/>
+            <w:r>
+              <w:rPr>
+                <w:rFonts w:ascii="Tahoma" w:hAnsi="Tahoma" w:cs="Tahoma"/>
+                <w:b w:val="0"/>
+                <w:color w:val="auto"/>
+                <w:sz w:val="22"/>
+                <w:szCs w:val="22"/>
+                <w:lang w:val="en-ID"/>
+              </w:rPr>
+              <w:t>}</w:t>
             </w:r>
           </w:p>
           <w:p>
@@ -2359,7 +2877,31 @@
                 <w:szCs w:val="22"/>
                 <w:lang w:val="en-ID"/>
               </w:rPr>
-              <w:t>{teks}</w:t>
+              <w:t>{</w:t>
+            </w:r>
+            <w:proofErr w:type="spellStart"/>
+            <w:r>
+              <w:rPr>
+                <w:rFonts w:ascii="Tahoma" w:hAnsi="Tahoma" w:cs="Tahoma"/>
+                <w:b w:val="0"/>
+                <w:color w:val="auto"/>
+                <w:sz w:val="22"/>
+                <w:szCs w:val="22"/>
+                <w:lang w:val="en-ID"/>
+              </w:rPr>
+              <w:t>teks</w:t>
+            </w:r>
+            <w:proofErr w:type="spellEnd"/>
+            <w:r>
+              <w:rPr>
+                <w:rFonts w:ascii="Tahoma" w:hAnsi="Tahoma" w:cs="Tahoma"/>
+                <w:b w:val="0"/>
+                <w:color w:val="auto"/>
+                <w:sz w:val="22"/>
+                <w:szCs w:val="22"/>
+                <w:lang w:val="en-ID"/>
+              </w:rPr>
+              <w:t>}</w:t>
             </w:r>
           </w:p>
           <w:p>
@@ -2384,7 +2926,31 @@
                 <w:szCs w:val="22"/>
                 <w:lang w:val="en-ID"/>
               </w:rPr>
-              <w:t>{/diklat_penjenjangan}</w:t>
+              <w:t>{/</w:t>
+            </w:r>
+            <w:proofErr w:type="spellStart"/>
+            <w:r>
+              <w:rPr>
+                <w:rFonts w:ascii="Tahoma" w:hAnsi="Tahoma" w:cs="Tahoma"/>
+                <w:b w:val="0"/>
+                <w:color w:val="auto"/>
+                <w:sz w:val="22"/>
+                <w:szCs w:val="22"/>
+                <w:lang w:val="en-ID"/>
+              </w:rPr>
+              <w:t>diklat_penjenjangan</w:t>
+            </w:r>
+            <w:proofErr w:type="spellEnd"/>
+            <w:r>
+              <w:rPr>
+                <w:rFonts w:ascii="Tahoma" w:hAnsi="Tahoma" w:cs="Tahoma"/>
+                <w:b w:val="0"/>
+                <w:color w:val="auto"/>
+                <w:sz w:val="22"/>
+                <w:szCs w:val="22"/>
+                <w:lang w:val="en-ID"/>
+              </w:rPr>
+              <w:t>}</w:t>
             </w:r>
           </w:p>
         </w:tc>
@@ -2425,6 +2991,7 @@
                 <w:szCs w:val="22"/>
               </w:rPr>
             </w:pPr>
+            <w:proofErr w:type="spellStart"/>
             <w:r>
               <w:rPr>
                 <w:rFonts w:ascii="Tahoma" w:hAnsi="Tahoma" w:cs="Tahoma"/>
@@ -2439,7 +3006,15 @@
                 <w:rFonts w:ascii="Tahoma" w:hAnsi="Tahoma" w:cs="Tahoma"/>
                 <w:b w:val="0"/>
               </w:rPr>
-              <w:t xml:space="preserve">iklat </w:t>
+              <w:t>iklat</w:t>
+            </w:r>
+            <w:proofErr w:type="spellEnd"/>
+            <w:r>
+              <w:rPr>
+                <w:rFonts w:ascii="Tahoma" w:hAnsi="Tahoma" w:cs="Tahoma"/>
+                <w:b w:val="0"/>
+              </w:rPr>
+              <w:t xml:space="preserve"> </w:t>
             </w:r>
             <w:r>
               <w:rPr>
@@ -2530,7 +3105,31 @@
                 <w:szCs w:val="22"/>
                 <w:lang w:val="en-ID"/>
               </w:rPr>
-              <w:t>{teks}</w:t>
+              <w:t>{</w:t>
+            </w:r>
+            <w:proofErr w:type="spellStart"/>
+            <w:r>
+              <w:rPr>
+                <w:rFonts w:ascii="Tahoma" w:hAnsi="Tahoma" w:cs="Tahoma"/>
+                <w:b w:val="0"/>
+                <w:color w:val="auto"/>
+                <w:sz w:val="22"/>
+                <w:szCs w:val="22"/>
+                <w:lang w:val="en-ID"/>
+              </w:rPr>
+              <w:t>teks</w:t>
+            </w:r>
+            <w:proofErr w:type="spellEnd"/>
+            <w:r>
+              <w:rPr>
+                <w:rFonts w:ascii="Tahoma" w:hAnsi="Tahoma" w:cs="Tahoma"/>
+                <w:b w:val="0"/>
+                <w:color w:val="auto"/>
+                <w:sz w:val="22"/>
+                <w:szCs w:val="22"/>
+                <w:lang w:val="en-ID"/>
+              </w:rPr>
+              <w:t>}</w:t>
             </w:r>
           </w:p>
           <w:p>
@@ -2555,7 +3154,31 @@
                 <w:szCs w:val="22"/>
                 <w:lang w:val="en-ID"/>
               </w:rPr>
-              <w:t>{/diklat_teknis_single}</w:t>
+              <w:t>{/</w:t>
+            </w:r>
+            <w:proofErr w:type="spellStart"/>
+            <w:r>
+              <w:rPr>
+                <w:rFonts w:ascii="Tahoma" w:hAnsi="Tahoma" w:cs="Tahoma"/>
+                <w:b w:val="0"/>
+                <w:color w:val="auto"/>
+                <w:sz w:val="22"/>
+                <w:szCs w:val="22"/>
+                <w:lang w:val="en-ID"/>
+              </w:rPr>
+              <w:t>diklat_teknis_single</w:t>
+            </w:r>
+            <w:proofErr w:type="spellEnd"/>
+            <w:r>
+              <w:rPr>
+                <w:rFonts w:ascii="Tahoma" w:hAnsi="Tahoma" w:cs="Tahoma"/>
+                <w:b w:val="0"/>
+                <w:color w:val="auto"/>
+                <w:sz w:val="22"/>
+                <w:szCs w:val="22"/>
+                <w:lang w:val="en-ID"/>
+              </w:rPr>
+              <w:t>}</w:t>
             </w:r>
           </w:p>
           <w:p>
@@ -2606,7 +3229,31 @@
                 <w:szCs w:val="22"/>
                 <w:lang w:val="en-ID"/>
               </w:rPr>
-              <w:t>{teks}</w:t>
+              <w:t>{</w:t>
+            </w:r>
+            <w:proofErr w:type="spellStart"/>
+            <w:r>
+              <w:rPr>
+                <w:rFonts w:ascii="Tahoma" w:hAnsi="Tahoma" w:cs="Tahoma"/>
+                <w:b w:val="0"/>
+                <w:color w:val="auto"/>
+                <w:sz w:val="22"/>
+                <w:szCs w:val="22"/>
+                <w:lang w:val="en-ID"/>
+              </w:rPr>
+              <w:t>teks</w:t>
+            </w:r>
+            <w:proofErr w:type="spellEnd"/>
+            <w:r>
+              <w:rPr>
+                <w:rFonts w:ascii="Tahoma" w:hAnsi="Tahoma" w:cs="Tahoma"/>
+                <w:b w:val="0"/>
+                <w:color w:val="auto"/>
+                <w:sz w:val="22"/>
+                <w:szCs w:val="22"/>
+                <w:lang w:val="en-ID"/>
+              </w:rPr>
+              <w:t>}</w:t>
             </w:r>
           </w:p>
           <w:p>
@@ -2631,7 +3278,31 @@
                 <w:szCs w:val="22"/>
                 <w:lang w:val="en-ID"/>
               </w:rPr>
-              <w:t>{/diklat_teknis}</w:t>
+              <w:t>{/</w:t>
+            </w:r>
+            <w:proofErr w:type="spellStart"/>
+            <w:r>
+              <w:rPr>
+                <w:rFonts w:ascii="Tahoma" w:hAnsi="Tahoma" w:cs="Tahoma"/>
+                <w:b w:val="0"/>
+                <w:color w:val="auto"/>
+                <w:sz w:val="22"/>
+                <w:szCs w:val="22"/>
+                <w:lang w:val="en-ID"/>
+              </w:rPr>
+              <w:t>diklat_teknis</w:t>
+            </w:r>
+            <w:proofErr w:type="spellEnd"/>
+            <w:r>
+              <w:rPr>
+                <w:rFonts w:ascii="Tahoma" w:hAnsi="Tahoma" w:cs="Tahoma"/>
+                <w:b w:val="0"/>
+                <w:color w:val="auto"/>
+                <w:sz w:val="22"/>
+                <w:szCs w:val="22"/>
+                <w:lang w:val="en-ID"/>
+              </w:rPr>
+              <w:t>}</w:t>
             </w:r>
           </w:p>
         </w:tc>
@@ -2672,6 +3343,7 @@
                 <w:szCs w:val="22"/>
               </w:rPr>
             </w:pPr>
+            <w:proofErr w:type="spellStart"/>
             <w:r>
               <w:rPr>
                 <w:rFonts w:ascii="Tahoma" w:hAnsi="Tahoma" w:cs="Tahoma"/>
@@ -2686,8 +3358,17 @@
                 <w:rFonts w:ascii="Tahoma" w:hAnsi="Tahoma" w:cs="Tahoma"/>
                 <w:b w:val="0"/>
               </w:rPr>
-              <w:t xml:space="preserve">iklat </w:t>
-            </w:r>
+              <w:t>iklat</w:t>
+            </w:r>
+            <w:proofErr w:type="spellEnd"/>
+            <w:r>
+              <w:rPr>
+                <w:rFonts w:ascii="Tahoma" w:hAnsi="Tahoma" w:cs="Tahoma"/>
+                <w:b w:val="0"/>
+              </w:rPr>
+              <w:t xml:space="preserve"> </w:t>
+            </w:r>
+            <w:proofErr w:type="spellStart"/>
             <w:r>
               <w:rPr>
                 <w:rFonts w:ascii="Tahoma" w:hAnsi="Tahoma" w:cs="Tahoma"/>
@@ -2697,6 +3378,7 @@
               </w:rPr>
               <w:t>Fungsional</w:t>
             </w:r>
+            <w:proofErr w:type="spellEnd"/>
           </w:p>
         </w:tc>
         <w:tc>
@@ -2813,7 +3495,31 @@
                 <w:szCs w:val="22"/>
                 <w:lang w:val="en-ID"/>
               </w:rPr>
-              <w:t>{teks}</w:t>
+              <w:t>{</w:t>
+            </w:r>
+            <w:proofErr w:type="spellStart"/>
+            <w:r>
+              <w:rPr>
+                <w:rFonts w:ascii="Tahoma" w:hAnsi="Tahoma" w:cs="Tahoma"/>
+                <w:b w:val="0"/>
+                <w:color w:val="auto"/>
+                <w:sz w:val="22"/>
+                <w:szCs w:val="22"/>
+                <w:lang w:val="en-ID"/>
+              </w:rPr>
+              <w:t>teks</w:t>
+            </w:r>
+            <w:proofErr w:type="spellEnd"/>
+            <w:r>
+              <w:rPr>
+                <w:rFonts w:ascii="Tahoma" w:hAnsi="Tahoma" w:cs="Tahoma"/>
+                <w:b w:val="0"/>
+                <w:color w:val="auto"/>
+                <w:sz w:val="22"/>
+                <w:szCs w:val="22"/>
+                <w:lang w:val="en-ID"/>
+              </w:rPr>
+              <w:t>}</w:t>
             </w:r>
           </w:p>
           <w:p>
@@ -2838,7 +3544,19 @@
                 <w:szCs w:val="22"/>
                 <w:lang w:val="en-ID"/>
               </w:rPr>
-              <w:t>{/diklat_</w:t>
+              <w:t>{/</w:t>
+            </w:r>
+            <w:proofErr w:type="spellStart"/>
+            <w:r>
+              <w:rPr>
+                <w:rFonts w:ascii="Tahoma" w:hAnsi="Tahoma" w:cs="Tahoma"/>
+                <w:b w:val="0"/>
+                <w:color w:val="auto"/>
+                <w:sz w:val="22"/>
+                <w:szCs w:val="22"/>
+                <w:lang w:val="en-ID"/>
+              </w:rPr>
+              <w:t>diklat_</w:t>
             </w:r>
             <w:r>
               <w:rPr>
@@ -2860,7 +3578,19 @@
                 <w:szCs w:val="22"/>
                 <w:lang w:val="en-ID"/>
               </w:rPr>
-              <w:t>_single}</w:t>
+              <w:t>_single</w:t>
+            </w:r>
+            <w:proofErr w:type="spellEnd"/>
+            <w:r>
+              <w:rPr>
+                <w:rFonts w:ascii="Tahoma" w:hAnsi="Tahoma" w:cs="Tahoma"/>
+                <w:b w:val="0"/>
+                <w:color w:val="auto"/>
+                <w:sz w:val="22"/>
+                <w:szCs w:val="22"/>
+                <w:lang w:val="en-ID"/>
+              </w:rPr>
+              <w:t>}</w:t>
             </w:r>
           </w:p>
           <w:p>
@@ -2911,7 +3641,31 @@
                 <w:szCs w:val="22"/>
                 <w:lang w:val="en-ID"/>
               </w:rPr>
-              <w:t>{teks}</w:t>
+              <w:t>{</w:t>
+            </w:r>
+            <w:proofErr w:type="spellStart"/>
+            <w:r>
+              <w:rPr>
+                <w:rFonts w:ascii="Tahoma" w:hAnsi="Tahoma" w:cs="Tahoma"/>
+                <w:b w:val="0"/>
+                <w:color w:val="auto"/>
+                <w:sz w:val="22"/>
+                <w:szCs w:val="22"/>
+                <w:lang w:val="en-ID"/>
+              </w:rPr>
+              <w:t>teks</w:t>
+            </w:r>
+            <w:proofErr w:type="spellEnd"/>
+            <w:r>
+              <w:rPr>
+                <w:rFonts w:ascii="Tahoma" w:hAnsi="Tahoma" w:cs="Tahoma"/>
+                <w:b w:val="0"/>
+                <w:color w:val="auto"/>
+                <w:sz w:val="22"/>
+                <w:szCs w:val="22"/>
+                <w:lang w:val="en-ID"/>
+              </w:rPr>
+              <w:t>}</w:t>
             </w:r>
           </w:p>
           <w:p>
@@ -2936,7 +3690,31 @@
                 <w:szCs w:val="22"/>
                 <w:lang w:val="en-ID"/>
               </w:rPr>
-              <w:t>{/diklat_fungsional}</w:t>
+              <w:t>{/</w:t>
+            </w:r>
+            <w:proofErr w:type="spellStart"/>
+            <w:r>
+              <w:rPr>
+                <w:rFonts w:ascii="Tahoma" w:hAnsi="Tahoma" w:cs="Tahoma"/>
+                <w:b w:val="0"/>
+                <w:color w:val="auto"/>
+                <w:sz w:val="22"/>
+                <w:szCs w:val="22"/>
+                <w:lang w:val="en-ID"/>
+              </w:rPr>
+              <w:t>diklat_fungsional</w:t>
+            </w:r>
+            <w:proofErr w:type="spellEnd"/>
+            <w:r>
+              <w:rPr>
+                <w:rFonts w:ascii="Tahoma" w:hAnsi="Tahoma" w:cs="Tahoma"/>
+                <w:b w:val="0"/>
+                <w:color w:val="auto"/>
+                <w:sz w:val="22"/>
+                <w:szCs w:val="22"/>
+                <w:lang w:val="en-ID"/>
+              </w:rPr>
+              <w:t>}</w:t>
             </w:r>
           </w:p>
         </w:tc>
@@ -2988,16 +3766,40 @@
                 <w:szCs w:val="22"/>
               </w:rPr>
             </w:pPr>
-            <w:r>
-              <w:rPr>
-                <w:rFonts w:ascii="Tahoma" w:hAnsi="Tahoma" w:cs="Tahoma"/>
-                <w:b w:val="0"/>
-                <w:bCs/>
-                <w:sz w:val="22"/>
-                <w:szCs w:val="22"/>
-              </w:rPr>
-              <w:t>Pengalaman Kerja</w:t>
-            </w:r>
+            <w:proofErr w:type="spellStart"/>
+            <w:r>
+              <w:rPr>
+                <w:rFonts w:ascii="Tahoma" w:hAnsi="Tahoma" w:cs="Tahoma"/>
+                <w:b w:val="0"/>
+                <w:bCs/>
+                <w:sz w:val="22"/>
+                <w:szCs w:val="22"/>
+              </w:rPr>
+              <w:t>Pengalaman</w:t>
+            </w:r>
+            <w:proofErr w:type="spellEnd"/>
+            <w:r>
+              <w:rPr>
+                <w:rFonts w:ascii="Tahoma" w:hAnsi="Tahoma" w:cs="Tahoma"/>
+                <w:b w:val="0"/>
+                <w:bCs/>
+                <w:sz w:val="22"/>
+                <w:szCs w:val="22"/>
+              </w:rPr>
+              <w:t xml:space="preserve"> </w:t>
+            </w:r>
+            <w:proofErr w:type="spellStart"/>
+            <w:r>
+              <w:rPr>
+                <w:rFonts w:ascii="Tahoma" w:hAnsi="Tahoma" w:cs="Tahoma"/>
+                <w:b w:val="0"/>
+                <w:bCs/>
+                <w:sz w:val="22"/>
+                <w:szCs w:val="22"/>
+              </w:rPr>
+              <w:t>Kerja</w:t>
+            </w:r>
+            <w:proofErr w:type="spellEnd"/>
           </w:p>
         </w:tc>
         <w:tc>
@@ -3087,7 +3889,6 @@
                 <w:tab w:val="left" w:pos="366"/>
               </w:tabs>
               <w:spacing w:before="60" w:after="60"/>
-              <w:ind w:left="206" w:hanging="206"/>
               <w:jc w:val="both"/>
               <w:rPr>
                 <w:rFonts w:ascii="Tahoma" w:hAnsi="Tahoma" w:cs="Tahoma"/>
@@ -3107,7 +3908,31 @@
                 <w:szCs w:val="22"/>
                 <w:lang w:val="en-ID"/>
               </w:rPr>
-              <w:t>{teks}</w:t>
+              <w:t>{</w:t>
+            </w:r>
+            <w:proofErr w:type="spellStart"/>
+            <w:r>
+              <w:rPr>
+                <w:rFonts w:ascii="Tahoma" w:hAnsi="Tahoma" w:cs="Tahoma"/>
+                <w:b w:val="0"/>
+                <w:color w:val="auto"/>
+                <w:sz w:val="22"/>
+                <w:szCs w:val="22"/>
+                <w:lang w:val="en-ID"/>
+              </w:rPr>
+              <w:t>teks</w:t>
+            </w:r>
+            <w:proofErr w:type="spellEnd"/>
+            <w:r>
+              <w:rPr>
+                <w:rFonts w:ascii="Tahoma" w:hAnsi="Tahoma" w:cs="Tahoma"/>
+                <w:b w:val="0"/>
+                <w:color w:val="auto"/>
+                <w:sz w:val="22"/>
+                <w:szCs w:val="22"/>
+                <w:lang w:val="en-ID"/>
+              </w:rPr>
+              <w:t>}</w:t>
             </w:r>
           </w:p>
           <w:p>
@@ -3138,6 +3963,7 @@
               </w:rPr>
               <w:t>{/</w:t>
             </w:r>
+            <w:proofErr w:type="spellStart"/>
             <w:r>
               <w:rPr>
                 <w:rFonts w:ascii="Tahoma" w:hAnsi="Tahoma" w:cs="Tahoma"/>
@@ -3158,7 +3984,19 @@
                 <w:szCs w:val="22"/>
                 <w:lang w:val="en-ID"/>
               </w:rPr>
-              <w:t>_single}</w:t>
+              <w:t>_single</w:t>
+            </w:r>
+            <w:proofErr w:type="spellEnd"/>
+            <w:r>
+              <w:rPr>
+                <w:rFonts w:ascii="Tahoma" w:hAnsi="Tahoma" w:cs="Tahoma"/>
+                <w:b w:val="0"/>
+                <w:color w:val="auto"/>
+                <w:sz w:val="22"/>
+                <w:szCs w:val="22"/>
+                <w:lang w:val="en-ID"/>
+              </w:rPr>
+              <w:t>}</w:t>
             </w:r>
           </w:p>
           <w:p>
@@ -3216,7 +4054,31 @@
                 <w:szCs w:val="22"/>
                 <w:lang w:val="en-ID"/>
               </w:rPr>
-              <w:t>{teks_utama}</w:t>
+              <w:t>{</w:t>
+            </w:r>
+            <w:proofErr w:type="spellStart"/>
+            <w:r>
+              <w:rPr>
+                <w:rFonts w:ascii="Tahoma" w:hAnsi="Tahoma" w:cs="Tahoma"/>
+                <w:b w:val="0"/>
+                <w:color w:val="auto"/>
+                <w:sz w:val="22"/>
+                <w:szCs w:val="22"/>
+                <w:lang w:val="en-ID"/>
+              </w:rPr>
+              <w:t>teks_utama</w:t>
+            </w:r>
+            <w:proofErr w:type="spellEnd"/>
+            <w:r>
+              <w:rPr>
+                <w:rFonts w:ascii="Tahoma" w:hAnsi="Tahoma" w:cs="Tahoma"/>
+                <w:b w:val="0"/>
+                <w:color w:val="auto"/>
+                <w:sz w:val="22"/>
+                <w:szCs w:val="22"/>
+                <w:lang w:val="en-ID"/>
+              </w:rPr>
+              <w:t>}</w:t>
             </w:r>
           </w:p>
           <w:p>
@@ -3274,7 +4136,31 @@
                 <w:szCs w:val="22"/>
                 <w:lang w:val="en-ID"/>
               </w:rPr>
-              <w:t>{teks_sub}</w:t>
+              <w:t>{</w:t>
+            </w:r>
+            <w:proofErr w:type="spellStart"/>
+            <w:r>
+              <w:rPr>
+                <w:rFonts w:ascii="Tahoma" w:hAnsi="Tahoma" w:cs="Tahoma"/>
+                <w:b w:val="0"/>
+                <w:color w:val="auto"/>
+                <w:sz w:val="22"/>
+                <w:szCs w:val="22"/>
+                <w:lang w:val="en-ID"/>
+              </w:rPr>
+              <w:t>teks_sub</w:t>
+            </w:r>
+            <w:proofErr w:type="spellEnd"/>
+            <w:r>
+              <w:rPr>
+                <w:rFonts w:ascii="Tahoma" w:hAnsi="Tahoma" w:cs="Tahoma"/>
+                <w:b w:val="0"/>
+                <w:color w:val="auto"/>
+                <w:sz w:val="22"/>
+                <w:szCs w:val="22"/>
+                <w:lang w:val="en-ID"/>
+              </w:rPr>
+              <w:t>}</w:t>
             </w:r>
           </w:p>
           <w:p>
@@ -3332,17 +4218,75 @@
                 <w:szCs w:val="22"/>
                 <w:lang w:val="en-ID"/>
               </w:rPr>
-              <w:t>{/pengalaman}</w:t>
-            </w:r>
-            <w:r>
-              <w:rPr>
-                <w:rFonts w:ascii="Tahoma" w:hAnsi="Tahoma" w:cs="Tahoma"/>
-                <w:b w:val="0"/>
-                <w:color w:val="auto"/>
-                <w:sz w:val="22"/>
-                <w:szCs w:val="22"/>
-              </w:rPr>
-              <w:t>{/kualifikasi}</w:t>
+              <w:t>{/</w:t>
+            </w:r>
+            <w:proofErr w:type="spellStart"/>
+            <w:proofErr w:type="gramStart"/>
+            <w:r>
+              <w:rPr>
+                <w:rFonts w:ascii="Tahoma" w:hAnsi="Tahoma" w:cs="Tahoma"/>
+                <w:b w:val="0"/>
+                <w:color w:val="auto"/>
+                <w:sz w:val="22"/>
+                <w:szCs w:val="22"/>
+                <w:lang w:val="en-ID"/>
+              </w:rPr>
+              <w:t>pengalaman</w:t>
+            </w:r>
+            <w:proofErr w:type="spellEnd"/>
+            <w:r>
+              <w:rPr>
+                <w:rFonts w:ascii="Tahoma" w:hAnsi="Tahoma" w:cs="Tahoma"/>
+                <w:b w:val="0"/>
+                <w:color w:val="auto"/>
+                <w:sz w:val="22"/>
+                <w:szCs w:val="22"/>
+                <w:lang w:val="en-ID"/>
+              </w:rPr>
+              <w:t>}</w:t>
+            </w:r>
+            <w:r>
+              <w:rPr>
+                <w:rFonts w:ascii="Tahoma" w:hAnsi="Tahoma" w:cs="Tahoma"/>
+                <w:b w:val="0"/>
+                <w:color w:val="auto"/>
+                <w:sz w:val="22"/>
+                <w:szCs w:val="22"/>
+              </w:rPr>
+              <w:t>{</w:t>
+            </w:r>
+            <w:proofErr w:type="gramEnd"/>
+            <w:r>
+              <w:rPr>
+                <w:rFonts w:ascii="Tahoma" w:hAnsi="Tahoma" w:cs="Tahoma"/>
+                <w:b w:val="0"/>
+                <w:color w:val="auto"/>
+                <w:sz w:val="22"/>
+                <w:szCs w:val="22"/>
+              </w:rPr>
+              <w:t>/</w:t>
+            </w:r>
+            <w:proofErr w:type="spellStart"/>
+            <w:r>
+              <w:rPr>
+                <w:rFonts w:ascii="Tahoma" w:hAnsi="Tahoma" w:cs="Tahoma"/>
+                <w:b w:val="0"/>
+                <w:color w:val="auto"/>
+                <w:sz w:val="22"/>
+                <w:szCs w:val="22"/>
+              </w:rPr>
+              <w:t>kualifikasi</w:t>
+            </w:r>
+            <w:proofErr w:type="spellEnd"/>
+            <w:r>
+              <w:rPr>
+                <w:rFonts w:ascii="Tahoma" w:hAnsi="Tahoma" w:cs="Tahoma"/>
+                <w:b w:val="0"/>
+                <w:color w:val="auto"/>
+                <w:sz w:val="22"/>
+                <w:szCs w:val="22"/>
+              </w:rPr>
+              <w:t>}</w:t>
             </w:r>
           </w:p>
         </w:tc>
@@ -3416,7 +4360,17 @@
           <w:sz w:val="22"/>
           <w:szCs w:val="22"/>
         </w:rPr>
-        <w:t>TUGAS POKOK</w:t>
+        <w:t xml:space="preserve">TUGAS </w:t>
+      </w:r>
+      <w:proofErr w:type="gramStart"/>
+      <w:r>
+        <w:rPr>
+          <w:rFonts w:ascii="Tahoma" w:hAnsi="Tahoma" w:cs="Tahoma"/>
+          <w:bCs/>
+          <w:sz w:val="22"/>
+          <w:szCs w:val="22"/>
+        </w:rPr>
+        <w:t>POKOK</w:t>
       </w:r>
       <w:r>
         <w:rPr>
@@ -3439,6 +4393,7 @@
         </w:rPr>
         <w:t>:</w:t>
       </w:r>
+      <w:proofErr w:type="gramEnd"/>
     </w:p>
     <w:tbl>
       <w:tblPr>
@@ -3723,7 +4678,33 @@
                 <w:szCs w:val="22"/>
                 <w:lang w:val="en-ID"/>
               </w:rPr>
-              <w:t>{uraian}</w:t>
+              <w:t>{</w:t>
+            </w:r>
+            <w:proofErr w:type="spellStart"/>
+            <w:r>
+              <w:rPr>
+                <w:rFonts w:ascii="Tahoma" w:hAnsi="Tahoma" w:cs="Tahoma"/>
+                <w:b w:val="0"/>
+                <w:bCs/>
+                <w:color w:val="auto"/>
+                <w:sz w:val="22"/>
+                <w:szCs w:val="22"/>
+                <w:lang w:val="en-ID"/>
+              </w:rPr>
+              <w:t>uraian</w:t>
+            </w:r>
+            <w:proofErr w:type="spellEnd"/>
+            <w:r>
+              <w:rPr>
+                <w:rFonts w:ascii="Tahoma" w:hAnsi="Tahoma" w:cs="Tahoma"/>
+                <w:b w:val="0"/>
+                <w:bCs/>
+                <w:color w:val="auto"/>
+                <w:sz w:val="22"/>
+                <w:szCs w:val="22"/>
+                <w:lang w:val="en-ID"/>
+              </w:rPr>
+              <w:t>}</w:t>
             </w:r>
           </w:p>
           <w:p>
@@ -3779,7 +4760,33 @@
                 <w:szCs w:val="22"/>
                 <w:lang w:val="en-ID"/>
               </w:rPr>
-              <w:t>{teks}</w:t>
+              <w:t>{</w:t>
+            </w:r>
+            <w:proofErr w:type="spellStart"/>
+            <w:r>
+              <w:rPr>
+                <w:rFonts w:ascii="Tahoma" w:hAnsi="Tahoma" w:cs="Tahoma"/>
+                <w:b w:val="0"/>
+                <w:bCs/>
+                <w:color w:val="auto"/>
+                <w:sz w:val="22"/>
+                <w:szCs w:val="22"/>
+                <w:lang w:val="en-ID"/>
+              </w:rPr>
+              <w:t>teks</w:t>
+            </w:r>
+            <w:proofErr w:type="spellEnd"/>
+            <w:r>
+              <w:rPr>
+                <w:rFonts w:ascii="Tahoma" w:hAnsi="Tahoma" w:cs="Tahoma"/>
+                <w:b w:val="0"/>
+                <w:bCs/>
+                <w:color w:val="auto"/>
+                <w:sz w:val="22"/>
+                <w:szCs w:val="22"/>
+                <w:lang w:val="en-ID"/>
+              </w:rPr>
+              <w:t>}</w:t>
             </w:r>
           </w:p>
           <w:p>
@@ -3807,7 +4814,33 @@
                 <w:szCs w:val="22"/>
                 <w:lang w:val="en-ID"/>
               </w:rPr>
-              <w:t>{/tahapan_header}</w:t>
+              <w:t>{/</w:t>
+            </w:r>
+            <w:proofErr w:type="spellStart"/>
+            <w:r>
+              <w:rPr>
+                <w:rFonts w:ascii="Tahoma" w:hAnsi="Tahoma" w:cs="Tahoma"/>
+                <w:b w:val="0"/>
+                <w:bCs/>
+                <w:color w:val="auto"/>
+                <w:sz w:val="22"/>
+                <w:szCs w:val="22"/>
+                <w:lang w:val="en-ID"/>
+              </w:rPr>
+              <w:t>tahapan_header</w:t>
+            </w:r>
+            <w:proofErr w:type="spellEnd"/>
+            <w:r>
+              <w:rPr>
+                <w:rFonts w:ascii="Tahoma" w:hAnsi="Tahoma" w:cs="Tahoma"/>
+                <w:b w:val="0"/>
+                <w:bCs/>
+                <w:color w:val="auto"/>
+                <w:sz w:val="22"/>
+                <w:szCs w:val="22"/>
+                <w:lang w:val="en-ID"/>
+              </w:rPr>
+              <w:t>}</w:t>
             </w:r>
           </w:p>
           <w:p>
@@ -3864,7 +4897,33 @@
                 <w:szCs w:val="22"/>
                 <w:lang w:val="en-ID"/>
               </w:rPr>
-              <w:t>{teks_tahapan}</w:t>
+              <w:t>{</w:t>
+            </w:r>
+            <w:proofErr w:type="spellStart"/>
+            <w:r>
+              <w:rPr>
+                <w:rFonts w:ascii="Tahoma" w:hAnsi="Tahoma" w:cs="Tahoma"/>
+                <w:b w:val="0"/>
+                <w:bCs/>
+                <w:color w:val="auto"/>
+                <w:sz w:val="22"/>
+                <w:szCs w:val="22"/>
+                <w:lang w:val="en-ID"/>
+              </w:rPr>
+              <w:t>teks_tahapan</w:t>
+            </w:r>
+            <w:proofErr w:type="spellEnd"/>
+            <w:r>
+              <w:rPr>
+                <w:rFonts w:ascii="Tahoma" w:hAnsi="Tahoma" w:cs="Tahoma"/>
+                <w:b w:val="0"/>
+                <w:bCs/>
+                <w:color w:val="auto"/>
+                <w:sz w:val="22"/>
+                <w:szCs w:val="22"/>
+                <w:lang w:val="en-ID"/>
+              </w:rPr>
+              <w:t>}</w:t>
             </w:r>
           </w:p>
           <w:p>
@@ -3921,7 +4980,33 @@
                 <w:szCs w:val="22"/>
                 <w:lang w:val="en-ID"/>
               </w:rPr>
-              <w:t>{teks_detail}</w:t>
+              <w:t>{</w:t>
+            </w:r>
+            <w:proofErr w:type="spellStart"/>
+            <w:r>
+              <w:rPr>
+                <w:rFonts w:ascii="Tahoma" w:hAnsi="Tahoma" w:cs="Tahoma"/>
+                <w:b w:val="0"/>
+                <w:bCs/>
+                <w:color w:val="auto"/>
+                <w:sz w:val="22"/>
+                <w:szCs w:val="22"/>
+                <w:lang w:val="en-ID"/>
+              </w:rPr>
+              <w:t>teks_detail</w:t>
+            </w:r>
+            <w:proofErr w:type="spellEnd"/>
+            <w:r>
+              <w:rPr>
+                <w:rFonts w:ascii="Tahoma" w:hAnsi="Tahoma" w:cs="Tahoma"/>
+                <w:b w:val="0"/>
+                <w:bCs/>
+                <w:color w:val="auto"/>
+                <w:sz w:val="22"/>
+                <w:szCs w:val="22"/>
+                <w:lang w:val="en-ID"/>
+              </w:rPr>
+              <w:t>}</w:t>
             </w:r>
           </w:p>
           <w:p>
@@ -3949,7 +5034,33 @@
                 <w:szCs w:val="22"/>
                 <w:lang w:val="en-ID"/>
               </w:rPr>
-              <w:t>{/detail_list}</w:t>
+              <w:t>{/</w:t>
+            </w:r>
+            <w:proofErr w:type="spellStart"/>
+            <w:r>
+              <w:rPr>
+                <w:rFonts w:ascii="Tahoma" w:hAnsi="Tahoma" w:cs="Tahoma"/>
+                <w:b w:val="0"/>
+                <w:bCs/>
+                <w:color w:val="auto"/>
+                <w:sz w:val="22"/>
+                <w:szCs w:val="22"/>
+                <w:lang w:val="en-ID"/>
+              </w:rPr>
+              <w:t>detail_list</w:t>
+            </w:r>
+            <w:proofErr w:type="spellEnd"/>
+            <w:r>
+              <w:rPr>
+                <w:rFonts w:ascii="Tahoma" w:hAnsi="Tahoma" w:cs="Tahoma"/>
+                <w:b w:val="0"/>
+                <w:bCs/>
+                <w:color w:val="auto"/>
+                <w:sz w:val="22"/>
+                <w:szCs w:val="22"/>
+                <w:lang w:val="en-ID"/>
+              </w:rPr>
+              <w:t>}</w:t>
             </w:r>
           </w:p>
           <w:p>
@@ -3977,7 +5088,33 @@
                 <w:szCs w:val="22"/>
                 <w:lang w:val="en-ID"/>
               </w:rPr>
-              <w:t>{/tahapan_list}</w:t>
+              <w:t>{/</w:t>
+            </w:r>
+            <w:proofErr w:type="spellStart"/>
+            <w:r>
+              <w:rPr>
+                <w:rFonts w:ascii="Tahoma" w:hAnsi="Tahoma" w:cs="Tahoma"/>
+                <w:b w:val="0"/>
+                <w:bCs/>
+                <w:color w:val="auto"/>
+                <w:sz w:val="22"/>
+                <w:szCs w:val="22"/>
+                <w:lang w:val="en-ID"/>
+              </w:rPr>
+              <w:t>tahapan_list</w:t>
+            </w:r>
+            <w:proofErr w:type="spellEnd"/>
+            <w:r>
+              <w:rPr>
+                <w:rFonts w:ascii="Tahoma" w:hAnsi="Tahoma" w:cs="Tahoma"/>
+                <w:b w:val="0"/>
+                <w:bCs/>
+                <w:color w:val="auto"/>
+                <w:sz w:val="22"/>
+                <w:szCs w:val="22"/>
+                <w:lang w:val="en-ID"/>
+              </w:rPr>
+              <w:t>}</w:t>
             </w:r>
           </w:p>
         </w:tc>
@@ -4038,7 +5175,31 @@
                 <w:szCs w:val="22"/>
                 <w:lang w:val="en-ID"/>
               </w:rPr>
-              <w:t>{teks_utama}</w:t>
+              <w:t>{</w:t>
+            </w:r>
+            <w:proofErr w:type="spellStart"/>
+            <w:r>
+              <w:rPr>
+                <w:rFonts w:ascii="Tahoma" w:eastAsia="Tahoma" w:hAnsi="Tahoma" w:cs="Tahoma"/>
+                <w:b w:val="0"/>
+                <w:bCs/>
+                <w:sz w:val="22"/>
+                <w:szCs w:val="22"/>
+                <w:lang w:val="en-ID"/>
+              </w:rPr>
+              <w:t>teks_utama</w:t>
+            </w:r>
+            <w:proofErr w:type="spellEnd"/>
+            <w:r>
+              <w:rPr>
+                <w:rFonts w:ascii="Tahoma" w:eastAsia="Tahoma" w:hAnsi="Tahoma" w:cs="Tahoma"/>
+                <w:b w:val="0"/>
+                <w:bCs/>
+                <w:sz w:val="22"/>
+                <w:szCs w:val="22"/>
+                <w:lang w:val="en-ID"/>
+              </w:rPr>
+              <w:t>}</w:t>
             </w:r>
           </w:p>
           <w:p>
@@ -4095,7 +5256,31 @@
                 <w:szCs w:val="22"/>
                 <w:lang w:val="en-ID"/>
               </w:rPr>
-              <w:t>{teks_sub}</w:t>
+              <w:t>{</w:t>
+            </w:r>
+            <w:proofErr w:type="spellStart"/>
+            <w:r>
+              <w:rPr>
+                <w:rFonts w:ascii="Tahoma" w:eastAsia="Tahoma" w:hAnsi="Tahoma" w:cs="Tahoma"/>
+                <w:b w:val="0"/>
+                <w:bCs/>
+                <w:sz w:val="22"/>
+                <w:szCs w:val="22"/>
+                <w:lang w:val="en-ID"/>
+              </w:rPr>
+              <w:t>teks_sub</w:t>
+            </w:r>
+            <w:proofErr w:type="spellEnd"/>
+            <w:r>
+              <w:rPr>
+                <w:rFonts w:ascii="Tahoma" w:eastAsia="Tahoma" w:hAnsi="Tahoma" w:cs="Tahoma"/>
+                <w:b w:val="0"/>
+                <w:bCs/>
+                <w:sz w:val="22"/>
+                <w:szCs w:val="22"/>
+                <w:lang w:val="en-ID"/>
+              </w:rPr>
+              <w:t>}</w:t>
             </w:r>
           </w:p>
           <w:p>
@@ -4151,7 +5336,31 @@
                 <w:szCs w:val="22"/>
                 <w:lang w:val="en-ID"/>
               </w:rPr>
-              <w:t>{/hasil_single}</w:t>
+              <w:t>{/</w:t>
+            </w:r>
+            <w:proofErr w:type="spellStart"/>
+            <w:r>
+              <w:rPr>
+                <w:rFonts w:ascii="Tahoma" w:eastAsia="Tahoma" w:hAnsi="Tahoma" w:cs="Tahoma"/>
+                <w:b w:val="0"/>
+                <w:bCs/>
+                <w:sz w:val="22"/>
+                <w:szCs w:val="22"/>
+                <w:lang w:val="en-ID"/>
+              </w:rPr>
+              <w:t>hasil_single</w:t>
+            </w:r>
+            <w:proofErr w:type="spellEnd"/>
+            <w:r>
+              <w:rPr>
+                <w:rFonts w:ascii="Tahoma" w:eastAsia="Tahoma" w:hAnsi="Tahoma" w:cs="Tahoma"/>
+                <w:b w:val="0"/>
+                <w:bCs/>
+                <w:sz w:val="22"/>
+                <w:szCs w:val="22"/>
+                <w:lang w:val="en-ID"/>
+              </w:rPr>
+              <w:t>}</w:t>
             </w:r>
           </w:p>
           <w:p>
@@ -4208,7 +5417,31 @@
                 <w:szCs w:val="22"/>
                 <w:lang w:val="en-ID"/>
               </w:rPr>
-              <w:t>{teks_utama}</w:t>
+              <w:t>{</w:t>
+            </w:r>
+            <w:proofErr w:type="spellStart"/>
+            <w:r>
+              <w:rPr>
+                <w:rFonts w:ascii="Tahoma" w:eastAsia="Tahoma" w:hAnsi="Tahoma" w:cs="Tahoma"/>
+                <w:b w:val="0"/>
+                <w:bCs/>
+                <w:sz w:val="22"/>
+                <w:szCs w:val="22"/>
+                <w:lang w:val="en-ID"/>
+              </w:rPr>
+              <w:t>teks_utama</w:t>
+            </w:r>
+            <w:proofErr w:type="spellEnd"/>
+            <w:r>
+              <w:rPr>
+                <w:rFonts w:ascii="Tahoma" w:eastAsia="Tahoma" w:hAnsi="Tahoma" w:cs="Tahoma"/>
+                <w:b w:val="0"/>
+                <w:bCs/>
+                <w:sz w:val="22"/>
+                <w:szCs w:val="22"/>
+                <w:lang w:val="en-ID"/>
+              </w:rPr>
+              <w:t>}</w:t>
             </w:r>
           </w:p>
           <w:p>
@@ -4265,7 +5498,31 @@
                 <w:szCs w:val="22"/>
                 <w:lang w:val="en-ID"/>
               </w:rPr>
-              <w:t>{teks_sub}</w:t>
+              <w:t>{</w:t>
+            </w:r>
+            <w:proofErr w:type="spellStart"/>
+            <w:r>
+              <w:rPr>
+                <w:rFonts w:ascii="Tahoma" w:eastAsia="Tahoma" w:hAnsi="Tahoma" w:cs="Tahoma"/>
+                <w:b w:val="0"/>
+                <w:bCs/>
+                <w:sz w:val="22"/>
+                <w:szCs w:val="22"/>
+                <w:lang w:val="en-ID"/>
+              </w:rPr>
+              <w:t>teks_sub</w:t>
+            </w:r>
+            <w:proofErr w:type="spellEnd"/>
+            <w:r>
+              <w:rPr>
+                <w:rFonts w:ascii="Tahoma" w:eastAsia="Tahoma" w:hAnsi="Tahoma" w:cs="Tahoma"/>
+                <w:b w:val="0"/>
+                <w:bCs/>
+                <w:sz w:val="22"/>
+                <w:szCs w:val="22"/>
+                <w:lang w:val="en-ID"/>
+              </w:rPr>
+              <w:t>}</w:t>
             </w:r>
           </w:p>
           <w:p>
@@ -4321,7 +5578,31 @@
                 <w:szCs w:val="22"/>
                 <w:lang w:val="en-ID"/>
               </w:rPr>
-              <w:t>{/hasil}</w:t>
+              <w:t>{/</w:t>
+            </w:r>
+            <w:proofErr w:type="spellStart"/>
+            <w:r>
+              <w:rPr>
+                <w:rFonts w:ascii="Tahoma" w:eastAsia="Tahoma" w:hAnsi="Tahoma" w:cs="Tahoma"/>
+                <w:b w:val="0"/>
+                <w:bCs/>
+                <w:sz w:val="22"/>
+                <w:szCs w:val="22"/>
+                <w:lang w:val="en-ID"/>
+              </w:rPr>
+              <w:t>hasil</w:t>
+            </w:r>
+            <w:proofErr w:type="spellEnd"/>
+            <w:r>
+              <w:rPr>
+                <w:rFonts w:ascii="Tahoma" w:eastAsia="Tahoma" w:hAnsi="Tahoma" w:cs="Tahoma"/>
+                <w:b w:val="0"/>
+                <w:bCs/>
+                <w:sz w:val="22"/>
+                <w:szCs w:val="22"/>
+                <w:lang w:val="en-ID"/>
+              </w:rPr>
+              <w:t>}</w:t>
             </w:r>
           </w:p>
         </w:tc>
@@ -4353,7 +5634,31 @@
                 <w:szCs w:val="22"/>
                 <w:lang w:val="en-ID"/>
               </w:rPr>
-              <w:t>{jumlah_hasil}</w:t>
+              <w:t>{</w:t>
+            </w:r>
+            <w:proofErr w:type="spellStart"/>
+            <w:r>
+              <w:rPr>
+                <w:rFonts w:ascii="Tahoma" w:eastAsia="Tahoma" w:hAnsi="Tahoma" w:cs="Tahoma"/>
+                <w:b w:val="0"/>
+                <w:bCs/>
+                <w:sz w:val="22"/>
+                <w:szCs w:val="22"/>
+                <w:lang w:val="en-ID"/>
+              </w:rPr>
+              <w:t>jumlah_hasil</w:t>
+            </w:r>
+            <w:proofErr w:type="spellEnd"/>
+            <w:r>
+              <w:rPr>
+                <w:rFonts w:ascii="Tahoma" w:eastAsia="Tahoma" w:hAnsi="Tahoma" w:cs="Tahoma"/>
+                <w:b w:val="0"/>
+                <w:bCs/>
+                <w:sz w:val="22"/>
+                <w:szCs w:val="22"/>
+                <w:lang w:val="en-ID"/>
+              </w:rPr>
+              <w:t>}</w:t>
             </w:r>
           </w:p>
         </w:tc>
@@ -4386,7 +5691,31 @@
                 <w:szCs w:val="22"/>
                 <w:lang w:val="en-ID"/>
               </w:rPr>
-              <w:t>{waktu}</w:t>
+              <w:t>{</w:t>
+            </w:r>
+            <w:proofErr w:type="spellStart"/>
+            <w:r>
+              <w:rPr>
+                <w:rFonts w:ascii="Tahoma" w:eastAsia="Tahoma" w:hAnsi="Tahoma" w:cs="Tahoma"/>
+                <w:b w:val="0"/>
+                <w:bCs/>
+                <w:sz w:val="22"/>
+                <w:szCs w:val="22"/>
+                <w:lang w:val="en-ID"/>
+              </w:rPr>
+              <w:t>waktu</w:t>
+            </w:r>
+            <w:proofErr w:type="spellEnd"/>
+            <w:r>
+              <w:rPr>
+                <w:rFonts w:ascii="Tahoma" w:eastAsia="Tahoma" w:hAnsi="Tahoma" w:cs="Tahoma"/>
+                <w:b w:val="0"/>
+                <w:bCs/>
+                <w:sz w:val="22"/>
+                <w:szCs w:val="22"/>
+                <w:lang w:val="en-ID"/>
+              </w:rPr>
+              <w:t>}</w:t>
             </w:r>
           </w:p>
         </w:tc>
@@ -4419,7 +5748,31 @@
                 <w:szCs w:val="22"/>
                 <w:lang w:val="en-ID"/>
               </w:rPr>
-              <w:t>{waktu_efektif}</w:t>
+              <w:t>{</w:t>
+            </w:r>
+            <w:proofErr w:type="spellStart"/>
+            <w:r>
+              <w:rPr>
+                <w:rFonts w:ascii="Tahoma" w:eastAsia="Tahoma" w:hAnsi="Tahoma" w:cs="Tahoma"/>
+                <w:b w:val="0"/>
+                <w:bCs/>
+                <w:sz w:val="22"/>
+                <w:szCs w:val="22"/>
+                <w:lang w:val="en-ID"/>
+              </w:rPr>
+              <w:t>waktu_efektif</w:t>
+            </w:r>
+            <w:proofErr w:type="spellEnd"/>
+            <w:r>
+              <w:rPr>
+                <w:rFonts w:ascii="Tahoma" w:eastAsia="Tahoma" w:hAnsi="Tahoma" w:cs="Tahoma"/>
+                <w:b w:val="0"/>
+                <w:bCs/>
+                <w:sz w:val="22"/>
+                <w:szCs w:val="22"/>
+                <w:lang w:val="en-ID"/>
+              </w:rPr>
+              <w:t>}</w:t>
             </w:r>
           </w:p>
         </w:tc>
@@ -4452,7 +5805,79 @@
                 <w:szCs w:val="22"/>
                 <w:lang w:val="en-ID"/>
               </w:rPr>
-              <w:t>{kebutuhan_pegawai}{/tugas_pokok}</w:t>
+              <w:t>{</w:t>
+            </w:r>
+            <w:proofErr w:type="spellStart"/>
+            <w:r>
+              <w:rPr>
+                <w:rFonts w:ascii="Tahoma" w:eastAsia="Tahoma" w:hAnsi="Tahoma" w:cs="Tahoma"/>
+                <w:b w:val="0"/>
+                <w:bCs/>
+                <w:sz w:val="22"/>
+                <w:szCs w:val="22"/>
+                <w:lang w:val="en-ID"/>
+              </w:rPr>
+              <w:t>kebutuhan_</w:t>
+            </w:r>
+            <w:proofErr w:type="gramStart"/>
+            <w:r>
+              <w:rPr>
+                <w:rFonts w:ascii="Tahoma" w:eastAsia="Tahoma" w:hAnsi="Tahoma" w:cs="Tahoma"/>
+                <w:b w:val="0"/>
+                <w:bCs/>
+                <w:sz w:val="22"/>
+                <w:szCs w:val="22"/>
+                <w:lang w:val="en-ID"/>
+              </w:rPr>
+              <w:t>pegawai</w:t>
+            </w:r>
+            <w:proofErr w:type="spellEnd"/>
+            <w:r>
+              <w:rPr>
+                <w:rFonts w:ascii="Tahoma" w:eastAsia="Tahoma" w:hAnsi="Tahoma" w:cs="Tahoma"/>
+                <w:b w:val="0"/>
+                <w:bCs/>
+                <w:sz w:val="22"/>
+                <w:szCs w:val="22"/>
+                <w:lang w:val="en-ID"/>
+              </w:rPr>
+              <w:t>}{</w:t>
+            </w:r>
+            <w:proofErr w:type="gramEnd"/>
+            <w:r>
+              <w:rPr>
+                <w:rFonts w:ascii="Tahoma" w:eastAsia="Tahoma" w:hAnsi="Tahoma" w:cs="Tahoma"/>
+                <w:b w:val="0"/>
+                <w:bCs/>
+                <w:sz w:val="22"/>
+                <w:szCs w:val="22"/>
+                <w:lang w:val="en-ID"/>
+              </w:rPr>
+              <w:t>/</w:t>
+            </w:r>
+            <w:proofErr w:type="spellStart"/>
+            <w:r>
+              <w:rPr>
+                <w:rFonts w:ascii="Tahoma" w:eastAsia="Tahoma" w:hAnsi="Tahoma" w:cs="Tahoma"/>
+                <w:b w:val="0"/>
+                <w:bCs/>
+                <w:sz w:val="22"/>
+                <w:szCs w:val="22"/>
+                <w:lang w:val="en-ID"/>
+              </w:rPr>
+              <w:t>tugas_pokok</w:t>
+            </w:r>
+            <w:proofErr w:type="spellEnd"/>
+            <w:r>
+              <w:rPr>
+                <w:rFonts w:ascii="Tahoma" w:eastAsia="Tahoma" w:hAnsi="Tahoma" w:cs="Tahoma"/>
+                <w:b w:val="0"/>
+                <w:bCs/>
+                <w:sz w:val="22"/>
+                <w:szCs w:val="22"/>
+                <w:lang w:val="en-ID"/>
+              </w:rPr>
+              <w:t>}</w:t>
             </w:r>
           </w:p>
         </w:tc>
@@ -4520,7 +5945,31 @@
                 <w:szCs w:val="22"/>
                 <w:lang w:val="en-ID"/>
               </w:rPr>
-              <w:t>{sum_kebutuhan_pegawai}</w:t>
+              <w:t>{</w:t>
+            </w:r>
+            <w:proofErr w:type="spellStart"/>
+            <w:r>
+              <w:rPr>
+                <w:rFonts w:ascii="Tahoma" w:eastAsia="Tahoma" w:hAnsi="Tahoma" w:cs="Tahoma"/>
+                <w:b w:val="0"/>
+                <w:bCs/>
+                <w:sz w:val="22"/>
+                <w:szCs w:val="22"/>
+                <w:lang w:val="en-ID"/>
+              </w:rPr>
+              <w:t>sum_kebutuhan_pegawai</w:t>
+            </w:r>
+            <w:proofErr w:type="spellEnd"/>
+            <w:r>
+              <w:rPr>
+                <w:rFonts w:ascii="Tahoma" w:eastAsia="Tahoma" w:hAnsi="Tahoma" w:cs="Tahoma"/>
+                <w:b w:val="0"/>
+                <w:bCs/>
+                <w:sz w:val="22"/>
+                <w:szCs w:val="22"/>
+                <w:lang w:val="en-ID"/>
+              </w:rPr>
+              <w:t>}</w:t>
             </w:r>
           </w:p>
         </w:tc>
@@ -4599,7 +6048,31 @@
                 <w:szCs w:val="22"/>
                 <w:lang w:val="en-ID"/>
               </w:rPr>
-              <w:t>{bulat_kebutuhan_pegawai}</w:t>
+              <w:t>{</w:t>
+            </w:r>
+            <w:proofErr w:type="spellStart"/>
+            <w:r>
+              <w:rPr>
+                <w:rFonts w:ascii="Tahoma" w:eastAsia="Tahoma" w:hAnsi="Tahoma" w:cs="Tahoma"/>
+                <w:b w:val="0"/>
+                <w:bCs/>
+                <w:sz w:val="22"/>
+                <w:szCs w:val="22"/>
+                <w:lang w:val="en-ID"/>
+              </w:rPr>
+              <w:t>bulat_kebutuhan_pegawai</w:t>
+            </w:r>
+            <w:proofErr w:type="spellEnd"/>
+            <w:r>
+              <w:rPr>
+                <w:rFonts w:ascii="Tahoma" w:eastAsia="Tahoma" w:hAnsi="Tahoma" w:cs="Tahoma"/>
+                <w:b w:val="0"/>
+                <w:bCs/>
+                <w:sz w:val="22"/>
+                <w:szCs w:val="22"/>
+                <w:lang w:val="en-ID"/>
+              </w:rPr>
+              <w:t>}</w:t>
             </w:r>
           </w:p>
         </w:tc>
@@ -4673,7 +6146,17 @@
           <w:sz w:val="22"/>
           <w:szCs w:val="22"/>
         </w:rPr>
-        <w:t>HASIL KERJA</w:t>
+        <w:t xml:space="preserve">HASIL </w:t>
+      </w:r>
+      <w:proofErr w:type="gramStart"/>
+      <w:r>
+        <w:rPr>
+          <w:rFonts w:ascii="Tahoma" w:hAnsi="Tahoma" w:cs="Tahoma"/>
+          <w:bCs/>
+          <w:sz w:val="22"/>
+          <w:szCs w:val="22"/>
+        </w:rPr>
+        <w:t>KERJA</w:t>
       </w:r>
       <w:r>
         <w:rPr>
@@ -4696,6 +6179,7 @@
         </w:rPr>
         <w:t>:</w:t>
       </w:r>
+      <w:proofErr w:type="gramEnd"/>
     </w:p>
     <w:p>
       <w:pPr>
@@ -4844,7 +6328,23 @@
                 <w:rFonts w:ascii="Tahoma" w:hAnsi="Tahoma" w:cs="Tahoma"/>
                 <w:bCs/>
               </w:rPr>
-              <w:t>{#hasil_kerja}{no}.</w:t>
+              <w:t>{#hasil_</w:t>
+            </w:r>
+            <w:proofErr w:type="gramStart"/>
+            <w:r>
+              <w:rPr>
+                <w:rFonts w:ascii="Tahoma" w:hAnsi="Tahoma" w:cs="Tahoma"/>
+                <w:bCs/>
+              </w:rPr>
+              <w:t>kerja}{</w:t>
+            </w:r>
+            <w:proofErr w:type="gramEnd"/>
+            <w:r>
+              <w:rPr>
+                <w:rFonts w:ascii="Tahoma" w:hAnsi="Tahoma" w:cs="Tahoma"/>
+                <w:bCs/>
+              </w:rPr>
+              <w:t>no}.</w:t>
             </w:r>
           </w:p>
         </w:tc>
@@ -4903,7 +6403,33 @@
                 <w:szCs w:val="22"/>
                 <w:lang w:val="en-ID"/>
               </w:rPr>
-              <w:t>{teks_utama}</w:t>
+              <w:t>{</w:t>
+            </w:r>
+            <w:proofErr w:type="spellStart"/>
+            <w:r>
+              <w:rPr>
+                <w:rFonts w:ascii="Tahoma" w:hAnsi="Tahoma" w:cs="Tahoma"/>
+                <w:b w:val="0"/>
+                <w:bCs/>
+                <w:color w:val="auto"/>
+                <w:sz w:val="22"/>
+                <w:szCs w:val="22"/>
+                <w:lang w:val="en-ID"/>
+              </w:rPr>
+              <w:t>teks_utama</w:t>
+            </w:r>
+            <w:proofErr w:type="spellEnd"/>
+            <w:r>
+              <w:rPr>
+                <w:rFonts w:ascii="Tahoma" w:hAnsi="Tahoma" w:cs="Tahoma"/>
+                <w:b w:val="0"/>
+                <w:bCs/>
+                <w:color w:val="auto"/>
+                <w:sz w:val="22"/>
+                <w:szCs w:val="22"/>
+                <w:lang w:val="en-ID"/>
+              </w:rPr>
+              <w:t>}</w:t>
             </w:r>
           </w:p>
           <w:p>
@@ -4958,7 +6484,33 @@
                 <w:szCs w:val="22"/>
                 <w:lang w:val="en-ID"/>
               </w:rPr>
-              <w:t>{teks_sub}</w:t>
+              <w:t>{</w:t>
+            </w:r>
+            <w:proofErr w:type="spellStart"/>
+            <w:r>
+              <w:rPr>
+                <w:rFonts w:ascii="Tahoma" w:hAnsi="Tahoma" w:cs="Tahoma"/>
+                <w:b w:val="0"/>
+                <w:bCs/>
+                <w:color w:val="auto"/>
+                <w:sz w:val="22"/>
+                <w:szCs w:val="22"/>
+                <w:lang w:val="en-ID"/>
+              </w:rPr>
+              <w:t>teks_sub</w:t>
+            </w:r>
+            <w:proofErr w:type="spellEnd"/>
+            <w:r>
+              <w:rPr>
+                <w:rFonts w:ascii="Tahoma" w:hAnsi="Tahoma" w:cs="Tahoma"/>
+                <w:b w:val="0"/>
+                <w:bCs/>
+                <w:color w:val="auto"/>
+                <w:sz w:val="22"/>
+                <w:szCs w:val="22"/>
+                <w:lang w:val="en-ID"/>
+              </w:rPr>
+              <w:t>}</w:t>
             </w:r>
           </w:p>
           <w:p>
@@ -5012,7 +6564,33 @@
                 <w:szCs w:val="22"/>
                 <w:lang w:val="en-ID"/>
               </w:rPr>
-              <w:t>{/hasil_single}</w:t>
+              <w:t>{/</w:t>
+            </w:r>
+            <w:proofErr w:type="spellStart"/>
+            <w:r>
+              <w:rPr>
+                <w:rFonts w:ascii="Tahoma" w:hAnsi="Tahoma" w:cs="Tahoma"/>
+                <w:b w:val="0"/>
+                <w:bCs/>
+                <w:color w:val="auto"/>
+                <w:sz w:val="22"/>
+                <w:szCs w:val="22"/>
+                <w:lang w:val="en-ID"/>
+              </w:rPr>
+              <w:t>hasil_single</w:t>
+            </w:r>
+            <w:proofErr w:type="spellEnd"/>
+            <w:r>
+              <w:rPr>
+                <w:rFonts w:ascii="Tahoma" w:hAnsi="Tahoma" w:cs="Tahoma"/>
+                <w:b w:val="0"/>
+                <w:bCs/>
+                <w:color w:val="auto"/>
+                <w:sz w:val="22"/>
+                <w:szCs w:val="22"/>
+                <w:lang w:val="en-ID"/>
+              </w:rPr>
+              <w:t>}</w:t>
             </w:r>
           </w:p>
           <w:p>
@@ -5067,7 +6645,33 @@
                 <w:szCs w:val="22"/>
                 <w:lang w:val="en-ID"/>
               </w:rPr>
-              <w:t>{teks_utama}</w:t>
+              <w:t>{</w:t>
+            </w:r>
+            <w:proofErr w:type="spellStart"/>
+            <w:r>
+              <w:rPr>
+                <w:rFonts w:ascii="Tahoma" w:hAnsi="Tahoma" w:cs="Tahoma"/>
+                <w:b w:val="0"/>
+                <w:bCs/>
+                <w:color w:val="auto"/>
+                <w:sz w:val="22"/>
+                <w:szCs w:val="22"/>
+                <w:lang w:val="en-ID"/>
+              </w:rPr>
+              <w:t>teks_utama</w:t>
+            </w:r>
+            <w:proofErr w:type="spellEnd"/>
+            <w:r>
+              <w:rPr>
+                <w:rFonts w:ascii="Tahoma" w:hAnsi="Tahoma" w:cs="Tahoma"/>
+                <w:b w:val="0"/>
+                <w:bCs/>
+                <w:color w:val="auto"/>
+                <w:sz w:val="22"/>
+                <w:szCs w:val="22"/>
+                <w:lang w:val="en-ID"/>
+              </w:rPr>
+              <w:t>}</w:t>
             </w:r>
           </w:p>
           <w:p>
@@ -5122,7 +6726,33 @@
                 <w:szCs w:val="22"/>
                 <w:lang w:val="en-ID"/>
               </w:rPr>
-              <w:t>{teks_sub}</w:t>
+              <w:t>{</w:t>
+            </w:r>
+            <w:proofErr w:type="spellStart"/>
+            <w:r>
+              <w:rPr>
+                <w:rFonts w:ascii="Tahoma" w:hAnsi="Tahoma" w:cs="Tahoma"/>
+                <w:b w:val="0"/>
+                <w:bCs/>
+                <w:color w:val="auto"/>
+                <w:sz w:val="22"/>
+                <w:szCs w:val="22"/>
+                <w:lang w:val="en-ID"/>
+              </w:rPr>
+              <w:t>teks_sub</w:t>
+            </w:r>
+            <w:proofErr w:type="spellEnd"/>
+            <w:r>
+              <w:rPr>
+                <w:rFonts w:ascii="Tahoma" w:hAnsi="Tahoma" w:cs="Tahoma"/>
+                <w:b w:val="0"/>
+                <w:bCs/>
+                <w:color w:val="auto"/>
+                <w:sz w:val="22"/>
+                <w:szCs w:val="22"/>
+                <w:lang w:val="en-ID"/>
+              </w:rPr>
+              <w:t>}</w:t>
             </w:r>
           </w:p>
           <w:p>
@@ -5177,7 +6807,33 @@
                 <w:szCs w:val="22"/>
                 <w:lang w:val="en-ID"/>
               </w:rPr>
-              <w:t>{/hasil}</w:t>
+              <w:t>{/</w:t>
+            </w:r>
+            <w:proofErr w:type="spellStart"/>
+            <w:r>
+              <w:rPr>
+                <w:rFonts w:ascii="Tahoma" w:hAnsi="Tahoma" w:cs="Tahoma"/>
+                <w:b w:val="0"/>
+                <w:bCs/>
+                <w:color w:val="auto"/>
+                <w:sz w:val="22"/>
+                <w:szCs w:val="22"/>
+                <w:lang w:val="en-ID"/>
+              </w:rPr>
+              <w:t>hasil</w:t>
+            </w:r>
+            <w:proofErr w:type="spellEnd"/>
+            <w:r>
+              <w:rPr>
+                <w:rFonts w:ascii="Tahoma" w:hAnsi="Tahoma" w:cs="Tahoma"/>
+                <w:b w:val="0"/>
+                <w:bCs/>
+                <w:color w:val="auto"/>
+                <w:sz w:val="22"/>
+                <w:szCs w:val="22"/>
+                <w:lang w:val="en-ID"/>
+              </w:rPr>
+              <w:t>}</w:t>
             </w:r>
           </w:p>
         </w:tc>
@@ -5232,7 +6888,31 @@
                 <w:szCs w:val="22"/>
                 <w:lang w:val="en-ID"/>
               </w:rPr>
-              <w:t>{teks}</w:t>
+              <w:t>{</w:t>
+            </w:r>
+            <w:proofErr w:type="spellStart"/>
+            <w:r>
+              <w:rPr>
+                <w:rFonts w:ascii="Tahoma" w:eastAsia="Tahoma" w:hAnsi="Tahoma" w:cs="Tahoma"/>
+                <w:b w:val="0"/>
+                <w:bCs/>
+                <w:sz w:val="22"/>
+                <w:szCs w:val="22"/>
+                <w:lang w:val="en-ID"/>
+              </w:rPr>
+              <w:t>teks</w:t>
+            </w:r>
+            <w:proofErr w:type="spellEnd"/>
+            <w:r>
+              <w:rPr>
+                <w:rFonts w:ascii="Tahoma" w:eastAsia="Tahoma" w:hAnsi="Tahoma" w:cs="Tahoma"/>
+                <w:b w:val="0"/>
+                <w:bCs/>
+                <w:sz w:val="22"/>
+                <w:szCs w:val="22"/>
+                <w:lang w:val="en-ID"/>
+              </w:rPr>
+              <w:t>}</w:t>
             </w:r>
           </w:p>
           <w:p>
@@ -5257,7 +6937,31 @@
                 <w:szCs w:val="22"/>
                 <w:lang w:val="en-ID"/>
               </w:rPr>
-              <w:t>{/satuan_single}</w:t>
+              <w:t>{/</w:t>
+            </w:r>
+            <w:proofErr w:type="spellStart"/>
+            <w:r>
+              <w:rPr>
+                <w:rFonts w:ascii="Tahoma" w:eastAsia="Tahoma" w:hAnsi="Tahoma" w:cs="Tahoma"/>
+                <w:b w:val="0"/>
+                <w:bCs/>
+                <w:sz w:val="22"/>
+                <w:szCs w:val="22"/>
+                <w:lang w:val="en-ID"/>
+              </w:rPr>
+              <w:t>satuan_single</w:t>
+            </w:r>
+            <w:proofErr w:type="spellEnd"/>
+            <w:r>
+              <w:rPr>
+                <w:rFonts w:ascii="Tahoma" w:eastAsia="Tahoma" w:hAnsi="Tahoma" w:cs="Tahoma"/>
+                <w:b w:val="0"/>
+                <w:bCs/>
+                <w:sz w:val="22"/>
+                <w:szCs w:val="22"/>
+                <w:lang w:val="en-ID"/>
+              </w:rPr>
+              <w:t>}</w:t>
             </w:r>
           </w:p>
           <w:p>
@@ -5308,7 +7012,31 @@
                 <w:szCs w:val="22"/>
                 <w:lang w:val="en-ID"/>
               </w:rPr>
-              <w:t>{teks}</w:t>
+              <w:t>{</w:t>
+            </w:r>
+            <w:proofErr w:type="spellStart"/>
+            <w:r>
+              <w:rPr>
+                <w:rFonts w:ascii="Tahoma" w:eastAsia="Tahoma" w:hAnsi="Tahoma" w:cs="Tahoma"/>
+                <w:b w:val="0"/>
+                <w:bCs/>
+                <w:sz w:val="22"/>
+                <w:szCs w:val="22"/>
+                <w:lang w:val="en-ID"/>
+              </w:rPr>
+              <w:t>teks</w:t>
+            </w:r>
+            <w:proofErr w:type="spellEnd"/>
+            <w:r>
+              <w:rPr>
+                <w:rFonts w:ascii="Tahoma" w:eastAsia="Tahoma" w:hAnsi="Tahoma" w:cs="Tahoma"/>
+                <w:b w:val="0"/>
+                <w:bCs/>
+                <w:sz w:val="22"/>
+                <w:szCs w:val="22"/>
+                <w:lang w:val="en-ID"/>
+              </w:rPr>
+              <w:t>}</w:t>
             </w:r>
           </w:p>
           <w:p>
@@ -5333,7 +7061,68 @@
                 <w:szCs w:val="22"/>
                 <w:lang w:val="en-ID"/>
               </w:rPr>
-              <w:t>{/satuan}{/hasil_kerja}</w:t>
+              <w:t>{/</w:t>
+            </w:r>
+            <w:proofErr w:type="spellStart"/>
+            <w:proofErr w:type="gramStart"/>
+            <w:r>
+              <w:rPr>
+                <w:rFonts w:ascii="Tahoma" w:eastAsia="Tahoma" w:hAnsi="Tahoma" w:cs="Tahoma"/>
+                <w:b w:val="0"/>
+                <w:bCs/>
+                <w:sz w:val="22"/>
+                <w:szCs w:val="22"/>
+                <w:lang w:val="en-ID"/>
+              </w:rPr>
+              <w:t>satuan</w:t>
+            </w:r>
+            <w:proofErr w:type="spellEnd"/>
+            <w:r>
+              <w:rPr>
+                <w:rFonts w:ascii="Tahoma" w:eastAsia="Tahoma" w:hAnsi="Tahoma" w:cs="Tahoma"/>
+                <w:b w:val="0"/>
+                <w:bCs/>
+                <w:sz w:val="22"/>
+                <w:szCs w:val="22"/>
+                <w:lang w:val="en-ID"/>
+              </w:rPr>
+              <w:t>}{</w:t>
+            </w:r>
+            <w:proofErr w:type="gramEnd"/>
+            <w:r>
+              <w:rPr>
+                <w:rFonts w:ascii="Tahoma" w:eastAsia="Tahoma" w:hAnsi="Tahoma" w:cs="Tahoma"/>
+                <w:b w:val="0"/>
+                <w:bCs/>
+                <w:sz w:val="22"/>
+                <w:szCs w:val="22"/>
+                <w:lang w:val="en-ID"/>
+              </w:rPr>
+              <w:t>/</w:t>
+            </w:r>
+            <w:proofErr w:type="spellStart"/>
+            <w:r>
+              <w:rPr>
+                <w:rFonts w:ascii="Tahoma" w:eastAsia="Tahoma" w:hAnsi="Tahoma" w:cs="Tahoma"/>
+                <w:b w:val="0"/>
+                <w:bCs/>
+                <w:sz w:val="22"/>
+                <w:szCs w:val="22"/>
+                <w:lang w:val="en-ID"/>
+              </w:rPr>
+              <w:t>hasil_kerja</w:t>
+            </w:r>
+            <w:proofErr w:type="spellEnd"/>
+            <w:r>
+              <w:rPr>
+                <w:rFonts w:ascii="Tahoma" w:eastAsia="Tahoma" w:hAnsi="Tahoma" w:cs="Tahoma"/>
+                <w:b w:val="0"/>
+                <w:bCs/>
+                <w:sz w:val="22"/>
+                <w:szCs w:val="22"/>
+                <w:lang w:val="en-ID"/>
+              </w:rPr>
+              <w:t>}</w:t>
             </w:r>
           </w:p>
         </w:tc>
@@ -5355,7 +7144,23 @@
           <w:rFonts w:ascii="Tahoma" w:hAnsi="Tahoma" w:cs="Tahoma"/>
           <w:bCs/>
         </w:rPr>
-        <w:t>{/has_satuan_hasil_kerja}</w:t>
+        <w:t>{/</w:t>
+      </w:r>
+      <w:proofErr w:type="spellStart"/>
+      <w:r>
+        <w:rPr>
+          <w:rFonts w:ascii="Tahoma" w:hAnsi="Tahoma" w:cs="Tahoma"/>
+          <w:bCs/>
+        </w:rPr>
+        <w:t>has_satuan_hasil_kerja</w:t>
+      </w:r>
+      <w:proofErr w:type="spellEnd"/>
+      <w:r>
+        <w:rPr>
+          <w:rFonts w:ascii="Tahoma" w:hAnsi="Tahoma" w:cs="Tahoma"/>
+          <w:bCs/>
+        </w:rPr>
+        <w:t>}</w:t>
       </w:r>
     </w:p>
     <w:p>
@@ -5374,7 +7179,23 @@
           <w:rFonts w:ascii="Tahoma" w:hAnsi="Tahoma" w:cs="Tahoma"/>
           <w:bCs/>
         </w:rPr>
-        <w:t>{^has_satuan_hasil_kerja}</w:t>
+        <w:t>{^</w:t>
+      </w:r>
+      <w:proofErr w:type="spellStart"/>
+      <w:r>
+        <w:rPr>
+          <w:rFonts w:ascii="Tahoma" w:hAnsi="Tahoma" w:cs="Tahoma"/>
+          <w:bCs/>
+        </w:rPr>
+        <w:t>has_satuan_hasil_kerja</w:t>
+      </w:r>
+      <w:proofErr w:type="spellEnd"/>
+      <w:r>
+        <w:rPr>
+          <w:rFonts w:ascii="Tahoma" w:hAnsi="Tahoma" w:cs="Tahoma"/>
+          <w:bCs/>
+        </w:rPr>
+        <w:t>}</w:t>
       </w:r>
     </w:p>
     <w:tbl>
@@ -5476,7 +7297,23 @@
                 <w:rFonts w:ascii="Tahoma" w:hAnsi="Tahoma" w:cs="Tahoma"/>
                 <w:bCs/>
               </w:rPr>
-              <w:t>{#hasil_kerja}{no}.</w:t>
+              <w:t>{#hasil_</w:t>
+            </w:r>
+            <w:proofErr w:type="gramStart"/>
+            <w:r>
+              <w:rPr>
+                <w:rFonts w:ascii="Tahoma" w:hAnsi="Tahoma" w:cs="Tahoma"/>
+                <w:bCs/>
+              </w:rPr>
+              <w:t>kerja}{</w:t>
+            </w:r>
+            <w:proofErr w:type="gramEnd"/>
+            <w:r>
+              <w:rPr>
+                <w:rFonts w:ascii="Tahoma" w:hAnsi="Tahoma" w:cs="Tahoma"/>
+                <w:bCs/>
+              </w:rPr>
+              <w:t>no}.</w:t>
             </w:r>
           </w:p>
         </w:tc>
@@ -5535,7 +7372,33 @@
                 <w:szCs w:val="22"/>
                 <w:lang w:val="en-ID"/>
               </w:rPr>
-              <w:t>{teks_utama}</w:t>
+              <w:t>{</w:t>
+            </w:r>
+            <w:proofErr w:type="spellStart"/>
+            <w:r>
+              <w:rPr>
+                <w:rFonts w:ascii="Tahoma" w:hAnsi="Tahoma" w:cs="Tahoma"/>
+                <w:b w:val="0"/>
+                <w:bCs/>
+                <w:color w:val="auto"/>
+                <w:sz w:val="22"/>
+                <w:szCs w:val="22"/>
+                <w:lang w:val="en-ID"/>
+              </w:rPr>
+              <w:t>teks_utama</w:t>
+            </w:r>
+            <w:proofErr w:type="spellEnd"/>
+            <w:r>
+              <w:rPr>
+                <w:rFonts w:ascii="Tahoma" w:hAnsi="Tahoma" w:cs="Tahoma"/>
+                <w:b w:val="0"/>
+                <w:bCs/>
+                <w:color w:val="auto"/>
+                <w:sz w:val="22"/>
+                <w:szCs w:val="22"/>
+                <w:lang w:val="en-ID"/>
+              </w:rPr>
+              <w:t>}</w:t>
             </w:r>
           </w:p>
           <w:p>
@@ -5590,7 +7453,33 @@
                 <w:szCs w:val="22"/>
                 <w:lang w:val="en-ID"/>
               </w:rPr>
-              <w:t>{teks_sub}</w:t>
+              <w:t>{</w:t>
+            </w:r>
+            <w:proofErr w:type="spellStart"/>
+            <w:r>
+              <w:rPr>
+                <w:rFonts w:ascii="Tahoma" w:hAnsi="Tahoma" w:cs="Tahoma"/>
+                <w:b w:val="0"/>
+                <w:bCs/>
+                <w:color w:val="auto"/>
+                <w:sz w:val="22"/>
+                <w:szCs w:val="22"/>
+                <w:lang w:val="en-ID"/>
+              </w:rPr>
+              <w:t>teks_sub</w:t>
+            </w:r>
+            <w:proofErr w:type="spellEnd"/>
+            <w:r>
+              <w:rPr>
+                <w:rFonts w:ascii="Tahoma" w:hAnsi="Tahoma" w:cs="Tahoma"/>
+                <w:b w:val="0"/>
+                <w:bCs/>
+                <w:color w:val="auto"/>
+                <w:sz w:val="22"/>
+                <w:szCs w:val="22"/>
+                <w:lang w:val="en-ID"/>
+              </w:rPr>
+              <w:t>}</w:t>
             </w:r>
           </w:p>
           <w:p>
@@ -5644,7 +7533,33 @@
                 <w:szCs w:val="22"/>
                 <w:lang w:val="en-ID"/>
               </w:rPr>
-              <w:t>{/hasil_single}</w:t>
+              <w:t>{/</w:t>
+            </w:r>
+            <w:proofErr w:type="spellStart"/>
+            <w:r>
+              <w:rPr>
+                <w:rFonts w:ascii="Tahoma" w:hAnsi="Tahoma" w:cs="Tahoma"/>
+                <w:b w:val="0"/>
+                <w:bCs/>
+                <w:color w:val="auto"/>
+                <w:sz w:val="22"/>
+                <w:szCs w:val="22"/>
+                <w:lang w:val="en-ID"/>
+              </w:rPr>
+              <w:t>hasil_single</w:t>
+            </w:r>
+            <w:proofErr w:type="spellEnd"/>
+            <w:r>
+              <w:rPr>
+                <w:rFonts w:ascii="Tahoma" w:hAnsi="Tahoma" w:cs="Tahoma"/>
+                <w:b w:val="0"/>
+                <w:bCs/>
+                <w:color w:val="auto"/>
+                <w:sz w:val="22"/>
+                <w:szCs w:val="22"/>
+                <w:lang w:val="en-ID"/>
+              </w:rPr>
+              <w:t>}</w:t>
             </w:r>
           </w:p>
           <w:p>
@@ -5699,7 +7614,33 @@
                 <w:szCs w:val="22"/>
                 <w:lang w:val="en-ID"/>
               </w:rPr>
-              <w:t>{teks_utama}</w:t>
+              <w:t>{</w:t>
+            </w:r>
+            <w:proofErr w:type="spellStart"/>
+            <w:r>
+              <w:rPr>
+                <w:rFonts w:ascii="Tahoma" w:hAnsi="Tahoma" w:cs="Tahoma"/>
+                <w:b w:val="0"/>
+                <w:bCs/>
+                <w:color w:val="auto"/>
+                <w:sz w:val="22"/>
+                <w:szCs w:val="22"/>
+                <w:lang w:val="en-ID"/>
+              </w:rPr>
+              <w:t>teks_utama</w:t>
+            </w:r>
+            <w:proofErr w:type="spellEnd"/>
+            <w:r>
+              <w:rPr>
+                <w:rFonts w:ascii="Tahoma" w:hAnsi="Tahoma" w:cs="Tahoma"/>
+                <w:b w:val="0"/>
+                <w:bCs/>
+                <w:color w:val="auto"/>
+                <w:sz w:val="22"/>
+                <w:szCs w:val="22"/>
+                <w:lang w:val="en-ID"/>
+              </w:rPr>
+              <w:t>}</w:t>
             </w:r>
           </w:p>
           <w:p>
@@ -5754,7 +7695,33 @@
                 <w:szCs w:val="22"/>
                 <w:lang w:val="en-ID"/>
               </w:rPr>
-              <w:t>{teks_sub}</w:t>
+              <w:t>{</w:t>
+            </w:r>
+            <w:proofErr w:type="spellStart"/>
+            <w:r>
+              <w:rPr>
+                <w:rFonts w:ascii="Tahoma" w:hAnsi="Tahoma" w:cs="Tahoma"/>
+                <w:b w:val="0"/>
+                <w:bCs/>
+                <w:color w:val="auto"/>
+                <w:sz w:val="22"/>
+                <w:szCs w:val="22"/>
+                <w:lang w:val="en-ID"/>
+              </w:rPr>
+              <w:t>teks_sub</w:t>
+            </w:r>
+            <w:proofErr w:type="spellEnd"/>
+            <w:r>
+              <w:rPr>
+                <w:rFonts w:ascii="Tahoma" w:hAnsi="Tahoma" w:cs="Tahoma"/>
+                <w:b w:val="0"/>
+                <w:bCs/>
+                <w:color w:val="auto"/>
+                <w:sz w:val="22"/>
+                <w:szCs w:val="22"/>
+                <w:lang w:val="en-ID"/>
+              </w:rPr>
+              <w:t>}</w:t>
             </w:r>
           </w:p>
           <w:p>
@@ -5809,8 +7776,23 @@
                 <w:szCs w:val="22"/>
                 <w:lang w:val="en-ID"/>
               </w:rPr>
-              <w:t>{/hasil</w:t>
-            </w:r>
+              <w:t>{/</w:t>
+            </w:r>
+            <w:proofErr w:type="spellStart"/>
+            <w:proofErr w:type="gramStart"/>
+            <w:r>
+              <w:rPr>
+                <w:rFonts w:ascii="Tahoma" w:hAnsi="Tahoma" w:cs="Tahoma"/>
+                <w:b w:val="0"/>
+                <w:bCs/>
+                <w:color w:val="auto"/>
+                <w:sz w:val="22"/>
+                <w:szCs w:val="22"/>
+                <w:lang w:val="en-ID"/>
+              </w:rPr>
+              <w:t>hasil</w:t>
+            </w:r>
+            <w:proofErr w:type="spellEnd"/>
             <w:r>
               <w:rPr>
                 <w:rFonts w:ascii="Tahoma" w:eastAsia="Tahoma" w:hAnsi="Tahoma" w:cs="Tahoma"/>
@@ -5820,7 +7802,43 @@
                 <w:szCs w:val="22"/>
                 <w:lang w:val="en-ID"/>
               </w:rPr>
-              <w:t>}{/hasil_kerja}</w:t>
+              <w:t>}{</w:t>
+            </w:r>
+            <w:proofErr w:type="gramEnd"/>
+            <w:r>
+              <w:rPr>
+                <w:rFonts w:ascii="Tahoma" w:eastAsia="Tahoma" w:hAnsi="Tahoma" w:cs="Tahoma"/>
+                <w:b w:val="0"/>
+                <w:bCs/>
+                <w:sz w:val="22"/>
+                <w:szCs w:val="22"/>
+                <w:lang w:val="en-ID"/>
+              </w:rPr>
+              <w:t>/</w:t>
+            </w:r>
+            <w:proofErr w:type="spellStart"/>
+            <w:r>
+              <w:rPr>
+                <w:rFonts w:ascii="Tahoma" w:eastAsia="Tahoma" w:hAnsi="Tahoma" w:cs="Tahoma"/>
+                <w:b w:val="0"/>
+                <w:bCs/>
+                <w:sz w:val="22"/>
+                <w:szCs w:val="22"/>
+                <w:lang w:val="en-ID"/>
+              </w:rPr>
+              <w:t>hasil_kerja</w:t>
+            </w:r>
+            <w:proofErr w:type="spellEnd"/>
+            <w:r>
+              <w:rPr>
+                <w:rFonts w:ascii="Tahoma" w:eastAsia="Tahoma" w:hAnsi="Tahoma" w:cs="Tahoma"/>
+                <w:b w:val="0"/>
+                <w:bCs/>
+                <w:sz w:val="22"/>
+                <w:szCs w:val="22"/>
+                <w:lang w:val="en-ID"/>
+              </w:rPr>
+              <w:t>}</w:t>
             </w:r>
           </w:p>
         </w:tc>
@@ -5842,7 +7860,23 @@
           <w:rFonts w:ascii="Tahoma" w:hAnsi="Tahoma" w:cs="Tahoma"/>
           <w:bCs/>
         </w:rPr>
-        <w:t>{/has_satuan_hasil_kerja}</w:t>
+        <w:t>{/</w:t>
+      </w:r>
+      <w:proofErr w:type="spellStart"/>
+      <w:r>
+        <w:rPr>
+          <w:rFonts w:ascii="Tahoma" w:hAnsi="Tahoma" w:cs="Tahoma"/>
+          <w:bCs/>
+        </w:rPr>
+        <w:t>has_satuan_hasil_kerja</w:t>
+      </w:r>
+      <w:proofErr w:type="spellEnd"/>
+      <w:r>
+        <w:rPr>
+          <w:rFonts w:ascii="Tahoma" w:hAnsi="Tahoma" w:cs="Tahoma"/>
+          <w:bCs/>
+        </w:rPr>
+        <w:t>}</w:t>
       </w:r>
     </w:p>
     <w:p>
@@ -6074,7 +8108,23 @@
                 <w:rFonts w:ascii="Tahoma" w:hAnsi="Tahoma" w:cs="Tahoma"/>
                 <w:bCs/>
               </w:rPr>
-              <w:t>_kerja}{no}.</w:t>
+              <w:t>_</w:t>
+            </w:r>
+            <w:proofErr w:type="gramStart"/>
+            <w:r>
+              <w:rPr>
+                <w:rFonts w:ascii="Tahoma" w:hAnsi="Tahoma" w:cs="Tahoma"/>
+                <w:bCs/>
+              </w:rPr>
+              <w:t>kerja}{</w:t>
+            </w:r>
+            <w:proofErr w:type="gramEnd"/>
+            <w:r>
+              <w:rPr>
+                <w:rFonts w:ascii="Tahoma" w:hAnsi="Tahoma" w:cs="Tahoma"/>
+                <w:bCs/>
+              </w:rPr>
+              <w:t>no}.</w:t>
             </w:r>
           </w:p>
         </w:tc>
@@ -6135,7 +8185,33 @@
                 <w:szCs w:val="22"/>
                 <w:lang w:val="en-ID"/>
               </w:rPr>
-              <w:t>{teks}</w:t>
+              <w:t>{</w:t>
+            </w:r>
+            <w:proofErr w:type="spellStart"/>
+            <w:r>
+              <w:rPr>
+                <w:rFonts w:ascii="Tahoma" w:hAnsi="Tahoma" w:cs="Tahoma"/>
+                <w:b w:val="0"/>
+                <w:bCs/>
+                <w:color w:val="auto"/>
+                <w:sz w:val="22"/>
+                <w:szCs w:val="22"/>
+                <w:lang w:val="en-ID"/>
+              </w:rPr>
+              <w:t>teks</w:t>
+            </w:r>
+            <w:proofErr w:type="spellEnd"/>
+            <w:r>
+              <w:rPr>
+                <w:rFonts w:ascii="Tahoma" w:hAnsi="Tahoma" w:cs="Tahoma"/>
+                <w:b w:val="0"/>
+                <w:bCs/>
+                <w:color w:val="auto"/>
+                <w:sz w:val="22"/>
+                <w:szCs w:val="22"/>
+                <w:lang w:val="en-ID"/>
+              </w:rPr>
+              <w:t>}</w:t>
             </w:r>
           </w:p>
           <w:p>
@@ -6163,7 +8239,33 @@
                 <w:szCs w:val="22"/>
                 <w:lang w:val="en-ID"/>
               </w:rPr>
-              <w:t>{/bahan_single}</w:t>
+              <w:t>{/</w:t>
+            </w:r>
+            <w:proofErr w:type="spellStart"/>
+            <w:r>
+              <w:rPr>
+                <w:rFonts w:ascii="Tahoma" w:hAnsi="Tahoma" w:cs="Tahoma"/>
+                <w:b w:val="0"/>
+                <w:bCs/>
+                <w:color w:val="auto"/>
+                <w:sz w:val="22"/>
+                <w:szCs w:val="22"/>
+                <w:lang w:val="en-ID"/>
+              </w:rPr>
+              <w:t>bahan_single</w:t>
+            </w:r>
+            <w:proofErr w:type="spellEnd"/>
+            <w:r>
+              <w:rPr>
+                <w:rFonts w:ascii="Tahoma" w:hAnsi="Tahoma" w:cs="Tahoma"/>
+                <w:b w:val="0"/>
+                <w:bCs/>
+                <w:color w:val="auto"/>
+                <w:sz w:val="22"/>
+                <w:szCs w:val="22"/>
+                <w:lang w:val="en-ID"/>
+              </w:rPr>
+              <w:t>}</w:t>
             </w:r>
           </w:p>
           <w:p>
@@ -6220,7 +8322,33 @@
                 <w:szCs w:val="22"/>
                 <w:lang w:val="en-ID"/>
               </w:rPr>
-              <w:t>{teks}</w:t>
+              <w:t>{</w:t>
+            </w:r>
+            <w:proofErr w:type="spellStart"/>
+            <w:r>
+              <w:rPr>
+                <w:rFonts w:ascii="Tahoma" w:hAnsi="Tahoma" w:cs="Tahoma"/>
+                <w:b w:val="0"/>
+                <w:bCs/>
+                <w:color w:val="auto"/>
+                <w:sz w:val="22"/>
+                <w:szCs w:val="22"/>
+                <w:lang w:val="en-ID"/>
+              </w:rPr>
+              <w:t>teks</w:t>
+            </w:r>
+            <w:proofErr w:type="spellEnd"/>
+            <w:r>
+              <w:rPr>
+                <w:rFonts w:ascii="Tahoma" w:hAnsi="Tahoma" w:cs="Tahoma"/>
+                <w:b w:val="0"/>
+                <w:bCs/>
+                <w:color w:val="auto"/>
+                <w:sz w:val="22"/>
+                <w:szCs w:val="22"/>
+                <w:lang w:val="en-ID"/>
+              </w:rPr>
+              <w:t>}</w:t>
             </w:r>
           </w:p>
           <w:p>
@@ -6248,7 +8376,33 @@
                 <w:szCs w:val="22"/>
                 <w:lang w:val="en-ID"/>
               </w:rPr>
-              <w:t>{/bahan}</w:t>
+              <w:t>{/</w:t>
+            </w:r>
+            <w:proofErr w:type="spellStart"/>
+            <w:r>
+              <w:rPr>
+                <w:rFonts w:ascii="Tahoma" w:hAnsi="Tahoma" w:cs="Tahoma"/>
+                <w:b w:val="0"/>
+                <w:bCs/>
+                <w:color w:val="auto"/>
+                <w:sz w:val="22"/>
+                <w:szCs w:val="22"/>
+                <w:lang w:val="en-ID"/>
+              </w:rPr>
+              <w:t>bahan</w:t>
+            </w:r>
+            <w:proofErr w:type="spellEnd"/>
+            <w:r>
+              <w:rPr>
+                <w:rFonts w:ascii="Tahoma" w:hAnsi="Tahoma" w:cs="Tahoma"/>
+                <w:b w:val="0"/>
+                <w:bCs/>
+                <w:color w:val="auto"/>
+                <w:sz w:val="22"/>
+                <w:szCs w:val="22"/>
+                <w:lang w:val="en-ID"/>
+              </w:rPr>
+              <w:t>}</w:t>
             </w:r>
           </w:p>
         </w:tc>
@@ -6305,7 +8459,31 @@
                 <w:szCs w:val="22"/>
                 <w:lang w:val="en-ID"/>
               </w:rPr>
-              <w:t>{teks}</w:t>
+              <w:t>{</w:t>
+            </w:r>
+            <w:proofErr w:type="spellStart"/>
+            <w:r>
+              <w:rPr>
+                <w:rFonts w:ascii="Tahoma" w:hAnsi="Tahoma" w:cs="Tahoma"/>
+                <w:b w:val="0"/>
+                <w:bCs/>
+                <w:sz w:val="22"/>
+                <w:szCs w:val="22"/>
+                <w:lang w:val="en-ID"/>
+              </w:rPr>
+              <w:t>teks</w:t>
+            </w:r>
+            <w:proofErr w:type="spellEnd"/>
+            <w:r>
+              <w:rPr>
+                <w:rFonts w:ascii="Tahoma" w:hAnsi="Tahoma" w:cs="Tahoma"/>
+                <w:b w:val="0"/>
+                <w:bCs/>
+                <w:sz w:val="22"/>
+                <w:szCs w:val="22"/>
+                <w:lang w:val="en-ID"/>
+              </w:rPr>
+              <w:t>}</w:t>
             </w:r>
           </w:p>
           <w:p>
@@ -6331,7 +8509,31 @@
                 <w:szCs w:val="22"/>
                 <w:lang w:val="en-ID"/>
               </w:rPr>
-              <w:t>{/penggunaan_single}</w:t>
+              <w:t>{/</w:t>
+            </w:r>
+            <w:proofErr w:type="spellStart"/>
+            <w:r>
+              <w:rPr>
+                <w:rFonts w:ascii="Tahoma" w:hAnsi="Tahoma" w:cs="Tahoma"/>
+                <w:b w:val="0"/>
+                <w:bCs/>
+                <w:sz w:val="22"/>
+                <w:szCs w:val="22"/>
+                <w:lang w:val="en-ID"/>
+              </w:rPr>
+              <w:t>penggunaan_single</w:t>
+            </w:r>
+            <w:proofErr w:type="spellEnd"/>
+            <w:r>
+              <w:rPr>
+                <w:rFonts w:ascii="Tahoma" w:hAnsi="Tahoma" w:cs="Tahoma"/>
+                <w:b w:val="0"/>
+                <w:bCs/>
+                <w:sz w:val="22"/>
+                <w:szCs w:val="22"/>
+                <w:lang w:val="en-ID"/>
+              </w:rPr>
+              <w:t>}</w:t>
             </w:r>
           </w:p>
           <w:p>
@@ -6384,7 +8586,31 @@
                 <w:szCs w:val="22"/>
                 <w:lang w:val="en-ID"/>
               </w:rPr>
-              <w:t>{teks}</w:t>
+              <w:t>{</w:t>
+            </w:r>
+            <w:proofErr w:type="spellStart"/>
+            <w:r>
+              <w:rPr>
+                <w:rFonts w:ascii="Tahoma" w:hAnsi="Tahoma" w:cs="Tahoma"/>
+                <w:b w:val="0"/>
+                <w:bCs/>
+                <w:sz w:val="22"/>
+                <w:szCs w:val="22"/>
+                <w:lang w:val="en-ID"/>
+              </w:rPr>
+              <w:t>teks</w:t>
+            </w:r>
+            <w:proofErr w:type="spellEnd"/>
+            <w:r>
+              <w:rPr>
+                <w:rFonts w:ascii="Tahoma" w:hAnsi="Tahoma" w:cs="Tahoma"/>
+                <w:b w:val="0"/>
+                <w:bCs/>
+                <w:sz w:val="22"/>
+                <w:szCs w:val="22"/>
+                <w:lang w:val="en-ID"/>
+              </w:rPr>
+              <w:t>}</w:t>
             </w:r>
           </w:p>
           <w:p>
@@ -6409,7 +8635,68 @@
                 <w:szCs w:val="22"/>
                 <w:lang w:val="en-ID"/>
               </w:rPr>
-              <w:t>{/penggunaan}{/bahan_kerja}</w:t>
+              <w:t>{/</w:t>
+            </w:r>
+            <w:proofErr w:type="spellStart"/>
+            <w:proofErr w:type="gramStart"/>
+            <w:r>
+              <w:rPr>
+                <w:rFonts w:ascii="Tahoma" w:hAnsi="Tahoma" w:cs="Tahoma"/>
+                <w:b w:val="0"/>
+                <w:bCs/>
+                <w:sz w:val="22"/>
+                <w:szCs w:val="22"/>
+                <w:lang w:val="en-ID"/>
+              </w:rPr>
+              <w:t>penggunaan</w:t>
+            </w:r>
+            <w:proofErr w:type="spellEnd"/>
+            <w:r>
+              <w:rPr>
+                <w:rFonts w:ascii="Tahoma" w:hAnsi="Tahoma" w:cs="Tahoma"/>
+                <w:b w:val="0"/>
+                <w:bCs/>
+                <w:sz w:val="22"/>
+                <w:szCs w:val="22"/>
+                <w:lang w:val="en-ID"/>
+              </w:rPr>
+              <w:t>}{</w:t>
+            </w:r>
+            <w:proofErr w:type="gramEnd"/>
+            <w:r>
+              <w:rPr>
+                <w:rFonts w:ascii="Tahoma" w:hAnsi="Tahoma" w:cs="Tahoma"/>
+                <w:b w:val="0"/>
+                <w:bCs/>
+                <w:sz w:val="22"/>
+                <w:szCs w:val="22"/>
+                <w:lang w:val="en-ID"/>
+              </w:rPr>
+              <w:t>/</w:t>
+            </w:r>
+            <w:proofErr w:type="spellStart"/>
+            <w:r>
+              <w:rPr>
+                <w:rFonts w:ascii="Tahoma" w:hAnsi="Tahoma" w:cs="Tahoma"/>
+                <w:b w:val="0"/>
+                <w:bCs/>
+                <w:sz w:val="22"/>
+                <w:szCs w:val="22"/>
+                <w:lang w:val="en-ID"/>
+              </w:rPr>
+              <w:t>bahan_kerja</w:t>
+            </w:r>
+            <w:proofErr w:type="spellEnd"/>
+            <w:r>
+              <w:rPr>
+                <w:rFonts w:ascii="Tahoma" w:hAnsi="Tahoma" w:cs="Tahoma"/>
+                <w:b w:val="0"/>
+                <w:bCs/>
+                <w:sz w:val="22"/>
+                <w:szCs w:val="22"/>
+                <w:lang w:val="en-ID"/>
+              </w:rPr>
+              <w:t>}</w:t>
             </w:r>
           </w:p>
         </w:tc>
@@ -6477,7 +8764,17 @@
           <w:sz w:val="22"/>
           <w:szCs w:val="22"/>
         </w:rPr>
-        <w:t>PERANGKAT KERJA</w:t>
+        <w:t xml:space="preserve">PERANGKAT </w:t>
+      </w:r>
+      <w:proofErr w:type="gramStart"/>
+      <w:r>
+        <w:rPr>
+          <w:rFonts w:ascii="Tahoma" w:hAnsi="Tahoma" w:cs="Tahoma"/>
+          <w:bCs/>
+          <w:sz w:val="22"/>
+          <w:szCs w:val="22"/>
+        </w:rPr>
+        <w:t>KERJA</w:t>
       </w:r>
       <w:r>
         <w:rPr>
@@ -6500,6 +8797,7 @@
         </w:rPr>
         <w:t>:</w:t>
       </w:r>
+      <w:proofErr w:type="gramEnd"/>
     </w:p>
     <w:tbl>
       <w:tblPr>
@@ -6676,7 +8974,23 @@
                 <w:rFonts w:ascii="Tahoma" w:hAnsi="Tahoma" w:cs="Tahoma"/>
                 <w:bCs/>
               </w:rPr>
-              <w:t>_kerja}{no}.</w:t>
+              <w:t>_</w:t>
+            </w:r>
+            <w:proofErr w:type="gramStart"/>
+            <w:r>
+              <w:rPr>
+                <w:rFonts w:ascii="Tahoma" w:hAnsi="Tahoma" w:cs="Tahoma"/>
+                <w:bCs/>
+              </w:rPr>
+              <w:t>kerja}{</w:t>
+            </w:r>
+            <w:proofErr w:type="gramEnd"/>
+            <w:r>
+              <w:rPr>
+                <w:rFonts w:ascii="Tahoma" w:hAnsi="Tahoma" w:cs="Tahoma"/>
+                <w:bCs/>
+              </w:rPr>
+              <w:t>no}.</w:t>
             </w:r>
           </w:p>
         </w:tc>
@@ -6762,7 +9076,33 @@
                 <w:szCs w:val="22"/>
                 <w:lang w:val="en-ID"/>
               </w:rPr>
-              <w:t>{teks}</w:t>
+              <w:t>{</w:t>
+            </w:r>
+            <w:proofErr w:type="spellStart"/>
+            <w:r>
+              <w:rPr>
+                <w:rFonts w:ascii="Tahoma" w:hAnsi="Tahoma" w:cs="Tahoma"/>
+                <w:b w:val="0"/>
+                <w:bCs/>
+                <w:color w:val="auto"/>
+                <w:sz w:val="22"/>
+                <w:szCs w:val="22"/>
+                <w:lang w:val="en-ID"/>
+              </w:rPr>
+              <w:t>teks</w:t>
+            </w:r>
+            <w:proofErr w:type="spellEnd"/>
+            <w:r>
+              <w:rPr>
+                <w:rFonts w:ascii="Tahoma" w:hAnsi="Tahoma" w:cs="Tahoma"/>
+                <w:b w:val="0"/>
+                <w:bCs/>
+                <w:color w:val="auto"/>
+                <w:sz w:val="22"/>
+                <w:szCs w:val="22"/>
+                <w:lang w:val="en-ID"/>
+              </w:rPr>
+              <w:t>}</w:t>
             </w:r>
           </w:p>
           <w:p>
@@ -6792,6 +9132,7 @@
               </w:rPr>
               <w:t>{/</w:t>
             </w:r>
+            <w:proofErr w:type="spellStart"/>
             <w:r>
               <w:rPr>
                 <w:rFonts w:ascii="Tahoma" w:hAnsi="Tahoma" w:cs="Tahoma"/>
@@ -6814,7 +9155,20 @@
                 <w:szCs w:val="22"/>
                 <w:lang w:val="en-ID"/>
               </w:rPr>
-              <w:t>_single}</w:t>
+              <w:t>_single</w:t>
+            </w:r>
+            <w:proofErr w:type="spellEnd"/>
+            <w:r>
+              <w:rPr>
+                <w:rFonts w:ascii="Tahoma" w:hAnsi="Tahoma" w:cs="Tahoma"/>
+                <w:b w:val="0"/>
+                <w:bCs/>
+                <w:color w:val="auto"/>
+                <w:sz w:val="22"/>
+                <w:szCs w:val="22"/>
+                <w:lang w:val="en-ID"/>
+              </w:rPr>
+              <w:t>}</w:t>
             </w:r>
           </w:p>
           <w:p>
@@ -6896,7 +9250,33 @@
                 <w:szCs w:val="22"/>
                 <w:lang w:val="en-ID"/>
               </w:rPr>
-              <w:t>{teks}</w:t>
+              <w:t>{</w:t>
+            </w:r>
+            <w:proofErr w:type="spellStart"/>
+            <w:r>
+              <w:rPr>
+                <w:rFonts w:ascii="Tahoma" w:hAnsi="Tahoma" w:cs="Tahoma"/>
+                <w:b w:val="0"/>
+                <w:bCs/>
+                <w:color w:val="auto"/>
+                <w:sz w:val="22"/>
+                <w:szCs w:val="22"/>
+                <w:lang w:val="en-ID"/>
+              </w:rPr>
+              <w:t>teks</w:t>
+            </w:r>
+            <w:proofErr w:type="spellEnd"/>
+            <w:r>
+              <w:rPr>
+                <w:rFonts w:ascii="Tahoma" w:hAnsi="Tahoma" w:cs="Tahoma"/>
+                <w:b w:val="0"/>
+                <w:bCs/>
+                <w:color w:val="auto"/>
+                <w:sz w:val="22"/>
+                <w:szCs w:val="22"/>
+                <w:lang w:val="en-ID"/>
+              </w:rPr>
+              <w:t>}</w:t>
             </w:r>
           </w:p>
           <w:p>
@@ -6926,6 +9306,7 @@
               </w:rPr>
               <w:t>{/</w:t>
             </w:r>
+            <w:proofErr w:type="spellStart"/>
             <w:r>
               <w:rPr>
                 <w:rFonts w:ascii="Tahoma" w:hAnsi="Tahoma" w:cs="Tahoma"/>
@@ -6938,6 +9319,7 @@
               </w:rPr>
               <w:t>perangkat</w:t>
             </w:r>
+            <w:proofErr w:type="spellEnd"/>
             <w:r>
               <w:rPr>
                 <w:rFonts w:ascii="Tahoma" w:hAnsi="Tahoma" w:cs="Tahoma"/>
@@ -7006,7 +9388,31 @@
                 <w:szCs w:val="22"/>
                 <w:lang w:val="en-ID"/>
               </w:rPr>
-              <w:t>{teks}</w:t>
+              <w:t>{</w:t>
+            </w:r>
+            <w:proofErr w:type="spellStart"/>
+            <w:r>
+              <w:rPr>
+                <w:rFonts w:ascii="Tahoma" w:hAnsi="Tahoma" w:cs="Tahoma"/>
+                <w:b w:val="0"/>
+                <w:bCs/>
+                <w:sz w:val="22"/>
+                <w:szCs w:val="22"/>
+                <w:lang w:val="en-ID"/>
+              </w:rPr>
+              <w:t>teks</w:t>
+            </w:r>
+            <w:proofErr w:type="spellEnd"/>
+            <w:r>
+              <w:rPr>
+                <w:rFonts w:ascii="Tahoma" w:hAnsi="Tahoma" w:cs="Tahoma"/>
+                <w:b w:val="0"/>
+                <w:bCs/>
+                <w:sz w:val="22"/>
+                <w:szCs w:val="22"/>
+                <w:lang w:val="en-ID"/>
+              </w:rPr>
+              <w:t>}</w:t>
             </w:r>
           </w:p>
           <w:p>
@@ -7032,7 +9438,31 @@
                 <w:szCs w:val="22"/>
                 <w:lang w:val="en-ID"/>
               </w:rPr>
-              <w:t>{/penggunaan_single}</w:t>
+              <w:t>{/</w:t>
+            </w:r>
+            <w:proofErr w:type="spellStart"/>
+            <w:r>
+              <w:rPr>
+                <w:rFonts w:ascii="Tahoma" w:hAnsi="Tahoma" w:cs="Tahoma"/>
+                <w:b w:val="0"/>
+                <w:bCs/>
+                <w:sz w:val="22"/>
+                <w:szCs w:val="22"/>
+                <w:lang w:val="en-ID"/>
+              </w:rPr>
+              <w:t>penggunaan_single</w:t>
+            </w:r>
+            <w:proofErr w:type="spellEnd"/>
+            <w:r>
+              <w:rPr>
+                <w:rFonts w:ascii="Tahoma" w:hAnsi="Tahoma" w:cs="Tahoma"/>
+                <w:b w:val="0"/>
+                <w:bCs/>
+                <w:sz w:val="22"/>
+                <w:szCs w:val="22"/>
+                <w:lang w:val="en-ID"/>
+              </w:rPr>
+              <w:t>}</w:t>
             </w:r>
           </w:p>
           <w:p>
@@ -7086,7 +9516,31 @@
                 <w:szCs w:val="22"/>
                 <w:lang w:val="en-ID"/>
               </w:rPr>
-              <w:t>{teks}</w:t>
+              <w:t>{</w:t>
+            </w:r>
+            <w:proofErr w:type="spellStart"/>
+            <w:r>
+              <w:rPr>
+                <w:rFonts w:ascii="Tahoma" w:hAnsi="Tahoma" w:cs="Tahoma"/>
+                <w:b w:val="0"/>
+                <w:bCs/>
+                <w:sz w:val="22"/>
+                <w:szCs w:val="22"/>
+                <w:lang w:val="en-ID"/>
+              </w:rPr>
+              <w:t>teks</w:t>
+            </w:r>
+            <w:proofErr w:type="spellEnd"/>
+            <w:r>
+              <w:rPr>
+                <w:rFonts w:ascii="Tahoma" w:hAnsi="Tahoma" w:cs="Tahoma"/>
+                <w:b w:val="0"/>
+                <w:bCs/>
+                <w:sz w:val="22"/>
+                <w:szCs w:val="22"/>
+                <w:lang w:val="en-ID"/>
+              </w:rPr>
+              <w:t>}</w:t>
             </w:r>
           </w:p>
           <w:p>
@@ -7111,8 +9565,46 @@
                 <w:szCs w:val="22"/>
                 <w:lang w:val="en-ID"/>
               </w:rPr>
-              <w:t>{/penggunaan}{/</w:t>
-            </w:r>
+              <w:t>{/</w:t>
+            </w:r>
+            <w:proofErr w:type="spellStart"/>
+            <w:proofErr w:type="gramStart"/>
+            <w:r>
+              <w:rPr>
+                <w:rFonts w:ascii="Tahoma" w:hAnsi="Tahoma" w:cs="Tahoma"/>
+                <w:b w:val="0"/>
+                <w:bCs/>
+                <w:sz w:val="22"/>
+                <w:szCs w:val="22"/>
+                <w:lang w:val="en-ID"/>
+              </w:rPr>
+              <w:t>penggunaan</w:t>
+            </w:r>
+            <w:proofErr w:type="spellEnd"/>
+            <w:r>
+              <w:rPr>
+                <w:rFonts w:ascii="Tahoma" w:hAnsi="Tahoma" w:cs="Tahoma"/>
+                <w:b w:val="0"/>
+                <w:bCs/>
+                <w:sz w:val="22"/>
+                <w:szCs w:val="22"/>
+                <w:lang w:val="en-ID"/>
+              </w:rPr>
+              <w:t>}{</w:t>
+            </w:r>
+            <w:proofErr w:type="gramEnd"/>
+            <w:r>
+              <w:rPr>
+                <w:rFonts w:ascii="Tahoma" w:hAnsi="Tahoma" w:cs="Tahoma"/>
+                <w:b w:val="0"/>
+                <w:bCs/>
+                <w:sz w:val="22"/>
+                <w:szCs w:val="22"/>
+                <w:lang w:val="en-ID"/>
+              </w:rPr>
+              <w:t>/</w:t>
+            </w:r>
+            <w:proofErr w:type="spellStart"/>
             <w:r>
               <w:rPr>
                 <w:rFonts w:ascii="Tahoma" w:hAnsi="Tahoma" w:cs="Tahoma"/>
@@ -7133,7 +9625,19 @@
                 <w:szCs w:val="22"/>
                 <w:lang w:val="en-ID"/>
               </w:rPr>
-              <w:t>_kerja}</w:t>
+              <w:t>_kerja</w:t>
+            </w:r>
+            <w:proofErr w:type="spellEnd"/>
+            <w:r>
+              <w:rPr>
+                <w:rFonts w:ascii="Tahoma" w:hAnsi="Tahoma" w:cs="Tahoma"/>
+                <w:b w:val="0"/>
+                <w:bCs/>
+                <w:sz w:val="22"/>
+                <w:szCs w:val="22"/>
+                <w:lang w:val="en-ID"/>
+              </w:rPr>
+              <w:t>}</w:t>
             </w:r>
           </w:p>
         </w:tc>
@@ -7341,6 +9845,7 @@
               </w:rPr>
               <w:t>_</w:t>
             </w:r>
+            <w:proofErr w:type="gramStart"/>
             <w:r>
               <w:rPr>
                 <w:rFonts w:ascii="Tahoma" w:hAnsi="Tahoma" w:cs="Tahoma"/>
@@ -7353,7 +9858,15 @@
                 <w:rFonts w:ascii="Tahoma" w:hAnsi="Tahoma" w:cs="Tahoma"/>
                 <w:bCs/>
               </w:rPr>
-              <w:t>}{no}.</w:t>
+              <w:t>}{</w:t>
+            </w:r>
+            <w:proofErr w:type="gramEnd"/>
+            <w:r>
+              <w:rPr>
+                <w:rFonts w:ascii="Tahoma" w:hAnsi="Tahoma" w:cs="Tahoma"/>
+                <w:bCs/>
+              </w:rPr>
+              <w:t>no}.</w:t>
             </w:r>
           </w:p>
         </w:tc>
@@ -7386,6 +9899,7 @@
               </w:rPr>
               <w:t>{</w:t>
             </w:r>
+            <w:proofErr w:type="spellStart"/>
             <w:r>
               <w:rPr>
                 <w:rFonts w:ascii="Tahoma" w:hAnsi="Tahoma" w:cs="Tahoma"/>
@@ -7398,6 +9912,7 @@
               </w:rPr>
               <w:t>uraian</w:t>
             </w:r>
+            <w:proofErr w:type="spellEnd"/>
             <w:r>
               <w:rPr>
                 <w:rFonts w:ascii="Tahoma" w:hAnsi="Tahoma" w:cs="Tahoma"/>
@@ -7410,6 +9925,7 @@
               </w:rPr>
               <w:t>}{/</w:t>
             </w:r>
+            <w:proofErr w:type="spellStart"/>
             <w:r>
               <w:rPr>
                 <w:rFonts w:ascii="Tahoma" w:hAnsi="Tahoma" w:cs="Tahoma"/>
@@ -7422,6 +9938,7 @@
               </w:rPr>
               <w:t>tanggung_jawab</w:t>
             </w:r>
+            <w:proofErr w:type="spellEnd"/>
             <w:r>
               <w:rPr>
                 <w:rFonts w:ascii="Tahoma" w:hAnsi="Tahoma" w:cs="Tahoma"/>
@@ -7627,6 +10144,7 @@
               </w:rPr>
               <w:t>{#</w:t>
             </w:r>
+            <w:proofErr w:type="gramStart"/>
             <w:r>
               <w:rPr>
                 <w:rFonts w:ascii="Tahoma" w:hAnsi="Tahoma" w:cs="Tahoma"/>
@@ -7639,7 +10157,15 @@
                 <w:rFonts w:ascii="Tahoma" w:hAnsi="Tahoma" w:cs="Tahoma"/>
                 <w:bCs/>
               </w:rPr>
-              <w:t>}{no}.</w:t>
+              <w:t>}{</w:t>
+            </w:r>
+            <w:proofErr w:type="gramEnd"/>
+            <w:r>
+              <w:rPr>
+                <w:rFonts w:ascii="Tahoma" w:hAnsi="Tahoma" w:cs="Tahoma"/>
+                <w:bCs/>
+              </w:rPr>
+              <w:t>no}.</w:t>
             </w:r>
           </w:p>
         </w:tc>
@@ -7672,6 +10198,7 @@
               </w:rPr>
               <w:t>{</w:t>
             </w:r>
+            <w:proofErr w:type="spellStart"/>
             <w:r>
               <w:rPr>
                 <w:rFonts w:ascii="Tahoma" w:hAnsi="Tahoma" w:cs="Tahoma"/>
@@ -7684,6 +10211,7 @@
               </w:rPr>
               <w:t>uraian</w:t>
             </w:r>
+            <w:proofErr w:type="spellEnd"/>
             <w:r>
               <w:rPr>
                 <w:rFonts w:ascii="Tahoma" w:hAnsi="Tahoma" w:cs="Tahoma"/>
@@ -7696,6 +10224,7 @@
               </w:rPr>
               <w:t>}{/</w:t>
             </w:r>
+            <w:proofErr w:type="spellStart"/>
             <w:r>
               <w:rPr>
                 <w:rFonts w:ascii="Tahoma" w:hAnsi="Tahoma" w:cs="Tahoma"/>
@@ -7708,6 +10237,7 @@
               </w:rPr>
               <w:t>wewenang</w:t>
             </w:r>
+            <w:proofErr w:type="spellEnd"/>
             <w:r>
               <w:rPr>
                 <w:rFonts w:ascii="Tahoma" w:hAnsi="Tahoma" w:cs="Tahoma"/>
@@ -7967,6 +10497,7 @@
               </w:rPr>
               <w:t>{#</w:t>
             </w:r>
+            <w:proofErr w:type="gramStart"/>
             <w:r>
               <w:rPr>
                 <w:rFonts w:ascii="Tahoma" w:hAnsi="Tahoma" w:cs="Tahoma"/>
@@ -7979,7 +10510,15 @@
                 <w:rFonts w:ascii="Tahoma" w:hAnsi="Tahoma" w:cs="Tahoma"/>
                 <w:bCs/>
               </w:rPr>
-              <w:t>}{no}.</w:t>
+              <w:t>}{</w:t>
+            </w:r>
+            <w:proofErr w:type="gramEnd"/>
+            <w:r>
+              <w:rPr>
+                <w:rFonts w:ascii="Tahoma" w:hAnsi="Tahoma" w:cs="Tahoma"/>
+                <w:bCs/>
+              </w:rPr>
+              <w:t>no}.</w:t>
             </w:r>
           </w:p>
         </w:tc>
@@ -8040,7 +10579,33 @@
                 <w:szCs w:val="22"/>
                 <w:lang w:val="en-GB"/>
               </w:rPr>
-              <w:t>{teks}</w:t>
+              <w:t>{</w:t>
+            </w:r>
+            <w:proofErr w:type="spellStart"/>
+            <w:r>
+              <w:rPr>
+                <w:rFonts w:ascii="Tahoma" w:hAnsi="Tahoma" w:cs="Tahoma"/>
+                <w:b w:val="0"/>
+                <w:bCs/>
+                <w:color w:val="auto"/>
+                <w:sz w:val="22"/>
+                <w:szCs w:val="22"/>
+                <w:lang w:val="en-GB"/>
+              </w:rPr>
+              <w:t>teks</w:t>
+            </w:r>
+            <w:proofErr w:type="spellEnd"/>
+            <w:r>
+              <w:rPr>
+                <w:rFonts w:ascii="Tahoma" w:hAnsi="Tahoma" w:cs="Tahoma"/>
+                <w:b w:val="0"/>
+                <w:bCs/>
+                <w:color w:val="auto"/>
+                <w:sz w:val="22"/>
+                <w:szCs w:val="22"/>
+                <w:lang w:val="en-GB"/>
+              </w:rPr>
+              <w:t>}</w:t>
             </w:r>
           </w:p>
           <w:p>
@@ -8068,7 +10633,33 @@
                 <w:szCs w:val="22"/>
                 <w:lang w:val="en-GB"/>
               </w:rPr>
-              <w:t>{/nama_jabatan}</w:t>
+              <w:t>{/</w:t>
+            </w:r>
+            <w:proofErr w:type="spellStart"/>
+            <w:r>
+              <w:rPr>
+                <w:rFonts w:ascii="Tahoma" w:hAnsi="Tahoma" w:cs="Tahoma"/>
+                <w:b w:val="0"/>
+                <w:bCs/>
+                <w:color w:val="auto"/>
+                <w:sz w:val="22"/>
+                <w:szCs w:val="22"/>
+                <w:lang w:val="en-GB"/>
+              </w:rPr>
+              <w:t>nama_jabatan</w:t>
+            </w:r>
+            <w:proofErr w:type="spellEnd"/>
+            <w:r>
+              <w:rPr>
+                <w:rFonts w:ascii="Tahoma" w:hAnsi="Tahoma" w:cs="Tahoma"/>
+                <w:b w:val="0"/>
+                <w:bCs/>
+                <w:color w:val="auto"/>
+                <w:sz w:val="22"/>
+                <w:szCs w:val="22"/>
+                <w:lang w:val="en-GB"/>
+              </w:rPr>
+              <w:t>}</w:t>
             </w:r>
           </w:p>
         </w:tc>
@@ -8129,7 +10720,33 @@
                 <w:szCs w:val="22"/>
                 <w:lang w:val="en-GB"/>
               </w:rPr>
-              <w:t>{teks}</w:t>
+              <w:t>{</w:t>
+            </w:r>
+            <w:proofErr w:type="spellStart"/>
+            <w:r>
+              <w:rPr>
+                <w:rFonts w:ascii="Tahoma" w:hAnsi="Tahoma" w:cs="Tahoma"/>
+                <w:b w:val="0"/>
+                <w:bCs/>
+                <w:color w:val="auto"/>
+                <w:sz w:val="22"/>
+                <w:szCs w:val="22"/>
+                <w:lang w:val="en-GB"/>
+              </w:rPr>
+              <w:t>teks</w:t>
+            </w:r>
+            <w:proofErr w:type="spellEnd"/>
+            <w:r>
+              <w:rPr>
+                <w:rFonts w:ascii="Tahoma" w:hAnsi="Tahoma" w:cs="Tahoma"/>
+                <w:b w:val="0"/>
+                <w:bCs/>
+                <w:color w:val="auto"/>
+                <w:sz w:val="22"/>
+                <w:szCs w:val="22"/>
+                <w:lang w:val="en-GB"/>
+              </w:rPr>
+              <w:t>}</w:t>
             </w:r>
           </w:p>
           <w:p>
@@ -8157,7 +10774,33 @@
                 <w:szCs w:val="22"/>
                 <w:lang w:val="en-GB"/>
               </w:rPr>
-              <w:t>{/unit_kerja}</w:t>
+              <w:t>{/</w:t>
+            </w:r>
+            <w:proofErr w:type="spellStart"/>
+            <w:r>
+              <w:rPr>
+                <w:rFonts w:ascii="Tahoma" w:hAnsi="Tahoma" w:cs="Tahoma"/>
+                <w:b w:val="0"/>
+                <w:bCs/>
+                <w:color w:val="auto"/>
+                <w:sz w:val="22"/>
+                <w:szCs w:val="22"/>
+                <w:lang w:val="en-GB"/>
+              </w:rPr>
+              <w:t>unit_kerja</w:t>
+            </w:r>
+            <w:proofErr w:type="spellEnd"/>
+            <w:r>
+              <w:rPr>
+                <w:rFonts w:ascii="Tahoma" w:hAnsi="Tahoma" w:cs="Tahoma"/>
+                <w:b w:val="0"/>
+                <w:bCs/>
+                <w:color w:val="auto"/>
+                <w:sz w:val="22"/>
+                <w:szCs w:val="22"/>
+                <w:lang w:val="en-GB"/>
+              </w:rPr>
+              <w:t>}</w:t>
             </w:r>
           </w:p>
         </w:tc>
@@ -8213,7 +10856,31 @@
                 <w:szCs w:val="22"/>
                 <w:lang w:val="en-ID"/>
               </w:rPr>
-              <w:t>{teks}</w:t>
+              <w:t>{</w:t>
+            </w:r>
+            <w:proofErr w:type="spellStart"/>
+            <w:r>
+              <w:rPr>
+                <w:rFonts w:ascii="Tahoma" w:eastAsia="Tahoma" w:hAnsi="Tahoma" w:cs="Tahoma"/>
+                <w:b w:val="0"/>
+                <w:bCs/>
+                <w:sz w:val="22"/>
+                <w:szCs w:val="22"/>
+                <w:lang w:val="en-ID"/>
+              </w:rPr>
+              <w:t>teks</w:t>
+            </w:r>
+            <w:proofErr w:type="spellEnd"/>
+            <w:r>
+              <w:rPr>
+                <w:rFonts w:ascii="Tahoma" w:eastAsia="Tahoma" w:hAnsi="Tahoma" w:cs="Tahoma"/>
+                <w:b w:val="0"/>
+                <w:bCs/>
+                <w:sz w:val="22"/>
+                <w:szCs w:val="22"/>
+                <w:lang w:val="en-ID"/>
+              </w:rPr>
+              <w:t>}</w:t>
             </w:r>
           </w:p>
           <w:p>
@@ -8238,7 +10905,31 @@
                 <w:szCs w:val="22"/>
                 <w:lang w:val="en-ID"/>
               </w:rPr>
-              <w:t>{/dalam_hal}</w:t>
+              <w:t>{/</w:t>
+            </w:r>
+            <w:proofErr w:type="spellStart"/>
+            <w:r>
+              <w:rPr>
+                <w:rFonts w:ascii="Tahoma" w:eastAsia="Tahoma" w:hAnsi="Tahoma" w:cs="Tahoma"/>
+                <w:b w:val="0"/>
+                <w:bCs/>
+                <w:sz w:val="22"/>
+                <w:szCs w:val="22"/>
+                <w:lang w:val="en-ID"/>
+              </w:rPr>
+              <w:t>dalam_hal</w:t>
+            </w:r>
+            <w:proofErr w:type="spellEnd"/>
+            <w:r>
+              <w:rPr>
+                <w:rFonts w:ascii="Tahoma" w:eastAsia="Tahoma" w:hAnsi="Tahoma" w:cs="Tahoma"/>
+                <w:b w:val="0"/>
+                <w:bCs/>
+                <w:sz w:val="22"/>
+                <w:szCs w:val="22"/>
+                <w:lang w:val="en-ID"/>
+              </w:rPr>
+              <w:t>}</w:t>
             </w:r>
           </w:p>
           <w:p>
@@ -8263,7 +10954,31 @@
                 <w:szCs w:val="22"/>
                 <w:lang w:val="en-ID"/>
               </w:rPr>
-              <w:t>{/korelasi}</w:t>
+              <w:t>{/</w:t>
+            </w:r>
+            <w:proofErr w:type="spellStart"/>
+            <w:r>
+              <w:rPr>
+                <w:rFonts w:ascii="Tahoma" w:eastAsia="Tahoma" w:hAnsi="Tahoma" w:cs="Tahoma"/>
+                <w:b w:val="0"/>
+                <w:bCs/>
+                <w:sz w:val="22"/>
+                <w:szCs w:val="22"/>
+                <w:lang w:val="en-ID"/>
+              </w:rPr>
+              <w:t>korelasi</w:t>
+            </w:r>
+            <w:proofErr w:type="spellEnd"/>
+            <w:r>
+              <w:rPr>
+                <w:rFonts w:ascii="Tahoma" w:eastAsia="Tahoma" w:hAnsi="Tahoma" w:cs="Tahoma"/>
+                <w:b w:val="0"/>
+                <w:bCs/>
+                <w:sz w:val="22"/>
+                <w:szCs w:val="22"/>
+                <w:lang w:val="en-ID"/>
+              </w:rPr>
+              <w:t>}</w:t>
             </w:r>
           </w:p>
         </w:tc>
@@ -8483,6 +11198,7 @@
               </w:rPr>
               <w:t>{#</w:t>
             </w:r>
+            <w:proofErr w:type="gramStart"/>
             <w:r>
               <w:rPr>
                 <w:rFonts w:ascii="Tahoma" w:hAnsi="Tahoma" w:cs="Tahoma"/>
@@ -8495,7 +11211,15 @@
                 <w:rFonts w:ascii="Tahoma" w:hAnsi="Tahoma" w:cs="Tahoma"/>
                 <w:bCs/>
               </w:rPr>
-              <w:t>}{no}.</w:t>
+              <w:t>}{</w:t>
+            </w:r>
+            <w:proofErr w:type="gramEnd"/>
+            <w:r>
+              <w:rPr>
+                <w:rFonts w:ascii="Tahoma" w:hAnsi="Tahoma" w:cs="Tahoma"/>
+                <w:bCs/>
+              </w:rPr>
+              <w:t>no}.</w:t>
             </w:r>
           </w:p>
         </w:tc>
@@ -8530,6 +11254,7 @@
               </w:rPr>
               <w:t>{</w:t>
             </w:r>
+            <w:proofErr w:type="spellStart"/>
             <w:r>
               <w:rPr>
                 <w:rFonts w:ascii="Tahoma" w:hAnsi="Tahoma" w:cs="Tahoma"/>
@@ -8542,6 +11267,7 @@
               </w:rPr>
               <w:t>aspek</w:t>
             </w:r>
+            <w:proofErr w:type="spellEnd"/>
             <w:r>
               <w:rPr>
                 <w:rFonts w:ascii="Tahoma" w:hAnsi="Tahoma" w:cs="Tahoma"/>
@@ -8585,6 +11311,7 @@
               </w:rPr>
               <w:t>{</w:t>
             </w:r>
+            <w:proofErr w:type="spellStart"/>
             <w:r>
               <w:rPr>
                 <w:rFonts w:ascii="Tahoma" w:hAnsi="Tahoma" w:cs="Tahoma"/>
@@ -8596,6 +11323,7 @@
               </w:rPr>
               <w:t>faktor</w:t>
             </w:r>
+            <w:proofErr w:type="spellEnd"/>
             <w:r>
               <w:rPr>
                 <w:rFonts w:ascii="Tahoma" w:hAnsi="Tahoma" w:cs="Tahoma"/>
@@ -8607,6 +11335,7 @@
               </w:rPr>
               <w:t>}{/</w:t>
             </w:r>
+            <w:proofErr w:type="spellStart"/>
             <w:r>
               <w:rPr>
                 <w:rFonts w:ascii="Tahoma" w:hAnsi="Tahoma" w:cs="Tahoma"/>
@@ -8618,6 +11347,7 @@
               </w:rPr>
               <w:t>kondisi</w:t>
             </w:r>
+            <w:proofErr w:type="spellEnd"/>
             <w:r>
               <w:rPr>
                 <w:rFonts w:ascii="Tahoma" w:hAnsi="Tahoma" w:cs="Tahoma"/>
@@ -8870,6 +11600,7 @@
               </w:rPr>
               <w:t>{#</w:t>
             </w:r>
+            <w:proofErr w:type="gramStart"/>
             <w:r>
               <w:rPr>
                 <w:rFonts w:ascii="Tahoma" w:hAnsi="Tahoma" w:cs="Tahoma"/>
@@ -8890,7 +11621,15 @@
                 <w:rFonts w:ascii="Tahoma" w:hAnsi="Tahoma" w:cs="Tahoma"/>
                 <w:bCs/>
               </w:rPr>
-              <w:t>}{no}.</w:t>
+              <w:t>}{</w:t>
+            </w:r>
+            <w:proofErr w:type="gramEnd"/>
+            <w:r>
+              <w:rPr>
+                <w:rFonts w:ascii="Tahoma" w:hAnsi="Tahoma" w:cs="Tahoma"/>
+                <w:bCs/>
+              </w:rPr>
+              <w:t>no}.</w:t>
             </w:r>
           </w:p>
         </w:tc>
@@ -8927,6 +11666,7 @@
               <w:lastRenderedPageBreak/>
               <w:t>{</w:t>
             </w:r>
+            <w:proofErr w:type="spellStart"/>
             <w:r>
               <w:rPr>
                 <w:rFonts w:ascii="Tahoma" w:hAnsi="Tahoma" w:cs="Tahoma"/>
@@ -8939,6 +11679,7 @@
               </w:rPr>
               <w:t>nama_risiko</w:t>
             </w:r>
+            <w:proofErr w:type="spellEnd"/>
             <w:r>
               <w:rPr>
                 <w:rFonts w:ascii="Tahoma" w:hAnsi="Tahoma" w:cs="Tahoma"/>
@@ -8983,6 +11724,7 @@
               </w:rPr>
               <w:t>{</w:t>
             </w:r>
+            <w:proofErr w:type="spellStart"/>
             <w:r>
               <w:rPr>
                 <w:rFonts w:ascii="Tahoma" w:hAnsi="Tahoma" w:cs="Tahoma"/>
@@ -8994,6 +11736,7 @@
               </w:rPr>
               <w:t>penyebab</w:t>
             </w:r>
+            <w:proofErr w:type="spellEnd"/>
             <w:r>
               <w:rPr>
                 <w:rFonts w:ascii="Tahoma" w:hAnsi="Tahoma" w:cs="Tahoma"/>
@@ -9005,6 +11748,7 @@
               </w:rPr>
               <w:t>}{/</w:t>
             </w:r>
+            <w:proofErr w:type="spellStart"/>
             <w:r>
               <w:rPr>
                 <w:rFonts w:ascii="Tahoma" w:hAnsi="Tahoma" w:cs="Tahoma"/>
@@ -9016,6 +11760,7 @@
               </w:rPr>
               <w:t>risiko</w:t>
             </w:r>
+            <w:proofErr w:type="spellEnd"/>
             <w:r>
               <w:rPr>
                 <w:rFonts w:ascii="Tahoma" w:hAnsi="Tahoma" w:cs="Tahoma"/>
@@ -9184,16 +11929,59 @@
                 <w:szCs w:val="22"/>
                 <w:lang w:val="en-ID"/>
               </w:rPr>
-              <w:t>{#syarat_jabatan}</w:t>
-            </w:r>
-            <w:r>
-              <w:rPr>
-                <w:rFonts w:ascii="Tahoma" w:hAnsi="Tahoma" w:cs="Tahoma"/>
-                <w:bCs/>
-                <w:sz w:val="22"/>
-                <w:szCs w:val="22"/>
-              </w:rPr>
-              <w:t xml:space="preserve">Keterampilan Kerja </w:t>
+              <w:t>{#syarat_</w:t>
+            </w:r>
+            <w:proofErr w:type="gramStart"/>
+            <w:r>
+              <w:rPr>
+                <w:rFonts w:ascii="Tahoma" w:hAnsi="Tahoma" w:cs="Tahoma"/>
+                <w:bCs/>
+                <w:sz w:val="22"/>
+                <w:szCs w:val="22"/>
+                <w:lang w:val="en-ID"/>
+              </w:rPr>
+              <w:t>jabatan}</w:t>
+            </w:r>
+            <w:proofErr w:type="spellStart"/>
+            <w:r>
+              <w:rPr>
+                <w:rFonts w:ascii="Tahoma" w:hAnsi="Tahoma" w:cs="Tahoma"/>
+                <w:bCs/>
+                <w:sz w:val="22"/>
+                <w:szCs w:val="22"/>
+              </w:rPr>
+              <w:t>Keterampilan</w:t>
+            </w:r>
+            <w:proofErr w:type="spellEnd"/>
+            <w:proofErr w:type="gramEnd"/>
+            <w:r>
+              <w:rPr>
+                <w:rFonts w:ascii="Tahoma" w:hAnsi="Tahoma" w:cs="Tahoma"/>
+                <w:bCs/>
+                <w:sz w:val="22"/>
+                <w:szCs w:val="22"/>
+              </w:rPr>
+              <w:t xml:space="preserve"> </w:t>
+            </w:r>
+            <w:proofErr w:type="spellStart"/>
+            <w:r>
+              <w:rPr>
+                <w:rFonts w:ascii="Tahoma" w:hAnsi="Tahoma" w:cs="Tahoma"/>
+                <w:bCs/>
+                <w:sz w:val="22"/>
+                <w:szCs w:val="22"/>
+              </w:rPr>
+              <w:t>Kerja</w:t>
+            </w:r>
+            <w:proofErr w:type="spellEnd"/>
+            <w:r>
+              <w:rPr>
+                <w:rFonts w:ascii="Tahoma" w:hAnsi="Tahoma" w:cs="Tahoma"/>
+                <w:bCs/>
+                <w:sz w:val="22"/>
+                <w:szCs w:val="22"/>
+              </w:rPr>
+              <w:t xml:space="preserve"> </w:t>
             </w:r>
           </w:p>
         </w:tc>
@@ -9291,7 +12079,33 @@
                 <w:szCs w:val="22"/>
                 <w:lang w:val="en-ID"/>
               </w:rPr>
-              <w:t>{teks}</w:t>
+              <w:t>{</w:t>
+            </w:r>
+            <w:proofErr w:type="spellStart"/>
+            <w:r>
+              <w:rPr>
+                <w:rFonts w:ascii="Tahoma" w:hAnsi="Tahoma" w:cs="Tahoma"/>
+                <w:b w:val="0"/>
+                <w:bCs/>
+                <w:color w:val="auto"/>
+                <w:sz w:val="22"/>
+                <w:szCs w:val="22"/>
+                <w:lang w:val="en-ID"/>
+              </w:rPr>
+              <w:t>teks</w:t>
+            </w:r>
+            <w:proofErr w:type="spellEnd"/>
+            <w:r>
+              <w:rPr>
+                <w:rFonts w:ascii="Tahoma" w:hAnsi="Tahoma" w:cs="Tahoma"/>
+                <w:b w:val="0"/>
+                <w:bCs/>
+                <w:color w:val="auto"/>
+                <w:sz w:val="22"/>
+                <w:szCs w:val="22"/>
+                <w:lang w:val="en-ID"/>
+              </w:rPr>
+              <w:t>}</w:t>
             </w:r>
           </w:p>
           <w:p>
@@ -9321,7 +12135,33 @@
                 <w:szCs w:val="22"/>
                 <w:lang w:val="en-ID"/>
               </w:rPr>
-              <w:t>{/keterampilan}</w:t>
+              <w:t>{/</w:t>
+            </w:r>
+            <w:proofErr w:type="spellStart"/>
+            <w:r>
+              <w:rPr>
+                <w:rFonts w:ascii="Tahoma" w:hAnsi="Tahoma" w:cs="Tahoma"/>
+                <w:b w:val="0"/>
+                <w:bCs/>
+                <w:color w:val="auto"/>
+                <w:sz w:val="22"/>
+                <w:szCs w:val="22"/>
+                <w:lang w:val="en-ID"/>
+              </w:rPr>
+              <w:t>keterampilan</w:t>
+            </w:r>
+            <w:proofErr w:type="spellEnd"/>
+            <w:r>
+              <w:rPr>
+                <w:rFonts w:ascii="Tahoma" w:hAnsi="Tahoma" w:cs="Tahoma"/>
+                <w:b w:val="0"/>
+                <w:bCs/>
+                <w:color w:val="auto"/>
+                <w:sz w:val="22"/>
+                <w:szCs w:val="22"/>
+                <w:lang w:val="en-ID"/>
+              </w:rPr>
+              <w:t>}</w:t>
             </w:r>
           </w:p>
         </w:tc>
@@ -9376,7 +12216,27 @@
                 <w:sz w:val="22"/>
                 <w:szCs w:val="22"/>
               </w:rPr>
-              <w:t xml:space="preserve">Bakat Kerja </w:t>
+              <w:t xml:space="preserve">Bakat </w:t>
+            </w:r>
+            <w:proofErr w:type="spellStart"/>
+            <w:r>
+              <w:rPr>
+                <w:rFonts w:ascii="Tahoma" w:hAnsi="Tahoma" w:cs="Tahoma"/>
+                <w:bCs/>
+                <w:sz w:val="22"/>
+                <w:szCs w:val="22"/>
+              </w:rPr>
+              <w:t>Kerja</w:t>
+            </w:r>
+            <w:proofErr w:type="spellEnd"/>
+            <w:r>
+              <w:rPr>
+                <w:rFonts w:ascii="Tahoma" w:hAnsi="Tahoma" w:cs="Tahoma"/>
+                <w:bCs/>
+                <w:sz w:val="22"/>
+                <w:szCs w:val="22"/>
+              </w:rPr>
+              <w:t xml:space="preserve"> </w:t>
             </w:r>
           </w:p>
         </w:tc>
@@ -9470,7 +12330,33 @@
                 <w:szCs w:val="22"/>
                 <w:lang w:val="en-ID"/>
               </w:rPr>
-              <w:t>{teks}</w:t>
+              <w:t>{</w:t>
+            </w:r>
+            <w:proofErr w:type="spellStart"/>
+            <w:r>
+              <w:rPr>
+                <w:rFonts w:ascii="Tahoma" w:hAnsi="Tahoma" w:cs="Tahoma"/>
+                <w:b w:val="0"/>
+                <w:bCs/>
+                <w:color w:val="auto"/>
+                <w:sz w:val="22"/>
+                <w:szCs w:val="22"/>
+                <w:lang w:val="en-ID"/>
+              </w:rPr>
+              <w:t>teks</w:t>
+            </w:r>
+            <w:proofErr w:type="spellEnd"/>
+            <w:r>
+              <w:rPr>
+                <w:rFonts w:ascii="Tahoma" w:hAnsi="Tahoma" w:cs="Tahoma"/>
+                <w:b w:val="0"/>
+                <w:bCs/>
+                <w:color w:val="auto"/>
+                <w:sz w:val="22"/>
+                <w:szCs w:val="22"/>
+                <w:lang w:val="en-ID"/>
+              </w:rPr>
+              <w:t>}</w:t>
             </w:r>
           </w:p>
           <w:p>
@@ -9498,7 +12384,33 @@
                 <w:szCs w:val="22"/>
                 <w:lang w:val="en-ID"/>
               </w:rPr>
-              <w:t>{/bakat}</w:t>
+              <w:t>{/</w:t>
+            </w:r>
+            <w:proofErr w:type="spellStart"/>
+            <w:r>
+              <w:rPr>
+                <w:rFonts w:ascii="Tahoma" w:hAnsi="Tahoma" w:cs="Tahoma"/>
+                <w:b w:val="0"/>
+                <w:bCs/>
+                <w:color w:val="auto"/>
+                <w:sz w:val="22"/>
+                <w:szCs w:val="22"/>
+                <w:lang w:val="en-ID"/>
+              </w:rPr>
+              <w:t>bakat</w:t>
+            </w:r>
+            <w:proofErr w:type="spellEnd"/>
+            <w:r>
+              <w:rPr>
+                <w:rFonts w:ascii="Tahoma" w:hAnsi="Tahoma" w:cs="Tahoma"/>
+                <w:b w:val="0"/>
+                <w:bCs/>
+                <w:color w:val="auto"/>
+                <w:sz w:val="22"/>
+                <w:szCs w:val="22"/>
+                <w:lang w:val="en-ID"/>
+              </w:rPr>
+              <w:t>}</w:t>
             </w:r>
           </w:p>
         </w:tc>
@@ -9546,14 +12458,45 @@
                 <w:szCs w:val="22"/>
               </w:rPr>
             </w:pPr>
-            <w:r>
-              <w:rPr>
-                <w:rFonts w:ascii="Tahoma" w:hAnsi="Tahoma" w:cs="Tahoma"/>
-                <w:bCs/>
-                <w:sz w:val="22"/>
-                <w:szCs w:val="22"/>
-              </w:rPr>
-              <w:t xml:space="preserve">Temperamen Kerja </w:t>
+            <w:proofErr w:type="spellStart"/>
+            <w:r>
+              <w:rPr>
+                <w:rFonts w:ascii="Tahoma" w:hAnsi="Tahoma" w:cs="Tahoma"/>
+                <w:bCs/>
+                <w:sz w:val="22"/>
+                <w:szCs w:val="22"/>
+              </w:rPr>
+              <w:t>Temperamen</w:t>
+            </w:r>
+            <w:proofErr w:type="spellEnd"/>
+            <w:r>
+              <w:rPr>
+                <w:rFonts w:ascii="Tahoma" w:hAnsi="Tahoma" w:cs="Tahoma"/>
+                <w:bCs/>
+                <w:sz w:val="22"/>
+                <w:szCs w:val="22"/>
+              </w:rPr>
+              <w:t xml:space="preserve"> </w:t>
+            </w:r>
+            <w:proofErr w:type="spellStart"/>
+            <w:r>
+              <w:rPr>
+                <w:rFonts w:ascii="Tahoma" w:hAnsi="Tahoma" w:cs="Tahoma"/>
+                <w:bCs/>
+                <w:sz w:val="22"/>
+                <w:szCs w:val="22"/>
+              </w:rPr>
+              <w:t>Kerja</w:t>
+            </w:r>
+            <w:proofErr w:type="spellEnd"/>
+            <w:r>
+              <w:rPr>
+                <w:rFonts w:ascii="Tahoma" w:hAnsi="Tahoma" w:cs="Tahoma"/>
+                <w:bCs/>
+                <w:sz w:val="22"/>
+                <w:szCs w:val="22"/>
+              </w:rPr>
+              <w:t xml:space="preserve"> </w:t>
             </w:r>
           </w:p>
         </w:tc>
@@ -9645,7 +12588,33 @@
                 <w:szCs w:val="22"/>
                 <w:lang w:val="en-ID"/>
               </w:rPr>
-              <w:t>{teks}</w:t>
+              <w:t>{</w:t>
+            </w:r>
+            <w:proofErr w:type="spellStart"/>
+            <w:r>
+              <w:rPr>
+                <w:rFonts w:ascii="Tahoma" w:hAnsi="Tahoma" w:cs="Tahoma"/>
+                <w:b w:val="0"/>
+                <w:bCs/>
+                <w:color w:val="auto"/>
+                <w:sz w:val="22"/>
+                <w:szCs w:val="22"/>
+                <w:lang w:val="en-ID"/>
+              </w:rPr>
+              <w:t>teks</w:t>
+            </w:r>
+            <w:proofErr w:type="spellEnd"/>
+            <w:r>
+              <w:rPr>
+                <w:rFonts w:ascii="Tahoma" w:hAnsi="Tahoma" w:cs="Tahoma"/>
+                <w:b w:val="0"/>
+                <w:bCs/>
+                <w:color w:val="auto"/>
+                <w:sz w:val="22"/>
+                <w:szCs w:val="22"/>
+                <w:lang w:val="en-ID"/>
+              </w:rPr>
+              <w:t>}</w:t>
             </w:r>
           </w:p>
           <w:p>
@@ -9673,7 +12642,33 @@
                 <w:szCs w:val="22"/>
                 <w:lang w:val="en-ID"/>
               </w:rPr>
-              <w:t>{/temperamen}</w:t>
+              <w:t>{/</w:t>
+            </w:r>
+            <w:proofErr w:type="spellStart"/>
+            <w:r>
+              <w:rPr>
+                <w:rFonts w:ascii="Tahoma" w:hAnsi="Tahoma" w:cs="Tahoma"/>
+                <w:b w:val="0"/>
+                <w:bCs/>
+                <w:color w:val="auto"/>
+                <w:sz w:val="22"/>
+                <w:szCs w:val="22"/>
+                <w:lang w:val="en-ID"/>
+              </w:rPr>
+              <w:t>temperamen</w:t>
+            </w:r>
+            <w:proofErr w:type="spellEnd"/>
+            <w:r>
+              <w:rPr>
+                <w:rFonts w:ascii="Tahoma" w:hAnsi="Tahoma" w:cs="Tahoma"/>
+                <w:b w:val="0"/>
+                <w:bCs/>
+                <w:color w:val="auto"/>
+                <w:sz w:val="22"/>
+                <w:szCs w:val="22"/>
+                <w:lang w:val="en-ID"/>
+              </w:rPr>
+              <w:t>}</w:t>
             </w:r>
           </w:p>
         </w:tc>
@@ -9728,7 +12723,27 @@
                 <w:sz w:val="22"/>
                 <w:szCs w:val="22"/>
               </w:rPr>
-              <w:t xml:space="preserve">Minat Kerja </w:t>
+              <w:t xml:space="preserve">Minat </w:t>
+            </w:r>
+            <w:proofErr w:type="spellStart"/>
+            <w:r>
+              <w:rPr>
+                <w:rFonts w:ascii="Tahoma" w:hAnsi="Tahoma" w:cs="Tahoma"/>
+                <w:bCs/>
+                <w:sz w:val="22"/>
+                <w:szCs w:val="22"/>
+              </w:rPr>
+              <w:t>Kerja</w:t>
+            </w:r>
+            <w:proofErr w:type="spellEnd"/>
+            <w:r>
+              <w:rPr>
+                <w:rFonts w:ascii="Tahoma" w:hAnsi="Tahoma" w:cs="Tahoma"/>
+                <w:bCs/>
+                <w:sz w:val="22"/>
+                <w:szCs w:val="22"/>
+              </w:rPr>
+              <w:t xml:space="preserve"> </w:t>
             </w:r>
           </w:p>
         </w:tc>
@@ -9820,7 +12835,33 @@
                 <w:szCs w:val="22"/>
                 <w:lang w:val="en-ID"/>
               </w:rPr>
-              <w:t>{teks}</w:t>
+              <w:t>{</w:t>
+            </w:r>
+            <w:proofErr w:type="spellStart"/>
+            <w:r>
+              <w:rPr>
+                <w:rFonts w:ascii="Tahoma" w:hAnsi="Tahoma" w:cs="Tahoma"/>
+                <w:b w:val="0"/>
+                <w:bCs/>
+                <w:color w:val="auto"/>
+                <w:sz w:val="22"/>
+                <w:szCs w:val="22"/>
+                <w:lang w:val="en-ID"/>
+              </w:rPr>
+              <w:t>teks</w:t>
+            </w:r>
+            <w:proofErr w:type="spellEnd"/>
+            <w:r>
+              <w:rPr>
+                <w:rFonts w:ascii="Tahoma" w:hAnsi="Tahoma" w:cs="Tahoma"/>
+                <w:b w:val="0"/>
+                <w:bCs/>
+                <w:color w:val="auto"/>
+                <w:sz w:val="22"/>
+                <w:szCs w:val="22"/>
+                <w:lang w:val="en-ID"/>
+              </w:rPr>
+              <w:t>}</w:t>
             </w:r>
           </w:p>
           <w:p>
@@ -9848,7 +12889,33 @@
                 <w:szCs w:val="22"/>
                 <w:lang w:val="en-ID"/>
               </w:rPr>
-              <w:t>{/minat}</w:t>
+              <w:t>{/</w:t>
+            </w:r>
+            <w:proofErr w:type="spellStart"/>
+            <w:r>
+              <w:rPr>
+                <w:rFonts w:ascii="Tahoma" w:hAnsi="Tahoma" w:cs="Tahoma"/>
+                <w:b w:val="0"/>
+                <w:bCs/>
+                <w:color w:val="auto"/>
+                <w:sz w:val="22"/>
+                <w:szCs w:val="22"/>
+                <w:lang w:val="en-ID"/>
+              </w:rPr>
+              <w:t>minat</w:t>
+            </w:r>
+            <w:proofErr w:type="spellEnd"/>
+            <w:r>
+              <w:rPr>
+                <w:rFonts w:ascii="Tahoma" w:hAnsi="Tahoma" w:cs="Tahoma"/>
+                <w:b w:val="0"/>
+                <w:bCs/>
+                <w:color w:val="auto"/>
+                <w:sz w:val="22"/>
+                <w:szCs w:val="22"/>
+                <w:lang w:val="en-ID"/>
+              </w:rPr>
+              <w:t>}</w:t>
             </w:r>
           </w:p>
         </w:tc>
@@ -9903,7 +12970,27 @@
                 <w:sz w:val="22"/>
                 <w:szCs w:val="22"/>
               </w:rPr>
-              <w:t xml:space="preserve">Upaya Fisik </w:t>
+              <w:t xml:space="preserve">Upaya </w:t>
+            </w:r>
+            <w:proofErr w:type="spellStart"/>
+            <w:r>
+              <w:rPr>
+                <w:rFonts w:ascii="Tahoma" w:hAnsi="Tahoma" w:cs="Tahoma"/>
+                <w:bCs/>
+                <w:sz w:val="22"/>
+                <w:szCs w:val="22"/>
+              </w:rPr>
+              <w:t>Fisik</w:t>
+            </w:r>
+            <w:proofErr w:type="spellEnd"/>
+            <w:r>
+              <w:rPr>
+                <w:rFonts w:ascii="Tahoma" w:hAnsi="Tahoma" w:cs="Tahoma"/>
+                <w:bCs/>
+                <w:sz w:val="22"/>
+                <w:szCs w:val="22"/>
+              </w:rPr>
+              <w:t xml:space="preserve"> </w:t>
             </w:r>
           </w:p>
         </w:tc>
@@ -9995,7 +13082,33 @@
                 <w:szCs w:val="22"/>
                 <w:lang w:val="en-ID"/>
               </w:rPr>
-              <w:t>{teks}</w:t>
+              <w:t>{</w:t>
+            </w:r>
+            <w:proofErr w:type="spellStart"/>
+            <w:r>
+              <w:rPr>
+                <w:rFonts w:ascii="Tahoma" w:hAnsi="Tahoma" w:cs="Tahoma"/>
+                <w:b w:val="0"/>
+                <w:bCs/>
+                <w:color w:val="auto"/>
+                <w:sz w:val="22"/>
+                <w:szCs w:val="22"/>
+                <w:lang w:val="en-ID"/>
+              </w:rPr>
+              <w:t>teks</w:t>
+            </w:r>
+            <w:proofErr w:type="spellEnd"/>
+            <w:r>
+              <w:rPr>
+                <w:rFonts w:ascii="Tahoma" w:hAnsi="Tahoma" w:cs="Tahoma"/>
+                <w:b w:val="0"/>
+                <w:bCs/>
+                <w:color w:val="auto"/>
+                <w:sz w:val="22"/>
+                <w:szCs w:val="22"/>
+                <w:lang w:val="en-ID"/>
+              </w:rPr>
+              <w:t>}</w:t>
             </w:r>
           </w:p>
           <w:p>
@@ -10023,7 +13136,33 @@
                 <w:szCs w:val="22"/>
                 <w:lang w:val="en-ID"/>
               </w:rPr>
-              <w:t>{/upaya_fisik}</w:t>
+              <w:t>{/</w:t>
+            </w:r>
+            <w:proofErr w:type="spellStart"/>
+            <w:r>
+              <w:rPr>
+                <w:rFonts w:ascii="Tahoma" w:hAnsi="Tahoma" w:cs="Tahoma"/>
+                <w:b w:val="0"/>
+                <w:bCs/>
+                <w:color w:val="auto"/>
+                <w:sz w:val="22"/>
+                <w:szCs w:val="22"/>
+                <w:lang w:val="en-ID"/>
+              </w:rPr>
+              <w:t>upaya_fisik</w:t>
+            </w:r>
+            <w:proofErr w:type="spellEnd"/>
+            <w:r>
+              <w:rPr>
+                <w:rFonts w:ascii="Tahoma" w:hAnsi="Tahoma" w:cs="Tahoma"/>
+                <w:b w:val="0"/>
+                <w:bCs/>
+                <w:color w:val="auto"/>
+                <w:sz w:val="22"/>
+                <w:szCs w:val="22"/>
+                <w:lang w:val="en-ID"/>
+              </w:rPr>
+              <w:t>}</w:t>
             </w:r>
           </w:p>
         </w:tc>
@@ -10071,15 +13210,37 @@
                 <w:szCs w:val="22"/>
               </w:rPr>
             </w:pPr>
-            <w:r>
-              <w:rPr>
-                <w:rFonts w:ascii="Tahoma" w:hAnsi="Tahoma" w:cs="Tahoma"/>
-                <w:bCs/>
-                <w:sz w:val="22"/>
-                <w:szCs w:val="22"/>
-              </w:rPr>
-              <w:t>Kondisi Fisik</w:t>
-            </w:r>
+            <w:proofErr w:type="spellStart"/>
+            <w:r>
+              <w:rPr>
+                <w:rFonts w:ascii="Tahoma" w:hAnsi="Tahoma" w:cs="Tahoma"/>
+                <w:bCs/>
+                <w:sz w:val="22"/>
+                <w:szCs w:val="22"/>
+              </w:rPr>
+              <w:t>Kondisi</w:t>
+            </w:r>
+            <w:proofErr w:type="spellEnd"/>
+            <w:r>
+              <w:rPr>
+                <w:rFonts w:ascii="Tahoma" w:hAnsi="Tahoma" w:cs="Tahoma"/>
+                <w:bCs/>
+                <w:sz w:val="22"/>
+                <w:szCs w:val="22"/>
+              </w:rPr>
+              <w:t xml:space="preserve"> </w:t>
+            </w:r>
+            <w:proofErr w:type="spellStart"/>
+            <w:r>
+              <w:rPr>
+                <w:rFonts w:ascii="Tahoma" w:hAnsi="Tahoma" w:cs="Tahoma"/>
+                <w:bCs/>
+                <w:sz w:val="22"/>
+                <w:szCs w:val="22"/>
+              </w:rPr>
+              <w:t>Fisik</w:t>
+            </w:r>
+            <w:proofErr w:type="spellEnd"/>
           </w:p>
         </w:tc>
         <w:tc>
@@ -10195,7 +13356,27 @@
                 <w:sz w:val="22"/>
                 <w:szCs w:val="22"/>
               </w:rPr>
-              <w:t xml:space="preserve">Jenis Kelamin </w:t>
+              <w:t xml:space="preserve">Jenis </w:t>
+            </w:r>
+            <w:proofErr w:type="spellStart"/>
+            <w:r>
+              <w:rPr>
+                <w:rFonts w:ascii="Tahoma" w:hAnsi="Tahoma" w:cs="Tahoma"/>
+                <w:bCs/>
+                <w:sz w:val="22"/>
+                <w:szCs w:val="22"/>
+              </w:rPr>
+              <w:t>Kelamin</w:t>
+            </w:r>
+            <w:proofErr w:type="spellEnd"/>
+            <w:r>
+              <w:rPr>
+                <w:rFonts w:ascii="Tahoma" w:hAnsi="Tahoma" w:cs="Tahoma"/>
+                <w:bCs/>
+                <w:sz w:val="22"/>
+                <w:szCs w:val="22"/>
+              </w:rPr>
+              <w:t xml:space="preserve"> </w:t>
             </w:r>
           </w:p>
         </w:tc>
@@ -10257,7 +13438,31 @@
                 <w:szCs w:val="22"/>
                 <w:lang w:val="en-ID"/>
               </w:rPr>
-              <w:t>{kondisi_fisik_jenkel}</w:t>
+              <w:t>{</w:t>
+            </w:r>
+            <w:proofErr w:type="spellStart"/>
+            <w:r>
+              <w:rPr>
+                <w:rFonts w:ascii="Tahoma" w:hAnsi="Tahoma" w:cs="Tahoma"/>
+                <w:b w:val="0"/>
+                <w:bCs/>
+                <w:sz w:val="22"/>
+                <w:szCs w:val="22"/>
+                <w:lang w:val="en-ID"/>
+              </w:rPr>
+              <w:t>kondisi_fisik_jenkel</w:t>
+            </w:r>
+            <w:proofErr w:type="spellEnd"/>
+            <w:r>
+              <w:rPr>
+                <w:rFonts w:ascii="Tahoma" w:hAnsi="Tahoma" w:cs="Tahoma"/>
+                <w:b w:val="0"/>
+                <w:bCs/>
+                <w:sz w:val="22"/>
+                <w:szCs w:val="22"/>
+                <w:lang w:val="en-ID"/>
+              </w:rPr>
+              <w:t>}</w:t>
             </w:r>
           </w:p>
         </w:tc>
@@ -10315,14 +13520,25 @@
               </w:rPr>
               <w:tab/>
             </w:r>
-            <w:r>
-              <w:rPr>
-                <w:rFonts w:ascii="Tahoma" w:hAnsi="Tahoma" w:cs="Tahoma"/>
-                <w:bCs/>
-                <w:sz w:val="22"/>
-                <w:szCs w:val="22"/>
-              </w:rPr>
-              <w:t xml:space="preserve">Umur </w:t>
+            <w:proofErr w:type="spellStart"/>
+            <w:r>
+              <w:rPr>
+                <w:rFonts w:ascii="Tahoma" w:hAnsi="Tahoma" w:cs="Tahoma"/>
+                <w:bCs/>
+                <w:sz w:val="22"/>
+                <w:szCs w:val="22"/>
+              </w:rPr>
+              <w:t>Umur</w:t>
+            </w:r>
+            <w:proofErr w:type="spellEnd"/>
+            <w:r>
+              <w:rPr>
+                <w:rFonts w:ascii="Tahoma" w:hAnsi="Tahoma" w:cs="Tahoma"/>
+                <w:bCs/>
+                <w:sz w:val="22"/>
+                <w:szCs w:val="22"/>
+              </w:rPr>
+              <w:t xml:space="preserve"> </w:t>
             </w:r>
           </w:p>
         </w:tc>
@@ -10385,7 +13601,31 @@
                 <w:szCs w:val="22"/>
                 <w:lang w:val="en-ID"/>
               </w:rPr>
-              <w:t>{kondisi_fisik_umur}</w:t>
+              <w:t>{</w:t>
+            </w:r>
+            <w:proofErr w:type="spellStart"/>
+            <w:r>
+              <w:rPr>
+                <w:rFonts w:ascii="Tahoma" w:hAnsi="Tahoma" w:cs="Tahoma"/>
+                <w:b w:val="0"/>
+                <w:bCs/>
+                <w:sz w:val="22"/>
+                <w:szCs w:val="22"/>
+                <w:lang w:val="en-ID"/>
+              </w:rPr>
+              <w:t>kondisi_fisik_umur</w:t>
+            </w:r>
+            <w:proofErr w:type="spellEnd"/>
+            <w:r>
+              <w:rPr>
+                <w:rFonts w:ascii="Tahoma" w:hAnsi="Tahoma" w:cs="Tahoma"/>
+                <w:b w:val="0"/>
+                <w:bCs/>
+                <w:sz w:val="22"/>
+                <w:szCs w:val="22"/>
+                <w:lang w:val="en-ID"/>
+              </w:rPr>
+              <w:t>}</w:t>
             </w:r>
           </w:p>
         </w:tc>
@@ -10513,7 +13753,31 @@
                 <w:szCs w:val="22"/>
                 <w:lang w:val="en-ID"/>
               </w:rPr>
-              <w:t>{kondisi_fisik_tb}</w:t>
+              <w:t>{</w:t>
+            </w:r>
+            <w:proofErr w:type="spellStart"/>
+            <w:r>
+              <w:rPr>
+                <w:rFonts w:ascii="Tahoma" w:hAnsi="Tahoma" w:cs="Tahoma"/>
+                <w:b w:val="0"/>
+                <w:bCs/>
+                <w:sz w:val="22"/>
+                <w:szCs w:val="22"/>
+                <w:lang w:val="en-ID"/>
+              </w:rPr>
+              <w:t>kondisi_fisik_tb</w:t>
+            </w:r>
+            <w:proofErr w:type="spellEnd"/>
+            <w:r>
+              <w:rPr>
+                <w:rFonts w:ascii="Tahoma" w:hAnsi="Tahoma" w:cs="Tahoma"/>
+                <w:b w:val="0"/>
+                <w:bCs/>
+                <w:sz w:val="22"/>
+                <w:szCs w:val="22"/>
+                <w:lang w:val="en-ID"/>
+              </w:rPr>
+              <w:t>}</w:t>
             </w:r>
           </w:p>
         </w:tc>
@@ -10641,7 +13905,31 @@
                 <w:szCs w:val="22"/>
                 <w:lang w:val="en-ID"/>
               </w:rPr>
-              <w:t>{kondisi_fisik_bb}</w:t>
+              <w:t>{</w:t>
+            </w:r>
+            <w:proofErr w:type="spellStart"/>
+            <w:r>
+              <w:rPr>
+                <w:rFonts w:ascii="Tahoma" w:hAnsi="Tahoma" w:cs="Tahoma"/>
+                <w:b w:val="0"/>
+                <w:bCs/>
+                <w:sz w:val="22"/>
+                <w:szCs w:val="22"/>
+                <w:lang w:val="en-ID"/>
+              </w:rPr>
+              <w:t>kondisi_fisik_bb</w:t>
+            </w:r>
+            <w:proofErr w:type="spellEnd"/>
+            <w:r>
+              <w:rPr>
+                <w:rFonts w:ascii="Tahoma" w:hAnsi="Tahoma" w:cs="Tahoma"/>
+                <w:b w:val="0"/>
+                <w:bCs/>
+                <w:sz w:val="22"/>
+                <w:szCs w:val="22"/>
+                <w:lang w:val="en-ID"/>
+              </w:rPr>
+              <w:t>}</w:t>
             </w:r>
           </w:p>
         </w:tc>
@@ -10699,14 +13987,25 @@
               </w:rPr>
               <w:tab/>
             </w:r>
-            <w:r>
-              <w:rPr>
-                <w:rFonts w:ascii="Tahoma" w:hAnsi="Tahoma" w:cs="Tahoma"/>
-                <w:bCs/>
-                <w:sz w:val="22"/>
-                <w:szCs w:val="22"/>
-              </w:rPr>
-              <w:t>Postur Badan</w:t>
+            <w:proofErr w:type="spellStart"/>
+            <w:r>
+              <w:rPr>
+                <w:rFonts w:ascii="Tahoma" w:hAnsi="Tahoma" w:cs="Tahoma"/>
+                <w:bCs/>
+                <w:sz w:val="22"/>
+                <w:szCs w:val="22"/>
+              </w:rPr>
+              <w:t>Postur</w:t>
+            </w:r>
+            <w:proofErr w:type="spellEnd"/>
+            <w:r>
+              <w:rPr>
+                <w:rFonts w:ascii="Tahoma" w:hAnsi="Tahoma" w:cs="Tahoma"/>
+                <w:bCs/>
+                <w:sz w:val="22"/>
+                <w:szCs w:val="22"/>
+              </w:rPr>
+              <w:t xml:space="preserve"> Badan</w:t>
             </w:r>
           </w:p>
         </w:tc>
@@ -10769,7 +14068,31 @@
                 <w:szCs w:val="22"/>
                 <w:lang w:val="en-ID"/>
               </w:rPr>
-              <w:t>{kondisi_fisik_pb}</w:t>
+              <w:t>{</w:t>
+            </w:r>
+            <w:proofErr w:type="spellStart"/>
+            <w:r>
+              <w:rPr>
+                <w:rFonts w:ascii="Tahoma" w:hAnsi="Tahoma" w:cs="Tahoma"/>
+                <w:b w:val="0"/>
+                <w:bCs/>
+                <w:sz w:val="22"/>
+                <w:szCs w:val="22"/>
+                <w:lang w:val="en-ID"/>
+              </w:rPr>
+              <w:t>kondisi_fisik_pb</w:t>
+            </w:r>
+            <w:proofErr w:type="spellEnd"/>
+            <w:r>
+              <w:rPr>
+                <w:rFonts w:ascii="Tahoma" w:hAnsi="Tahoma" w:cs="Tahoma"/>
+                <w:b w:val="0"/>
+                <w:bCs/>
+                <w:sz w:val="22"/>
+                <w:szCs w:val="22"/>
+                <w:lang w:val="en-ID"/>
+              </w:rPr>
+              <w:t>}</w:t>
             </w:r>
           </w:p>
         </w:tc>
@@ -10827,14 +14150,25 @@
               </w:rPr>
               <w:tab/>
             </w:r>
-            <w:r>
-              <w:rPr>
-                <w:rFonts w:ascii="Tahoma" w:hAnsi="Tahoma" w:cs="Tahoma"/>
-                <w:bCs/>
-                <w:sz w:val="22"/>
-                <w:szCs w:val="22"/>
-              </w:rPr>
-              <w:t xml:space="preserve">Penampilan </w:t>
+            <w:proofErr w:type="spellStart"/>
+            <w:r>
+              <w:rPr>
+                <w:rFonts w:ascii="Tahoma" w:hAnsi="Tahoma" w:cs="Tahoma"/>
+                <w:bCs/>
+                <w:sz w:val="22"/>
+                <w:szCs w:val="22"/>
+              </w:rPr>
+              <w:t>Penampilan</w:t>
+            </w:r>
+            <w:proofErr w:type="spellEnd"/>
+            <w:r>
+              <w:rPr>
+                <w:rFonts w:ascii="Tahoma" w:hAnsi="Tahoma" w:cs="Tahoma"/>
+                <w:bCs/>
+                <w:sz w:val="22"/>
+                <w:szCs w:val="22"/>
+              </w:rPr>
+              <w:t xml:space="preserve"> </w:t>
             </w:r>
           </w:p>
         </w:tc>
@@ -10897,7 +14231,31 @@
                 <w:szCs w:val="22"/>
                 <w:lang w:val="en-ID"/>
               </w:rPr>
-              <w:t>{kondisi_fisik_tampilan}</w:t>
+              <w:t>{</w:t>
+            </w:r>
+            <w:proofErr w:type="spellStart"/>
+            <w:r>
+              <w:rPr>
+                <w:rFonts w:ascii="Tahoma" w:hAnsi="Tahoma" w:cs="Tahoma"/>
+                <w:b w:val="0"/>
+                <w:bCs/>
+                <w:sz w:val="22"/>
+                <w:szCs w:val="22"/>
+                <w:lang w:val="en-ID"/>
+              </w:rPr>
+              <w:t>kondisi_fisik_tampilan</w:t>
+            </w:r>
+            <w:proofErr w:type="spellEnd"/>
+            <w:r>
+              <w:rPr>
+                <w:rFonts w:ascii="Tahoma" w:hAnsi="Tahoma" w:cs="Tahoma"/>
+                <w:b w:val="0"/>
+                <w:bCs/>
+                <w:sz w:val="22"/>
+                <w:szCs w:val="22"/>
+                <w:lang w:val="en-ID"/>
+              </w:rPr>
+              <w:t>}</w:t>
             </w:r>
           </w:p>
         </w:tc>
@@ -10953,14 +14311,34 @@
               </w:rPr>
               <w:tab/>
             </w:r>
-            <w:r>
-              <w:rPr>
-                <w:rFonts w:ascii="Tahoma" w:hAnsi="Tahoma" w:cs="Tahoma"/>
-                <w:sz w:val="22"/>
-                <w:szCs w:val="22"/>
-              </w:rPr>
-              <w:t>Keadaan Fisik</w:t>
-            </w:r>
+            <w:proofErr w:type="spellStart"/>
+            <w:r>
+              <w:rPr>
+                <w:rFonts w:ascii="Tahoma" w:hAnsi="Tahoma" w:cs="Tahoma"/>
+                <w:sz w:val="22"/>
+                <w:szCs w:val="22"/>
+              </w:rPr>
+              <w:t>Keadaan</w:t>
+            </w:r>
+            <w:proofErr w:type="spellEnd"/>
+            <w:r>
+              <w:rPr>
+                <w:rFonts w:ascii="Tahoma" w:hAnsi="Tahoma" w:cs="Tahoma"/>
+                <w:sz w:val="22"/>
+                <w:szCs w:val="22"/>
+              </w:rPr>
+              <w:t xml:space="preserve"> </w:t>
+            </w:r>
+            <w:proofErr w:type="spellStart"/>
+            <w:r>
+              <w:rPr>
+                <w:rFonts w:ascii="Tahoma" w:hAnsi="Tahoma" w:cs="Tahoma"/>
+                <w:sz w:val="22"/>
+                <w:szCs w:val="22"/>
+              </w:rPr>
+              <w:t>Fisik</w:t>
+            </w:r>
+            <w:proofErr w:type="spellEnd"/>
           </w:p>
         </w:tc>
         <w:tc>
@@ -11020,7 +14398,31 @@
                 <w:szCs w:val="22"/>
                 <w:lang w:val="en-ID"/>
               </w:rPr>
-              <w:t>{kondisi_fisik_keadaan}</w:t>
+              <w:t>{</w:t>
+            </w:r>
+            <w:proofErr w:type="spellStart"/>
+            <w:r>
+              <w:rPr>
+                <w:rFonts w:ascii="Tahoma" w:hAnsi="Tahoma" w:cs="Tahoma"/>
+                <w:b w:val="0"/>
+                <w:bCs/>
+                <w:sz w:val="22"/>
+                <w:szCs w:val="22"/>
+                <w:lang w:val="en-ID"/>
+              </w:rPr>
+              <w:t>kondisi_fisik_keadaan</w:t>
+            </w:r>
+            <w:proofErr w:type="spellEnd"/>
+            <w:r>
+              <w:rPr>
+                <w:rFonts w:ascii="Tahoma" w:hAnsi="Tahoma" w:cs="Tahoma"/>
+                <w:b w:val="0"/>
+                <w:bCs/>
+                <w:sz w:val="22"/>
+                <w:szCs w:val="22"/>
+                <w:lang w:val="en-ID"/>
+              </w:rPr>
+              <w:t>}</w:t>
             </w:r>
           </w:p>
         </w:tc>
@@ -11067,14 +14469,35 @@
                 <w:szCs w:val="22"/>
               </w:rPr>
             </w:pPr>
-            <w:r>
-              <w:rPr>
-                <w:rFonts w:ascii="Tahoma" w:hAnsi="Tahoma" w:cs="Tahoma"/>
-                <w:bCs/>
-                <w:sz w:val="22"/>
-                <w:szCs w:val="22"/>
-              </w:rPr>
-              <w:t>Fungsi Pekerja</w:t>
+            <w:proofErr w:type="spellStart"/>
+            <w:r>
+              <w:rPr>
+                <w:rFonts w:ascii="Tahoma" w:hAnsi="Tahoma" w:cs="Tahoma"/>
+                <w:bCs/>
+                <w:sz w:val="22"/>
+                <w:szCs w:val="22"/>
+              </w:rPr>
+              <w:t>Fungsi</w:t>
+            </w:r>
+            <w:proofErr w:type="spellEnd"/>
+            <w:r>
+              <w:rPr>
+                <w:rFonts w:ascii="Tahoma" w:hAnsi="Tahoma" w:cs="Tahoma"/>
+                <w:bCs/>
+                <w:sz w:val="22"/>
+                <w:szCs w:val="22"/>
+              </w:rPr>
+              <w:t xml:space="preserve"> </w:t>
+            </w:r>
+            <w:proofErr w:type="spellStart"/>
+            <w:r>
+              <w:rPr>
+                <w:rFonts w:ascii="Tahoma" w:hAnsi="Tahoma" w:cs="Tahoma"/>
+                <w:bCs/>
+                <w:sz w:val="22"/>
+                <w:szCs w:val="22"/>
+              </w:rPr>
+              <w:t>Pekerja</w:t>
             </w:r>
             <w:r>
               <w:rPr>
@@ -11085,6 +14508,7 @@
               </w:rPr>
               <w:t>an</w:t>
             </w:r>
+            <w:proofErr w:type="spellEnd"/>
             <w:r>
               <w:rPr>
                 <w:rFonts w:ascii="Tahoma" w:hAnsi="Tahoma" w:cs="Tahoma"/>
@@ -11182,7 +14606,31 @@
                 <w:szCs w:val="22"/>
                 <w:lang w:val="en-ID"/>
               </w:rPr>
-              <w:t>{teks}</w:t>
+              <w:t>{</w:t>
+            </w:r>
+            <w:proofErr w:type="spellStart"/>
+            <w:r>
+              <w:rPr>
+                <w:rFonts w:ascii="Tahoma" w:hAnsi="Tahoma" w:cs="Tahoma"/>
+                <w:b w:val="0"/>
+                <w:bCs/>
+                <w:sz w:val="22"/>
+                <w:szCs w:val="22"/>
+                <w:lang w:val="en-ID"/>
+              </w:rPr>
+              <w:t>teks</w:t>
+            </w:r>
+            <w:proofErr w:type="spellEnd"/>
+            <w:r>
+              <w:rPr>
+                <w:rFonts w:ascii="Tahoma" w:hAnsi="Tahoma" w:cs="Tahoma"/>
+                <w:b w:val="0"/>
+                <w:bCs/>
+                <w:sz w:val="22"/>
+                <w:szCs w:val="22"/>
+                <w:lang w:val="en-ID"/>
+              </w:rPr>
+              <w:t>}</w:t>
             </w:r>
           </w:p>
           <w:p>
@@ -11208,18 +14656,90 @@
                 <w:szCs w:val="22"/>
                 <w:lang w:val="en-ID"/>
               </w:rPr>
-              <w:t>{/fungsi_pekerja}</w:t>
-            </w:r>
-            <w:r>
-              <w:rPr>
-                <w:rFonts w:ascii="Tahoma" w:hAnsi="Tahoma" w:cs="Tahoma"/>
-                <w:b w:val="0"/>
-                <w:bCs/>
-                <w:sz w:val="22"/>
-                <w:szCs w:val="22"/>
-                <w:lang w:val="en-ID"/>
-              </w:rPr>
-              <w:t>{/syarat_jabatan}</w:t>
+              <w:t>{/</w:t>
+            </w:r>
+            <w:proofErr w:type="spellStart"/>
+            <w:r>
+              <w:rPr>
+                <w:rFonts w:ascii="Tahoma" w:hAnsi="Tahoma" w:cs="Tahoma"/>
+                <w:b w:val="0"/>
+                <w:bCs/>
+                <w:sz w:val="22"/>
+                <w:szCs w:val="22"/>
+                <w:lang w:val="en-ID"/>
+              </w:rPr>
+              <w:t>fungsi_</w:t>
+            </w:r>
+            <w:proofErr w:type="gramStart"/>
+            <w:r>
+              <w:rPr>
+                <w:rFonts w:ascii="Tahoma" w:hAnsi="Tahoma" w:cs="Tahoma"/>
+                <w:b w:val="0"/>
+                <w:bCs/>
+                <w:sz w:val="22"/>
+                <w:szCs w:val="22"/>
+                <w:lang w:val="en-ID"/>
+              </w:rPr>
+              <w:t>pekerja</w:t>
+            </w:r>
+            <w:proofErr w:type="spellEnd"/>
+            <w:r>
+              <w:rPr>
+                <w:rFonts w:ascii="Tahoma" w:hAnsi="Tahoma" w:cs="Tahoma"/>
+                <w:b w:val="0"/>
+                <w:bCs/>
+                <w:sz w:val="22"/>
+                <w:szCs w:val="22"/>
+                <w:lang w:val="en-ID"/>
+              </w:rPr>
+              <w:t>}</w:t>
+            </w:r>
+            <w:r>
+              <w:rPr>
+                <w:rFonts w:ascii="Tahoma" w:hAnsi="Tahoma" w:cs="Tahoma"/>
+                <w:b w:val="0"/>
+                <w:bCs/>
+                <w:sz w:val="22"/>
+                <w:szCs w:val="22"/>
+                <w:lang w:val="en-ID"/>
+              </w:rPr>
+              <w:t>{</w:t>
+            </w:r>
+            <w:proofErr w:type="gramEnd"/>
+            <w:r>
+              <w:rPr>
+                <w:rFonts w:ascii="Tahoma" w:hAnsi="Tahoma" w:cs="Tahoma"/>
+                <w:b w:val="0"/>
+                <w:bCs/>
+                <w:sz w:val="22"/>
+                <w:szCs w:val="22"/>
+                <w:lang w:val="en-ID"/>
+              </w:rPr>
+              <w:t>/</w:t>
+            </w:r>
+            <w:proofErr w:type="spellStart"/>
+            <w:r>
+              <w:rPr>
+                <w:rFonts w:ascii="Tahoma" w:hAnsi="Tahoma" w:cs="Tahoma"/>
+                <w:b w:val="0"/>
+                <w:bCs/>
+                <w:sz w:val="22"/>
+                <w:szCs w:val="22"/>
+                <w:lang w:val="en-ID"/>
+              </w:rPr>
+              <w:t>syarat_jabatan</w:t>
+            </w:r>
+            <w:proofErr w:type="spellEnd"/>
+            <w:r>
+              <w:rPr>
+                <w:rFonts w:ascii="Tahoma" w:hAnsi="Tahoma" w:cs="Tahoma"/>
+                <w:b w:val="0"/>
+                <w:bCs/>
+                <w:sz w:val="22"/>
+                <w:szCs w:val="22"/>
+                <w:lang w:val="en-ID"/>
+              </w:rPr>
+              <w:t>}</w:t>
             </w:r>
           </w:p>
         </w:tc>
@@ -11317,7 +14837,17 @@
           <w:sz w:val="22"/>
           <w:szCs w:val="22"/>
         </w:rPr>
-        <w:t>YANG DIHARAPKAN</w:t>
+        <w:t xml:space="preserve">YANG </w:t>
+      </w:r>
+      <w:proofErr w:type="gramStart"/>
+      <w:r>
+        <w:rPr>
+          <w:rFonts w:ascii="Tahoma" w:hAnsi="Tahoma" w:cs="Tahoma"/>
+          <w:bCs/>
+          <w:sz w:val="22"/>
+          <w:szCs w:val="22"/>
+        </w:rPr>
+        <w:t>DIHARAPKAN</w:t>
       </w:r>
       <w:r>
         <w:rPr>
@@ -11341,6 +14871,7 @@
         </w:rPr>
         <w:t>:</w:t>
       </w:r>
+      <w:proofErr w:type="gramEnd"/>
     </w:p>
     <w:p>
       <w:pPr>
@@ -11366,6 +14897,7 @@
         </w:rPr>
         <w:t>{</w:t>
       </w:r>
+      <w:proofErr w:type="spellStart"/>
       <w:r>
         <w:rPr>
           <w:rFonts w:ascii="Tahoma" w:hAnsi="Tahoma" w:cs="Tahoma"/>
@@ -11377,6 +14909,7 @@
         </w:rPr>
         <w:t>prestasi_diharapkan</w:t>
       </w:r>
+      <w:proofErr w:type="spellEnd"/>
       <w:r>
         <w:rPr>
           <w:rFonts w:ascii="Tahoma" w:hAnsi="Tahoma" w:cs="Tahoma"/>
@@ -11451,7 +14984,17 @@
           <w:sz w:val="22"/>
           <w:szCs w:val="22"/>
         </w:rPr>
-        <w:t>KELAS JABATAN</w:t>
+        <w:t xml:space="preserve">KELAS </w:t>
+      </w:r>
+      <w:proofErr w:type="gramStart"/>
+      <w:r>
+        <w:rPr>
+          <w:rFonts w:ascii="Tahoma" w:hAnsi="Tahoma" w:cs="Tahoma"/>
+          <w:bCs/>
+          <w:sz w:val="22"/>
+          <w:szCs w:val="22"/>
+        </w:rPr>
+        <w:t>JABATAN</w:t>
       </w:r>
       <w:r>
         <w:rPr>
@@ -11474,6 +15017,7 @@
         </w:rPr>
         <w:t>:</w:t>
       </w:r>
+      <w:proofErr w:type="gramEnd"/>
     </w:p>
     <w:bookmarkEnd w:id="0"/>
     <w:p>
@@ -11500,7 +15044,31 @@
           <w:szCs w:val="22"/>
           <w:lang w:val="en-ID"/>
         </w:rPr>
-        <w:t>{kelas_jabatan}</w:t>
+        <w:t>{</w:t>
+      </w:r>
+      <w:proofErr w:type="spellStart"/>
+      <w:r>
+        <w:rPr>
+          <w:rFonts w:ascii="Tahoma" w:hAnsi="Tahoma" w:cs="Tahoma"/>
+          <w:bCs/>
+          <w:color w:val="000000"/>
+          <w:sz w:val="22"/>
+          <w:szCs w:val="22"/>
+          <w:lang w:val="en-ID"/>
+        </w:rPr>
+        <w:t>kelas_jabatan</w:t>
+      </w:r>
+      <w:proofErr w:type="spellEnd"/>
+      <w:r>
+        <w:rPr>
+          <w:rFonts w:ascii="Tahoma" w:hAnsi="Tahoma" w:cs="Tahoma"/>
+          <w:bCs/>
+          <w:color w:val="000000"/>
+          <w:sz w:val="22"/>
+          <w:szCs w:val="22"/>
+          <w:lang w:val="en-ID"/>
+        </w:rPr>
+        <w:t>}</w:t>
       </w:r>
     </w:p>
     <w:sectPr>
@@ -11514,7 +15082,7 @@
 </file>
 
 <file path=word/endnotes.xml><?xml version="1.0" encoding="utf-8"?>
-<w:endnotes xmlns:wpc="http://schemas.microsoft.com/office/word/2010/wordprocessingCanvas" xmlns:cx="http://schemas.microsoft.com/office/drawing/2014/chartex" xmlns:cx1="http://schemas.microsoft.com/office/drawing/2015/9/8/chartex" xmlns:cx2="http://schemas.microsoft.com/office/drawing/2015/10/21/chartex" xmlns:cx3="http://schemas.microsoft.com/office/drawing/2016/5/9/chartex" xmlns:cx4="http://schemas.microsoft.com/office/drawing/2016/5/10/chartex" xmlns:cx5="http://schemas.microsoft.com/office/drawing/2016/5/11/chartex" xmlns:cx6="http://schemas.microsoft.com/office/drawing/2016/5/12/chartex" xmlns:cx7="http://schemas.microsoft.com/office/drawing/2016/5/13/chartex" xmlns:cx8="http://schemas.microsoft.com/office/drawing/2016/5/14/chartex" xmlns:mc="http://schemas.openxmlformats.org/markup-compatibility/2006" xmlns:aink="http://schemas.microsoft.com/office/drawing/2016/ink" xmlns:am3d="http://schemas.microsoft.com/office/drawing/2017/model3d" xmlns:o="urn:schemas-microsoft-com:office:office" xmlns:oel="http://schemas.microsoft.com/office/2019/extlst" xmlns:r="http://schemas.openxmlformats.org/officeDocument/2006/relationships" xmlns:m="http://schemas.openxmlformats.org/officeDocument/2006/math" xmlns:v="urn:schemas-microsoft-com:vml" xmlns:wp14="http://schemas.microsoft.com/office/word/2010/wordprocessingDrawing" xmlns:wp="http://schemas.openxmlformats.org/drawingml/2006/wordprocessingDrawing" xmlns:w10="urn:schemas-microsoft-com:office:word" xmlns:w="http://schemas.openxmlformats.org/wordprocessingml/2006/main" xmlns:w14="http://schemas.microsoft.com/office/word/2010/wordml" xmlns:w15="http://schemas.microsoft.com/office/word/2012/wordml" xmlns:w16cei="http://schemas.microsoft.com/office/word/2026/wordml/cei" xmlns:w16cex="http://schemas.microsoft.com/office/word/2018/wordml/cex" xmlns:w16cid="http://schemas.microsoft.com/office/word/2016/wordml/cid" xmlns:w16="http://schemas.microsoft.com/office/word/2018/wordml" xmlns:w16du="http://schemas.microsoft.com/office/word/2023/wordml/word16du" xmlns:w16sdtdh="http://schemas.microsoft.com/office/word/2020/wordml/sdtdatahash" xmlns:w16sdtfl="http://schemas.microsoft.com/office/word/2024/wordml/sdtformatlock" xmlns:w16se="http://schemas.microsoft.com/office/word/2015/wordml/symex" xmlns:wpg="http://schemas.microsoft.com/office/word/2010/wordprocessingGroup" xmlns:wpi="http://schemas.microsoft.com/office/word/2010/wordprocessingInk" xmlns:wne="http://schemas.microsoft.com/office/word/2006/wordml" xmlns:wps="http://schemas.microsoft.com/office/word/2010/wordprocessingShape" mc:Ignorable="w14 w15 w16se w16cid w16 w16cex w16sdtdh w16sdtfl w16du wp14">
+<w:endnotes xmlns:wpc="http://schemas.microsoft.com/office/word/2010/wordprocessingCanvas" xmlns:cx="http://schemas.microsoft.com/office/drawing/2014/chartex" xmlns:cx1="http://schemas.microsoft.com/office/drawing/2015/9/8/chartex" xmlns:cx2="http://schemas.microsoft.com/office/drawing/2015/10/21/chartex" xmlns:cx3="http://schemas.microsoft.com/office/drawing/2016/5/9/chartex" xmlns:cx4="http://schemas.microsoft.com/office/drawing/2016/5/10/chartex" xmlns:cx5="http://schemas.microsoft.com/office/drawing/2016/5/11/chartex" xmlns:cx6="http://schemas.microsoft.com/office/drawing/2016/5/12/chartex" xmlns:cx7="http://schemas.microsoft.com/office/drawing/2016/5/13/chartex" xmlns:cx8="http://schemas.microsoft.com/office/drawing/2016/5/14/chartex" xmlns:mc="http://schemas.openxmlformats.org/markup-compatibility/2006" xmlns:aink="http://schemas.microsoft.com/office/drawing/2016/ink" xmlns:am3d="http://schemas.microsoft.com/office/drawing/2017/model3d" xmlns:o="urn:schemas-microsoft-com:office:office" xmlns:oel="http://schemas.microsoft.com/office/2019/extlst" xmlns:r="http://schemas.openxmlformats.org/officeDocument/2006/relationships" xmlns:m="http://schemas.openxmlformats.org/officeDocument/2006/math" xmlns:v="urn:schemas-microsoft-com:vml" xmlns:wp14="http://schemas.microsoft.com/office/word/2010/wordprocessingDrawing" xmlns:wp="http://schemas.openxmlformats.org/drawingml/2006/wordprocessingDrawing" xmlns:w10="urn:schemas-microsoft-com:office:word" xmlns:w="http://schemas.openxmlformats.org/wordprocessingml/2006/main" xmlns:w14="http://schemas.microsoft.com/office/word/2010/wordml" xmlns:w15="http://schemas.microsoft.com/office/word/2012/wordml" xmlns:w16cex="http://schemas.microsoft.com/office/word/2018/wordml/cex" xmlns:w16cid="http://schemas.microsoft.com/office/word/2016/wordml/cid" xmlns:w16="http://schemas.microsoft.com/office/word/2018/wordml" xmlns:w16du="http://schemas.microsoft.com/office/word/2023/wordml/word16du" xmlns:w16sdtdh="http://schemas.microsoft.com/office/word/2020/wordml/sdtdatahash" xmlns:w16sdtfl="http://schemas.microsoft.com/office/word/2024/wordml/sdtformatlock" xmlns:w16se="http://schemas.microsoft.com/office/word/2015/wordml/symex" xmlns:wpg="http://schemas.microsoft.com/office/word/2010/wordprocessingGroup" xmlns:wpi="http://schemas.microsoft.com/office/word/2010/wordprocessingInk" xmlns:wne="http://schemas.microsoft.com/office/word/2006/wordml" xmlns:wps="http://schemas.microsoft.com/office/word/2010/wordprocessingShape" mc:Ignorable="w14 w15 w16se w16cid w16 w16cex w16sdtdh w16sdtfl w16du wp14">
   <w:endnote w:type="separator" w:id="-1">
     <w:p>
       <w:pPr>
@@ -11539,7 +15107,7 @@
 </file>
 
 <file path=word/footnotes.xml><?xml version="1.0" encoding="utf-8"?>
-<w:footnotes xmlns:wpc="http://schemas.microsoft.com/office/word/2010/wordprocessingCanvas" xmlns:cx="http://schemas.microsoft.com/office/drawing/2014/chartex" xmlns:cx1="http://schemas.microsoft.com/office/drawing/2015/9/8/chartex" xmlns:cx2="http://schemas.microsoft.com/office/drawing/2015/10/21/chartex" xmlns:cx3="http://schemas.microsoft.com/office/drawing/2016/5/9/chartex" xmlns:cx4="http://schemas.microsoft.com/office/drawing/2016/5/10/chartex" xmlns:cx5="http://schemas.microsoft.com/office/drawing/2016/5/11/chartex" xmlns:cx6="http://schemas.microsoft.com/office/drawing/2016/5/12/chartex" xmlns:cx7="http://schemas.microsoft.com/office/drawing/2016/5/13/chartex" xmlns:cx8="http://schemas.microsoft.com/office/drawing/2016/5/14/chartex" xmlns:mc="http://schemas.openxmlformats.org/markup-compatibility/2006" xmlns:aink="http://schemas.microsoft.com/office/drawing/2016/ink" xmlns:am3d="http://schemas.microsoft.com/office/drawing/2017/model3d" xmlns:o="urn:schemas-microsoft-com:office:office" xmlns:oel="http://schemas.microsoft.com/office/2019/extlst" xmlns:r="http://schemas.openxmlformats.org/officeDocument/2006/relationships" xmlns:m="http://schemas.openxmlformats.org/officeDocument/2006/math" xmlns:v="urn:schemas-microsoft-com:vml" xmlns:wp14="http://schemas.microsoft.com/office/word/2010/wordprocessingDrawing" xmlns:wp="http://schemas.openxmlformats.org/drawingml/2006/wordprocessingDrawing" xmlns:w10="urn:schemas-microsoft-com:office:word" xmlns:w="http://schemas.openxmlformats.org/wordprocessingml/2006/main" xmlns:w14="http://schemas.microsoft.com/office/word/2010/wordml" xmlns:w15="http://schemas.microsoft.com/office/word/2012/wordml" xmlns:w16cei="http://schemas.microsoft.com/office/word/2026/wordml/cei" xmlns:w16cex="http://schemas.microsoft.com/office/word/2018/wordml/cex" xmlns:w16cid="http://schemas.microsoft.com/office/word/2016/wordml/cid" xmlns:w16="http://schemas.microsoft.com/office/word/2018/wordml" xmlns:w16du="http://schemas.microsoft.com/office/word/2023/wordml/word16du" xmlns:w16sdtdh="http://schemas.microsoft.com/office/word/2020/wordml/sdtdatahash" xmlns:w16sdtfl="http://schemas.microsoft.com/office/word/2024/wordml/sdtformatlock" xmlns:w16se="http://schemas.microsoft.com/office/word/2015/wordml/symex" xmlns:wpg="http://schemas.microsoft.com/office/word/2010/wordprocessingGroup" xmlns:wpi="http://schemas.microsoft.com/office/word/2010/wordprocessingInk" xmlns:wne="http://schemas.microsoft.com/office/word/2006/wordml" xmlns:wps="http://schemas.microsoft.com/office/word/2010/wordprocessingShape" mc:Ignorable="w14 w15 w16se w16cid w16 w16cex w16sdtdh w16sdtfl w16du wp14">
+<w:footnotes xmlns:wpc="http://schemas.microsoft.com/office/word/2010/wordprocessingCanvas" xmlns:cx="http://schemas.microsoft.com/office/drawing/2014/chartex" xmlns:cx1="http://schemas.microsoft.com/office/drawing/2015/9/8/chartex" xmlns:cx2="http://schemas.microsoft.com/office/drawing/2015/10/21/chartex" xmlns:cx3="http://schemas.microsoft.com/office/drawing/2016/5/9/chartex" xmlns:cx4="http://schemas.microsoft.com/office/drawing/2016/5/10/chartex" xmlns:cx5="http://schemas.microsoft.com/office/drawing/2016/5/11/chartex" xmlns:cx6="http://schemas.microsoft.com/office/drawing/2016/5/12/chartex" xmlns:cx7="http://schemas.microsoft.com/office/drawing/2016/5/13/chartex" xmlns:cx8="http://schemas.microsoft.com/office/drawing/2016/5/14/chartex" xmlns:mc="http://schemas.openxmlformats.org/markup-compatibility/2006" xmlns:aink="http://schemas.microsoft.com/office/drawing/2016/ink" xmlns:am3d="http://schemas.microsoft.com/office/drawing/2017/model3d" xmlns:o="urn:schemas-microsoft-com:office:office" xmlns:oel="http://schemas.microsoft.com/office/2019/extlst" xmlns:r="http://schemas.openxmlformats.org/officeDocument/2006/relationships" xmlns:m="http://schemas.openxmlformats.org/officeDocument/2006/math" xmlns:v="urn:schemas-microsoft-com:vml" xmlns:wp14="http://schemas.microsoft.com/office/word/2010/wordprocessingDrawing" xmlns:wp="http://schemas.openxmlformats.org/drawingml/2006/wordprocessingDrawing" xmlns:w10="urn:schemas-microsoft-com:office:word" xmlns:w="http://schemas.openxmlformats.org/wordprocessingml/2006/main" xmlns:w14="http://schemas.microsoft.com/office/word/2010/wordml" xmlns:w15="http://schemas.microsoft.com/office/word/2012/wordml" xmlns:w16cex="http://schemas.microsoft.com/office/word/2018/wordml/cex" xmlns:w16cid="http://schemas.microsoft.com/office/word/2016/wordml/cid" xmlns:w16="http://schemas.microsoft.com/office/word/2018/wordml" xmlns:w16du="http://schemas.microsoft.com/office/word/2023/wordml/word16du" xmlns:w16sdtdh="http://schemas.microsoft.com/office/word/2020/wordml/sdtdatahash" xmlns:w16sdtfl="http://schemas.microsoft.com/office/word/2024/wordml/sdtformatlock" xmlns:w16se="http://schemas.microsoft.com/office/word/2015/wordml/symex" xmlns:wpg="http://schemas.microsoft.com/office/word/2010/wordprocessingGroup" xmlns:wpi="http://schemas.microsoft.com/office/word/2010/wordprocessingInk" xmlns:wne="http://schemas.microsoft.com/office/word/2006/wordml" xmlns:wps="http://schemas.microsoft.com/office/word/2010/wordprocessingShape" mc:Ignorable="w14 w15 w16se w16cid w16 w16cex w16sdtdh w16sdtfl w16du wp14">
   <w:footnote w:type="separator" w:id="-1">
     <w:p>
       <w:pPr>
@@ -11564,7 +15132,7 @@
 </file>
 
 <file path=word/numbering.xml><?xml version="1.0" encoding="utf-8"?>
-<w:numbering xmlns:wpc="http://schemas.microsoft.com/office/word/2010/wordprocessingCanvas" xmlns:cx="http://schemas.microsoft.com/office/drawing/2014/chartex" xmlns:cx1="http://schemas.microsoft.com/office/drawing/2015/9/8/chartex" xmlns:cx2="http://schemas.microsoft.com/office/drawing/2015/10/21/chartex" xmlns:cx3="http://schemas.microsoft.com/office/drawing/2016/5/9/chartex" xmlns:cx4="http://schemas.microsoft.com/office/drawing/2016/5/10/chartex" xmlns:cx5="http://schemas.microsoft.com/office/drawing/2016/5/11/chartex" xmlns:cx6="http://schemas.microsoft.com/office/drawing/2016/5/12/chartex" xmlns:cx7="http://schemas.microsoft.com/office/drawing/2016/5/13/chartex" xmlns:cx8="http://schemas.microsoft.com/office/drawing/2016/5/14/chartex" xmlns:mc="http://schemas.openxmlformats.org/markup-compatibility/2006" xmlns:aink="http://schemas.microsoft.com/office/drawing/2016/ink" xmlns:am3d="http://schemas.microsoft.com/office/drawing/2017/model3d" xmlns:o="urn:schemas-microsoft-com:office:office" xmlns:oel="http://schemas.microsoft.com/office/2019/extlst" xmlns:r="http://schemas.openxmlformats.org/officeDocument/2006/relationships" xmlns:m="http://schemas.openxmlformats.org/officeDocument/2006/math" xmlns:v="urn:schemas-microsoft-com:vml" xmlns:wp14="http://schemas.microsoft.com/office/word/2010/wordprocessingDrawing" xmlns:wp="http://schemas.openxmlformats.org/drawingml/2006/wordprocessingDrawing" xmlns:w10="urn:schemas-microsoft-com:office:word" xmlns:w="http://schemas.openxmlformats.org/wordprocessingml/2006/main" xmlns:w14="http://schemas.microsoft.com/office/word/2010/wordml" xmlns:w15="http://schemas.microsoft.com/office/word/2012/wordml" xmlns:w16cei="http://schemas.microsoft.com/office/word/2026/wordml/cei" xmlns:w16cex="http://schemas.microsoft.com/office/word/2018/wordml/cex" xmlns:w16cid="http://schemas.microsoft.com/office/word/2016/wordml/cid" xmlns:w16="http://schemas.microsoft.com/office/word/2018/wordml" xmlns:w16du="http://schemas.microsoft.com/office/word/2023/wordml/word16du" xmlns:w16sdtdh="http://schemas.microsoft.com/office/word/2020/wordml/sdtdatahash" xmlns:w16sdtfl="http://schemas.microsoft.com/office/word/2024/wordml/sdtformatlock" xmlns:w16se="http://schemas.microsoft.com/office/word/2015/wordml/symex" xmlns:wpg="http://schemas.microsoft.com/office/word/2010/wordprocessingGroup" xmlns:wpi="http://schemas.microsoft.com/office/word/2010/wordprocessingInk" xmlns:wne="http://schemas.microsoft.com/office/word/2006/wordml" xmlns:wps="http://schemas.microsoft.com/office/word/2010/wordprocessingShape" mc:Ignorable="w14 w15 w16se w16cid w16 w16cex w16sdtdh w16sdtfl w16du wp14">
+<w:numbering xmlns:wpc="http://schemas.microsoft.com/office/word/2010/wordprocessingCanvas" xmlns:cx="http://schemas.microsoft.com/office/drawing/2014/chartex" xmlns:cx1="http://schemas.microsoft.com/office/drawing/2015/9/8/chartex" xmlns:cx2="http://schemas.microsoft.com/office/drawing/2015/10/21/chartex" xmlns:cx3="http://schemas.microsoft.com/office/drawing/2016/5/9/chartex" xmlns:cx4="http://schemas.microsoft.com/office/drawing/2016/5/10/chartex" xmlns:cx5="http://schemas.microsoft.com/office/drawing/2016/5/11/chartex" xmlns:cx6="http://schemas.microsoft.com/office/drawing/2016/5/12/chartex" xmlns:cx7="http://schemas.microsoft.com/office/drawing/2016/5/13/chartex" xmlns:cx8="http://schemas.microsoft.com/office/drawing/2016/5/14/chartex" xmlns:mc="http://schemas.openxmlformats.org/markup-compatibility/2006" xmlns:aink="http://schemas.microsoft.com/office/drawing/2016/ink" xmlns:am3d="http://schemas.microsoft.com/office/drawing/2017/model3d" xmlns:o="urn:schemas-microsoft-com:office:office" xmlns:oel="http://schemas.microsoft.com/office/2019/extlst" xmlns:r="http://schemas.openxmlformats.org/officeDocument/2006/relationships" xmlns:m="http://schemas.openxmlformats.org/officeDocument/2006/math" xmlns:v="urn:schemas-microsoft-com:vml" xmlns:wp14="http://schemas.microsoft.com/office/word/2010/wordprocessingDrawing" xmlns:wp="http://schemas.openxmlformats.org/drawingml/2006/wordprocessingDrawing" xmlns:w10="urn:schemas-microsoft-com:office:word" xmlns:w="http://schemas.openxmlformats.org/wordprocessingml/2006/main" xmlns:w14="http://schemas.microsoft.com/office/word/2010/wordml" xmlns:w15="http://schemas.microsoft.com/office/word/2012/wordml" xmlns:w16cex="http://schemas.microsoft.com/office/word/2018/wordml/cex" xmlns:w16cid="http://schemas.microsoft.com/office/word/2016/wordml/cid" xmlns:w16="http://schemas.microsoft.com/office/word/2018/wordml" xmlns:w16du="http://schemas.microsoft.com/office/word/2023/wordml/word16du" xmlns:w16sdtdh="http://schemas.microsoft.com/office/word/2020/wordml/sdtdatahash" xmlns:w16sdtfl="http://schemas.microsoft.com/office/word/2024/wordml/sdtformatlock" xmlns:w16se="http://schemas.microsoft.com/office/word/2015/wordml/symex" xmlns:wpg="http://schemas.microsoft.com/office/word/2010/wordprocessingGroup" xmlns:wpi="http://schemas.microsoft.com/office/word/2010/wordprocessingInk" xmlns:wne="http://schemas.microsoft.com/office/word/2006/wordml" xmlns:wps="http://schemas.microsoft.com/office/word/2010/wordprocessingShape" mc:Ignorable="w14 w15 w16se w16cid w16 w16cex w16sdtdh w16sdtfl w16du wp14">
   <w:abstractNum w:abstractNumId="0" w15:restartNumberingAfterBreak="0">
     <w:nsid w:val="001E340C"/>
     <w:multiLevelType w:val="hybridMultilevel"/>
